--- a/notes/Отчёт Анализ данных о клиентах банка.docx
+++ b/notes/Отчёт Анализ данных о клиентах банка.docx
@@ -73,23 +73,7 @@
           <w:b/>
           <w:bCs/>
         </w:rPr>
-        <w:t>Курс: «Проектный семинар "</w:t>
-      </w:r>
-      <w:proofErr w:type="spellStart"/>
-      <w:r>
-        <w:rPr>
-          <w:b/>
-          <w:bCs/>
-        </w:rPr>
-        <w:t>Python</w:t>
-      </w:r>
-      <w:proofErr w:type="spellEnd"/>
-      <w:r>
-        <w:rPr>
-          <w:b/>
-          <w:bCs/>
-        </w:rPr>
-        <w:t xml:space="preserve"> в науке о данных"»</w:t>
+        <w:t>Курс: «Проектный семинар "Python в науке о данных"»</w:t>
       </w:r>
     </w:p>
     <w:p>
@@ -323,25 +307,7 @@
           <w:sz w:val="24"/>
           <w:szCs w:val="24"/>
         </w:rPr>
-        <w:t xml:space="preserve"> </w:t>
-      </w:r>
-      <w:proofErr w:type="spellStart"/>
-      <w:r>
-        <w:rPr>
-          <w:rFonts w:ascii="Calibri Light" w:eastAsia="Calibri Light" w:hAnsi="Calibri Light" w:cs="Calibri Light"/>
-          <w:sz w:val="24"/>
-          <w:szCs w:val="24"/>
-        </w:rPr>
-        <w:t>визуал</w:t>
-      </w:r>
-      <w:proofErr w:type="spellEnd"/>
-      <w:r>
-        <w:rPr>
-          <w:rFonts w:ascii="Calibri Light" w:eastAsia="Calibri Light" w:hAnsi="Calibri Light" w:cs="Calibri Light"/>
-          <w:sz w:val="24"/>
-          <w:szCs w:val="24"/>
-        </w:rPr>
-        <w:t xml:space="preserve"> и приложение</w:t>
+        <w:t xml:space="preserve"> визуал и приложение</w:t>
       </w:r>
     </w:p>
     <w:p>
@@ -372,7 +338,13 @@
         <w:rPr>
           <w:color w:val="555555"/>
         </w:rPr>
-        <w:t>2025</w:t>
+        <w:t>202</w:t>
+      </w:r>
+      <w:r>
+        <w:rPr>
+          <w:color w:val="555555"/>
+        </w:rPr>
+        <w:t>6</w:t>
       </w:r>
     </w:p>
     <w:p>
@@ -621,15 +593,7 @@
         <w:jc w:val="both"/>
       </w:pPr>
       <w:r>
-        <w:t>Настоящий отчёт описывает результаты самостоятельной работы по курсу «Проектный семинар "</w:t>
-      </w:r>
-      <w:proofErr w:type="spellStart"/>
-      <w:r>
-        <w:t>Python</w:t>
-      </w:r>
-      <w:proofErr w:type="spellEnd"/>
-      <w:r>
-        <w:t xml:space="preserve"> в науке о данных"». В рамках работы разработано информационно</w:t>
+        <w:t>Настоящий отчёт описывает результаты самостоятельной работы по курсу «Проектный семинар "Python в науке о данных"». В рамках работы разработано информационно</w:t>
       </w:r>
       <w:r>
         <w:t>-</w:t>
@@ -873,119 +837,7 @@
                 <w:sz w:val="20"/>
                 <w:szCs w:val="20"/>
               </w:rPr>
-              <w:t>Реализация 3 текстовых отчётов (</w:t>
-            </w:r>
-            <w:proofErr w:type="spellStart"/>
-            <w:r>
-              <w:rPr>
-                <w:sz w:val="20"/>
-                <w:szCs w:val="20"/>
-              </w:rPr>
-              <w:t>report_simple</w:t>
-            </w:r>
-            <w:proofErr w:type="spellEnd"/>
-            <w:r>
-              <w:rPr>
-                <w:sz w:val="20"/>
-                <w:szCs w:val="20"/>
-              </w:rPr>
-              <w:t xml:space="preserve">, </w:t>
-            </w:r>
-            <w:proofErr w:type="spellStart"/>
-            <w:r>
-              <w:rPr>
-                <w:sz w:val="20"/>
-                <w:szCs w:val="20"/>
-              </w:rPr>
-              <w:t>report_statistics</w:t>
-            </w:r>
-            <w:proofErr w:type="spellEnd"/>
-            <w:r>
-              <w:rPr>
-                <w:sz w:val="20"/>
-                <w:szCs w:val="20"/>
-              </w:rPr>
-              <w:t xml:space="preserve">, </w:t>
-            </w:r>
-            <w:proofErr w:type="spellStart"/>
-            <w:r>
-              <w:rPr>
-                <w:sz w:val="20"/>
-                <w:szCs w:val="20"/>
-              </w:rPr>
-              <w:t>report_pivot</w:t>
-            </w:r>
-            <w:proofErr w:type="spellEnd"/>
-            <w:r>
-              <w:rPr>
-                <w:sz w:val="20"/>
-                <w:szCs w:val="20"/>
-              </w:rPr>
-              <w:t>), логика инициализации данных (_</w:t>
-            </w:r>
-            <w:proofErr w:type="spellStart"/>
-            <w:r>
-              <w:rPr>
-                <w:sz w:val="20"/>
-                <w:szCs w:val="20"/>
-              </w:rPr>
-              <w:t>init_data</w:t>
-            </w:r>
-            <w:proofErr w:type="spellEnd"/>
-            <w:r>
-              <w:rPr>
-                <w:sz w:val="20"/>
-                <w:szCs w:val="20"/>
-              </w:rPr>
-              <w:t>), загрузка CSV (</w:t>
-            </w:r>
-            <w:proofErr w:type="spellStart"/>
-            <w:r>
-              <w:rPr>
-                <w:sz w:val="20"/>
-                <w:szCs w:val="20"/>
-              </w:rPr>
-              <w:t>load_source_csv</w:t>
-            </w:r>
-            <w:proofErr w:type="spellEnd"/>
-            <w:r>
-              <w:rPr>
-                <w:sz w:val="20"/>
-                <w:szCs w:val="20"/>
-              </w:rPr>
-              <w:t>), конфигурация (</w:t>
-            </w:r>
-            <w:proofErr w:type="spellStart"/>
-            <w:r>
-              <w:rPr>
-                <w:sz w:val="20"/>
-                <w:szCs w:val="20"/>
-              </w:rPr>
-              <w:t>load_config</w:t>
-            </w:r>
-            <w:proofErr w:type="spellEnd"/>
-            <w:r>
-              <w:rPr>
-                <w:sz w:val="20"/>
-                <w:szCs w:val="20"/>
-              </w:rPr>
-              <w:t xml:space="preserve">, </w:t>
-            </w:r>
-            <w:proofErr w:type="spellStart"/>
-            <w:r>
-              <w:rPr>
-                <w:sz w:val="20"/>
-                <w:szCs w:val="20"/>
-              </w:rPr>
-              <w:t>get_param</w:t>
-            </w:r>
-            <w:proofErr w:type="spellEnd"/>
-            <w:r>
-              <w:rPr>
-                <w:sz w:val="20"/>
-                <w:szCs w:val="20"/>
-              </w:rPr>
-              <w:t>), функция оценки клиентов</w:t>
+              <w:t>Реализация 3 текстовых отчётов (report_simple, report_statistics, report_pivot), логика инициализации данных (_init_data), загрузка CSV (load_source_csv), конфигурация (load_config, get_param), функция оценки клиентов</w:t>
             </w:r>
           </w:p>
         </w:tc>
@@ -1036,21 +888,12 @@
             </w:tcMar>
           </w:tcPr>
           <w:p>
-            <w:proofErr w:type="spellStart"/>
-            <w:r>
-              <w:rPr>
-                <w:sz w:val="20"/>
-                <w:szCs w:val="20"/>
-              </w:rPr>
-              <w:t>Визуал</w:t>
-            </w:r>
-            <w:proofErr w:type="spellEnd"/>
-            <w:r>
-              <w:rPr>
-                <w:sz w:val="20"/>
-                <w:szCs w:val="20"/>
-              </w:rPr>
-              <w:t xml:space="preserve"> и приложение</w:t>
+            <w:r>
+              <w:rPr>
+                <w:sz w:val="20"/>
+                <w:szCs w:val="20"/>
+              </w:rPr>
+              <w:t>Визуал и приложение</w:t>
             </w:r>
           </w:p>
         </w:tc>
@@ -1105,32 +948,44 @@
                 <w:szCs w:val="20"/>
                 <w:lang w:val="en-US"/>
               </w:rPr>
-              <w:t xml:space="preserve"> (</w:t>
-            </w:r>
-            <w:proofErr w:type="spellStart"/>
+              <w:t xml:space="preserve"> (build_main_window), </w:t>
+            </w:r>
+            <w:r>
+              <w:rPr>
+                <w:sz w:val="20"/>
+                <w:szCs w:val="20"/>
+              </w:rPr>
+              <w:t>все</w:t>
+            </w:r>
             <w:r>
               <w:rPr>
                 <w:sz w:val="20"/>
                 <w:szCs w:val="20"/>
                 <w:lang w:val="en-US"/>
               </w:rPr>
-              <w:t>build_main_window</w:t>
-            </w:r>
-            <w:proofErr w:type="spellEnd"/>
+              <w:t xml:space="preserve"> 4 </w:t>
+            </w:r>
+            <w:r>
+              <w:rPr>
+                <w:sz w:val="20"/>
+                <w:szCs w:val="20"/>
+              </w:rPr>
+              <w:t>графических</w:t>
+            </w:r>
             <w:r>
               <w:rPr>
                 <w:sz w:val="20"/>
                 <w:szCs w:val="20"/>
                 <w:lang w:val="en-US"/>
               </w:rPr>
-              <w:t xml:space="preserve">), </w:t>
-            </w:r>
-            <w:r>
-              <w:rPr>
-                <w:sz w:val="20"/>
-                <w:szCs w:val="20"/>
-              </w:rPr>
-              <w:t>все</w:t>
+              <w:t xml:space="preserve"> </w:t>
+            </w:r>
+            <w:r>
+              <w:rPr>
+                <w:sz w:val="20"/>
+                <w:szCs w:val="20"/>
+              </w:rPr>
+              <w:t>отчёта</w:t>
             </w:r>
             <w:r>
               <w:rPr>
@@ -1138,14 +993,14 @@
                 <w:szCs w:val="20"/>
                 <w:lang w:val="en-US"/>
               </w:rPr>
-              <w:t xml:space="preserve"> 4 </w:t>
-            </w:r>
-            <w:r>
-              <w:rPr>
-                <w:sz w:val="20"/>
-                <w:szCs w:val="20"/>
-              </w:rPr>
-              <w:t>графических</w:t>
+              <w:t xml:space="preserve"> (report_bar_chart, report_histogram, report_boxplot, report_scatter), </w:t>
+            </w:r>
+            <w:r>
+              <w:rPr>
+                <w:sz w:val="20"/>
+                <w:szCs w:val="20"/>
+              </w:rPr>
+              <w:t>виджеты</w:t>
             </w:r>
             <w:r>
               <w:rPr>
@@ -1153,181 +1008,7 @@
                 <w:szCs w:val="20"/>
                 <w:lang w:val="en-US"/>
               </w:rPr>
-              <w:t xml:space="preserve"> </w:t>
-            </w:r>
-            <w:r>
-              <w:rPr>
-                <w:sz w:val="20"/>
-                <w:szCs w:val="20"/>
-              </w:rPr>
-              <w:t>отчёта</w:t>
-            </w:r>
-            <w:r>
-              <w:rPr>
-                <w:sz w:val="20"/>
-                <w:szCs w:val="20"/>
-                <w:lang w:val="en-US"/>
-              </w:rPr>
-              <w:t xml:space="preserve"> (</w:t>
-            </w:r>
-            <w:proofErr w:type="spellStart"/>
-            <w:r>
-              <w:rPr>
-                <w:sz w:val="20"/>
-                <w:szCs w:val="20"/>
-                <w:lang w:val="en-US"/>
-              </w:rPr>
-              <w:t>report_bar_chart</w:t>
-            </w:r>
-            <w:proofErr w:type="spellEnd"/>
-            <w:r>
-              <w:rPr>
-                <w:sz w:val="20"/>
-                <w:szCs w:val="20"/>
-                <w:lang w:val="en-US"/>
-              </w:rPr>
-              <w:t xml:space="preserve">, </w:t>
-            </w:r>
-            <w:proofErr w:type="spellStart"/>
-            <w:r>
-              <w:rPr>
-                <w:sz w:val="20"/>
-                <w:szCs w:val="20"/>
-                <w:lang w:val="en-US"/>
-              </w:rPr>
-              <w:t>report_histogram</w:t>
-            </w:r>
-            <w:proofErr w:type="spellEnd"/>
-            <w:r>
-              <w:rPr>
-                <w:sz w:val="20"/>
-                <w:szCs w:val="20"/>
-                <w:lang w:val="en-US"/>
-              </w:rPr>
-              <w:t xml:space="preserve">, </w:t>
-            </w:r>
-            <w:proofErr w:type="spellStart"/>
-            <w:r>
-              <w:rPr>
-                <w:sz w:val="20"/>
-                <w:szCs w:val="20"/>
-                <w:lang w:val="en-US"/>
-              </w:rPr>
-              <w:t>report_boxplot</w:t>
-            </w:r>
-            <w:proofErr w:type="spellEnd"/>
-            <w:r>
-              <w:rPr>
-                <w:sz w:val="20"/>
-                <w:szCs w:val="20"/>
-                <w:lang w:val="en-US"/>
-              </w:rPr>
-              <w:t xml:space="preserve">, </w:t>
-            </w:r>
-            <w:proofErr w:type="spellStart"/>
-            <w:r>
-              <w:rPr>
-                <w:sz w:val="20"/>
-                <w:szCs w:val="20"/>
-                <w:lang w:val="en-US"/>
-              </w:rPr>
-              <w:t>report_scatter</w:t>
-            </w:r>
-            <w:proofErr w:type="spellEnd"/>
-            <w:r>
-              <w:rPr>
-                <w:sz w:val="20"/>
-                <w:szCs w:val="20"/>
-                <w:lang w:val="en-US"/>
-              </w:rPr>
-              <w:t xml:space="preserve">), </w:t>
-            </w:r>
-            <w:r>
-              <w:rPr>
-                <w:sz w:val="20"/>
-                <w:szCs w:val="20"/>
-              </w:rPr>
-              <w:t>виджеты</w:t>
-            </w:r>
-            <w:r>
-              <w:rPr>
-                <w:sz w:val="20"/>
-                <w:szCs w:val="20"/>
-                <w:lang w:val="en-US"/>
-              </w:rPr>
-              <w:t xml:space="preserve"> GUI (_</w:t>
-            </w:r>
-            <w:proofErr w:type="spellStart"/>
-            <w:r>
-              <w:rPr>
-                <w:sz w:val="20"/>
-                <w:szCs w:val="20"/>
-                <w:lang w:val="en-US"/>
-              </w:rPr>
-              <w:t>make_label</w:t>
-            </w:r>
-            <w:proofErr w:type="spellEnd"/>
-            <w:r>
-              <w:rPr>
-                <w:sz w:val="20"/>
-                <w:szCs w:val="20"/>
-                <w:lang w:val="en-US"/>
-              </w:rPr>
-              <w:t>, _</w:t>
-            </w:r>
-            <w:proofErr w:type="spellStart"/>
-            <w:r>
-              <w:rPr>
-                <w:sz w:val="20"/>
-                <w:szCs w:val="20"/>
-                <w:lang w:val="en-US"/>
-              </w:rPr>
-              <w:t>make_button</w:t>
-            </w:r>
-            <w:proofErr w:type="spellEnd"/>
-            <w:r>
-              <w:rPr>
-                <w:sz w:val="20"/>
-                <w:szCs w:val="20"/>
-                <w:lang w:val="en-US"/>
-              </w:rPr>
-              <w:t>, _</w:t>
-            </w:r>
-            <w:proofErr w:type="spellStart"/>
-            <w:r>
-              <w:rPr>
-                <w:sz w:val="20"/>
-                <w:szCs w:val="20"/>
-                <w:lang w:val="en-US"/>
-              </w:rPr>
-              <w:t>make_combobox</w:t>
-            </w:r>
-            <w:proofErr w:type="spellEnd"/>
-            <w:r>
-              <w:rPr>
-                <w:sz w:val="20"/>
-                <w:szCs w:val="20"/>
-                <w:lang w:val="en-US"/>
-              </w:rPr>
-              <w:t>, _</w:t>
-            </w:r>
-            <w:proofErr w:type="spellStart"/>
-            <w:r>
-              <w:rPr>
-                <w:sz w:val="20"/>
-                <w:szCs w:val="20"/>
-                <w:lang w:val="en-US"/>
-              </w:rPr>
-              <w:t>show_df_in_tree</w:t>
-            </w:r>
-            <w:proofErr w:type="spellEnd"/>
-            <w:r>
-              <w:rPr>
-                <w:sz w:val="20"/>
-                <w:szCs w:val="20"/>
-                <w:lang w:val="en-US"/>
-              </w:rPr>
-              <w:t xml:space="preserve">), </w:t>
+              <w:t xml:space="preserve"> GUI (_make_label, _make_button, _make_combobox, _show_df_in_tree), </w:t>
             </w:r>
             <w:r>
               <w:rPr>
@@ -1461,81 +1142,8 @@
                 <w:sz w:val="20"/>
                 <w:szCs w:val="20"/>
               </w:rPr>
-              <w:t>операции справочников (_</w:t>
-            </w:r>
-            <w:proofErr w:type="spellStart"/>
-            <w:r>
-              <w:rPr>
-                <w:sz w:val="20"/>
-                <w:szCs w:val="20"/>
-              </w:rPr>
-              <w:t>open_handbook_window</w:t>
-            </w:r>
-            <w:proofErr w:type="spellEnd"/>
-            <w:r>
-              <w:rPr>
-                <w:sz w:val="20"/>
-                <w:szCs w:val="20"/>
-              </w:rPr>
-              <w:t>, _</w:t>
-            </w:r>
-            <w:proofErr w:type="spellStart"/>
-            <w:r>
-              <w:rPr>
-                <w:sz w:val="20"/>
-                <w:szCs w:val="20"/>
-              </w:rPr>
-              <w:t>add_record</w:t>
-            </w:r>
-            <w:proofErr w:type="spellEnd"/>
-            <w:r>
-              <w:rPr>
-                <w:sz w:val="20"/>
-                <w:szCs w:val="20"/>
-              </w:rPr>
-              <w:t>, _</w:t>
-            </w:r>
-            <w:proofErr w:type="spellStart"/>
-            <w:r>
-              <w:rPr>
-                <w:sz w:val="20"/>
-                <w:szCs w:val="20"/>
-              </w:rPr>
-              <w:t>edit_record</w:t>
-            </w:r>
-            <w:proofErr w:type="spellEnd"/>
-            <w:r>
-              <w:rPr>
-                <w:sz w:val="20"/>
-                <w:szCs w:val="20"/>
-              </w:rPr>
-              <w:t>, _</w:t>
-            </w:r>
-            <w:proofErr w:type="spellStart"/>
-            <w:r>
-              <w:rPr>
-                <w:sz w:val="20"/>
-                <w:szCs w:val="20"/>
-              </w:rPr>
-              <w:t>delete_record</w:t>
-            </w:r>
-            <w:proofErr w:type="spellEnd"/>
-            <w:r>
-              <w:rPr>
-                <w:sz w:val="20"/>
-                <w:szCs w:val="20"/>
-              </w:rPr>
-              <w:t xml:space="preserve">), работа с </w:t>
-            </w:r>
-            <w:proofErr w:type="spellStart"/>
-            <w:r>
-              <w:rPr>
-                <w:sz w:val="20"/>
-                <w:szCs w:val="20"/>
-              </w:rPr>
-              <w:t>pickle</w:t>
-            </w:r>
-            <w:proofErr w:type="spellEnd"/>
+              <w:t>операции справочников (_open_handbook_window, _add_record, _edit_record, _delete_record), работа с pickle</w:t>
+            </w:r>
             <w:r>
               <w:rPr>
                 <w:sz w:val="20"/>
@@ -1548,55 +1156,7 @@
                 <w:sz w:val="20"/>
                 <w:szCs w:val="20"/>
               </w:rPr>
-              <w:t>файлами (</w:t>
-            </w:r>
-            <w:proofErr w:type="spellStart"/>
-            <w:r>
-              <w:rPr>
-                <w:sz w:val="20"/>
-                <w:szCs w:val="20"/>
-              </w:rPr>
-              <w:t>save_dataframe</w:t>
-            </w:r>
-            <w:proofErr w:type="spellEnd"/>
-            <w:r>
-              <w:rPr>
-                <w:sz w:val="20"/>
-                <w:szCs w:val="20"/>
-              </w:rPr>
-              <w:t xml:space="preserve">, </w:t>
-            </w:r>
-            <w:proofErr w:type="spellStart"/>
-            <w:r>
-              <w:rPr>
-                <w:sz w:val="20"/>
-                <w:szCs w:val="20"/>
-              </w:rPr>
-              <w:t>load_dataframe</w:t>
-            </w:r>
-            <w:proofErr w:type="spellEnd"/>
-            <w:r>
-              <w:rPr>
-                <w:sz w:val="20"/>
-                <w:szCs w:val="20"/>
-              </w:rPr>
-              <w:t>), нормализация данных (</w:t>
-            </w:r>
-            <w:proofErr w:type="spellStart"/>
-            <w:r>
-              <w:rPr>
-                <w:sz w:val="20"/>
-                <w:szCs w:val="20"/>
-              </w:rPr>
-              <w:t>split_to_handbooks</w:t>
-            </w:r>
-            <w:proofErr w:type="spellEnd"/>
-            <w:r>
-              <w:rPr>
-                <w:sz w:val="20"/>
-                <w:szCs w:val="20"/>
-              </w:rPr>
-              <w:t>), валидация вводимых значений</w:t>
+              <w:t>файлами (save_dataframe, load_dataframe), нормализация данных (split_to_handbooks), валидация вводимых значений</w:t>
             </w:r>
           </w:p>
         </w:tc>
@@ -1636,47 +1196,7 @@
         <w:t>-</w:t>
       </w:r>
       <w:r>
-        <w:t xml:space="preserve">аналитического приложения на языке </w:t>
-      </w:r>
-      <w:proofErr w:type="spellStart"/>
-      <w:r>
-        <w:t>Python</w:t>
-      </w:r>
-      <w:proofErr w:type="spellEnd"/>
-      <w:r>
-        <w:t xml:space="preserve"> с использованием библиотек </w:t>
-      </w:r>
-      <w:proofErr w:type="spellStart"/>
-      <w:r>
-        <w:t>NumPy</w:t>
-      </w:r>
-      <w:proofErr w:type="spellEnd"/>
-      <w:r>
-        <w:t xml:space="preserve">, </w:t>
-      </w:r>
-      <w:proofErr w:type="spellStart"/>
-      <w:r>
-        <w:t>Pandas</w:t>
-      </w:r>
-      <w:proofErr w:type="spellEnd"/>
-      <w:r>
-        <w:t xml:space="preserve">, </w:t>
-      </w:r>
-      <w:proofErr w:type="spellStart"/>
-      <w:r>
-        <w:t>Matplotlib</w:t>
-      </w:r>
-      <w:proofErr w:type="spellEnd"/>
-      <w:r>
-        <w:t xml:space="preserve"> и графического интерфейса </w:t>
-      </w:r>
-      <w:proofErr w:type="spellStart"/>
-      <w:r>
-        <w:t>Tkinter</w:t>
-      </w:r>
-      <w:proofErr w:type="spellEnd"/>
-      <w:r>
-        <w:t>. Ниже приведено соответствие требований ТЗ выполненной реализации.</w:t>
+        <w:t>аналитического приложения на языке Python с использованием библиотек NumPy, Pandas, Matplotlib и графического интерфейса Tkinter. Ниже приведено соответствие требований ТЗ выполненной реализации.</w:t>
       </w:r>
     </w:p>
     <w:p>
@@ -1831,55 +1351,7 @@
                 <w:sz w:val="20"/>
                 <w:szCs w:val="20"/>
               </w:rPr>
-              <w:t xml:space="preserve">GUI на </w:t>
-            </w:r>
-            <w:proofErr w:type="spellStart"/>
-            <w:r>
-              <w:rPr>
-                <w:sz w:val="20"/>
-                <w:szCs w:val="20"/>
-              </w:rPr>
-              <w:t>Tkinter</w:t>
-            </w:r>
-            <w:proofErr w:type="spellEnd"/>
-            <w:r>
-              <w:rPr>
-                <w:sz w:val="20"/>
-                <w:szCs w:val="20"/>
-              </w:rPr>
-              <w:t xml:space="preserve"> (ТЗ указывало </w:t>
-            </w:r>
-            <w:proofErr w:type="spellStart"/>
-            <w:r>
-              <w:rPr>
-                <w:sz w:val="20"/>
-                <w:szCs w:val="20"/>
-              </w:rPr>
-              <w:t>Streamlit</w:t>
-            </w:r>
-            <w:proofErr w:type="spellEnd"/>
-            <w:r>
-              <w:rPr>
-                <w:sz w:val="20"/>
-                <w:szCs w:val="20"/>
-              </w:rPr>
-              <w:t xml:space="preserve">, реализовано на </w:t>
-            </w:r>
-            <w:proofErr w:type="spellStart"/>
-            <w:r>
-              <w:rPr>
-                <w:sz w:val="20"/>
-                <w:szCs w:val="20"/>
-              </w:rPr>
-              <w:t>Tkinter</w:t>
-            </w:r>
-            <w:proofErr w:type="spellEnd"/>
-            <w:r>
-              <w:rPr>
-                <w:sz w:val="20"/>
-                <w:szCs w:val="20"/>
-              </w:rPr>
-              <w:t>)</w:t>
+              <w:t>GUI на Tkinter (ТЗ указывало Streamlit, реализовано на Tkinter)</w:t>
             </w:r>
           </w:p>
         </w:tc>
@@ -1947,23 +1419,7 @@
                 <w:sz w:val="20"/>
                 <w:szCs w:val="20"/>
               </w:rPr>
-              <w:t xml:space="preserve"> полноценный GUI с боковым меню, </w:t>
-            </w:r>
-            <w:proofErr w:type="spellStart"/>
-            <w:r>
-              <w:rPr>
-                <w:sz w:val="20"/>
-                <w:szCs w:val="20"/>
-              </w:rPr>
-              <w:t>Treeview</w:t>
-            </w:r>
-            <w:proofErr w:type="spellEnd"/>
-            <w:r>
-              <w:rPr>
-                <w:sz w:val="20"/>
-                <w:szCs w:val="20"/>
-              </w:rPr>
-              <w:t>, диалогами</w:t>
+              <w:t xml:space="preserve"> полноценный GUI с боковым меню, Treeview, диалогами</w:t>
             </w:r>
           </w:p>
         </w:tc>
@@ -2143,39 +1599,7 @@
                 <w:sz w:val="20"/>
                 <w:szCs w:val="20"/>
               </w:rPr>
-              <w:t>_</w:t>
-            </w:r>
-            <w:proofErr w:type="spellStart"/>
-            <w:r>
-              <w:rPr>
-                <w:sz w:val="20"/>
-                <w:szCs w:val="20"/>
-              </w:rPr>
-              <w:t>make_</w:t>
-            </w:r>
-            <w:proofErr w:type="gramStart"/>
-            <w:r>
-              <w:rPr>
-                <w:sz w:val="20"/>
-                <w:szCs w:val="20"/>
-              </w:rPr>
-              <w:t>combobox</w:t>
-            </w:r>
-            <w:proofErr w:type="spellEnd"/>
-            <w:r>
-              <w:rPr>
-                <w:sz w:val="20"/>
-                <w:szCs w:val="20"/>
-              </w:rPr>
-              <w:t>(</w:t>
-            </w:r>
-            <w:proofErr w:type="gramEnd"/>
-            <w:r>
-              <w:rPr>
-                <w:sz w:val="20"/>
-                <w:szCs w:val="20"/>
-              </w:rPr>
-              <w:t>) с фиксированными значениями для всех категориальных полей</w:t>
+              <w:t>_make_combobox() с фиксированными значениями для всех категориальных полей</w:t>
             </w:r>
           </w:p>
         </w:tc>
@@ -2350,47 +1774,13 @@
             </w:tcMar>
           </w:tcPr>
           <w:p>
-            <w:proofErr w:type="spellStart"/>
-            <w:r>
-              <w:rPr>
-                <w:sz w:val="20"/>
-                <w:szCs w:val="20"/>
-              </w:rPr>
-              <w:t>df_clients</w:t>
-            </w:r>
-            <w:proofErr w:type="spellEnd"/>
-            <w:r>
-              <w:rPr>
-                <w:sz w:val="20"/>
-                <w:szCs w:val="20"/>
-              </w:rPr>
-              <w:t xml:space="preserve"> (демография) и </w:t>
-            </w:r>
-            <w:proofErr w:type="spellStart"/>
-            <w:r>
-              <w:rPr>
-                <w:sz w:val="20"/>
-                <w:szCs w:val="20"/>
-              </w:rPr>
-              <w:t>df_finance</w:t>
-            </w:r>
-            <w:proofErr w:type="spellEnd"/>
-            <w:r>
-              <w:rPr>
-                <w:sz w:val="20"/>
-                <w:szCs w:val="20"/>
-              </w:rPr>
-              <w:t xml:space="preserve"> (финансы), связаны по </w:t>
-            </w:r>
-            <w:proofErr w:type="spellStart"/>
-            <w:r>
-              <w:rPr>
-                <w:sz w:val="20"/>
-                <w:szCs w:val="20"/>
-              </w:rPr>
-              <w:t>ID_клиента</w:t>
-            </w:r>
-            <w:proofErr w:type="spellEnd"/>
+            <w:r>
+              <w:rPr>
+                <w:sz w:val="20"/>
+                <w:szCs w:val="20"/>
+              </w:rPr>
+              <w:t>df_clients (демография) и df_finance (финансы), связаны по ID_клиента</w:t>
+            </w:r>
           </w:p>
         </w:tc>
       </w:tr>
@@ -2418,48 +1808,7 @@
                 <w:sz w:val="20"/>
                 <w:szCs w:val="20"/>
               </w:rPr>
-              <w:t xml:space="preserve">Хранение </w:t>
-            </w:r>
-            <w:proofErr w:type="gramStart"/>
-            <w:r>
-              <w:rPr>
-                <w:sz w:val="20"/>
-                <w:szCs w:val="20"/>
-              </w:rPr>
-              <w:t>в .</w:t>
-            </w:r>
-            <w:proofErr w:type="spellStart"/>
-            <w:r>
-              <w:rPr>
-                <w:sz w:val="20"/>
-                <w:szCs w:val="20"/>
-              </w:rPr>
-              <w:t>pkl</w:t>
-            </w:r>
-            <w:proofErr w:type="spellEnd"/>
-            <w:proofErr w:type="gramEnd"/>
-            <w:r>
-              <w:rPr>
-                <w:sz w:val="20"/>
-                <w:szCs w:val="20"/>
-              </w:rPr>
-              <w:t xml:space="preserve"> (каталог </w:t>
-            </w:r>
-            <w:proofErr w:type="spellStart"/>
-            <w:r>
-              <w:rPr>
-                <w:sz w:val="20"/>
-                <w:szCs w:val="20"/>
-              </w:rPr>
-              <w:t>data</w:t>
-            </w:r>
-            <w:proofErr w:type="spellEnd"/>
-            <w:r>
-              <w:rPr>
-                <w:sz w:val="20"/>
-                <w:szCs w:val="20"/>
-              </w:rPr>
-              <w:t>/)</w:t>
+              <w:t>Хранение в .pkl (каталог data/)</w:t>
             </w:r>
           </w:p>
         </w:tc>
@@ -2513,69 +1862,29 @@
                 <w:lang w:val="en-US"/>
               </w:rPr>
             </w:pPr>
-            <w:proofErr w:type="spellStart"/>
-            <w:proofErr w:type="gramStart"/>
             <w:r>
               <w:rPr>
                 <w:sz w:val="20"/>
                 <w:szCs w:val="20"/>
                 <w:lang w:val="en-US"/>
               </w:rPr>
-              <w:t>pickle.dump</w:t>
-            </w:r>
-            <w:proofErr w:type="spellEnd"/>
-            <w:proofErr w:type="gramEnd"/>
+              <w:t xml:space="preserve">pickle.dump/load </w:t>
+            </w:r>
+            <w:r>
+              <w:rPr>
+                <w:sz w:val="20"/>
+                <w:szCs w:val="20"/>
+              </w:rPr>
+              <w:t>через</w:t>
+            </w:r>
             <w:r>
               <w:rPr>
                 <w:sz w:val="20"/>
                 <w:szCs w:val="20"/>
                 <w:lang w:val="en-US"/>
               </w:rPr>
-              <w:t xml:space="preserve">/load </w:t>
-            </w:r>
-            <w:r>
-              <w:rPr>
-                <w:sz w:val="20"/>
-                <w:szCs w:val="20"/>
-              </w:rPr>
-              <w:t>через</w:t>
-            </w:r>
-            <w:r>
-              <w:rPr>
-                <w:sz w:val="20"/>
-                <w:szCs w:val="20"/>
-                <w:lang w:val="en-US"/>
-              </w:rPr>
-              <w:t xml:space="preserve"> </w:t>
-            </w:r>
-            <w:proofErr w:type="spellStart"/>
-            <w:r>
-              <w:rPr>
-                <w:sz w:val="20"/>
-                <w:szCs w:val="20"/>
-                <w:lang w:val="en-US"/>
-              </w:rPr>
-              <w:t>utils.save_dataframe</w:t>
-            </w:r>
-            <w:proofErr w:type="spellEnd"/>
-            <w:r>
-              <w:rPr>
-                <w:sz w:val="20"/>
-                <w:szCs w:val="20"/>
-                <w:lang w:val="en-US"/>
-              </w:rPr>
-              <w:t>/</w:t>
-            </w:r>
-            <w:proofErr w:type="spellStart"/>
-            <w:r>
-              <w:rPr>
-                <w:sz w:val="20"/>
-                <w:szCs w:val="20"/>
-                <w:lang w:val="en-US"/>
-              </w:rPr>
-              <w:t>load_dataframe</w:t>
-            </w:r>
-            <w:proofErr w:type="spellEnd"/>
+              <w:t xml:space="preserve"> utils.save_dataframe/load_dataframe</w:t>
+            </w:r>
           </w:p>
         </w:tc>
       </w:tr>
@@ -2663,60 +1972,21 @@
                 <w:szCs w:val="20"/>
                 <w:lang w:val="en-US"/>
               </w:rPr>
-              <w:t>_</w:t>
-            </w:r>
-            <w:proofErr w:type="spellStart"/>
+              <w:t xml:space="preserve">_add_record, _edit_record, _delete_record </w:t>
+            </w:r>
+            <w:r>
+              <w:rPr>
+                <w:sz w:val="20"/>
+                <w:szCs w:val="20"/>
+              </w:rPr>
+              <w:t>с</w:t>
+            </w:r>
             <w:r>
               <w:rPr>
                 <w:sz w:val="20"/>
                 <w:szCs w:val="20"/>
                 <w:lang w:val="en-US"/>
               </w:rPr>
-              <w:t>add_record</w:t>
-            </w:r>
-            <w:proofErr w:type="spellEnd"/>
-            <w:r>
-              <w:rPr>
-                <w:sz w:val="20"/>
-                <w:szCs w:val="20"/>
-                <w:lang w:val="en-US"/>
-              </w:rPr>
-              <w:t>, _</w:t>
-            </w:r>
-            <w:proofErr w:type="spellStart"/>
-            <w:r>
-              <w:rPr>
-                <w:sz w:val="20"/>
-                <w:szCs w:val="20"/>
-                <w:lang w:val="en-US"/>
-              </w:rPr>
-              <w:t>edit_record</w:t>
-            </w:r>
-            <w:proofErr w:type="spellEnd"/>
-            <w:r>
-              <w:rPr>
-                <w:sz w:val="20"/>
-                <w:szCs w:val="20"/>
-                <w:lang w:val="en-US"/>
-              </w:rPr>
-              <w:t>, _</w:t>
-            </w:r>
-            <w:proofErr w:type="spellStart"/>
-            <w:r>
-              <w:rPr>
-                <w:sz w:val="20"/>
-                <w:szCs w:val="20"/>
-                <w:lang w:val="en-US"/>
-              </w:rPr>
-              <w:t>delete_record</w:t>
-            </w:r>
-            <w:proofErr w:type="spellEnd"/>
-            <w:r>
-              <w:rPr>
-                <w:sz w:val="20"/>
-                <w:szCs w:val="20"/>
-                <w:lang w:val="en-US"/>
-              </w:rPr>
               <w:t xml:space="preserve"> </w:t>
             </w:r>
             <w:r>
@@ -2724,25 +1994,8 @@
                 <w:sz w:val="20"/>
                 <w:szCs w:val="20"/>
               </w:rPr>
-              <w:t>с</w:t>
-            </w:r>
-            <w:r>
-              <w:rPr>
-                <w:sz w:val="20"/>
-                <w:szCs w:val="20"/>
-                <w:lang w:val="en-US"/>
-              </w:rPr>
-              <w:t xml:space="preserve"> </w:t>
-            </w:r>
-            <w:proofErr w:type="spellStart"/>
-            <w:r>
-              <w:rPr>
-                <w:sz w:val="20"/>
-                <w:szCs w:val="20"/>
-              </w:rPr>
               <w:t>автосохранением</w:t>
             </w:r>
-            <w:proofErr w:type="spellEnd"/>
           </w:p>
         </w:tc>
       </w:tr>
@@ -2824,59 +2077,13 @@
                 <w:lang w:val="en-US"/>
               </w:rPr>
             </w:pPr>
-            <w:proofErr w:type="spellStart"/>
             <w:r>
               <w:rPr>
                 <w:sz w:val="20"/>
                 <w:szCs w:val="20"/>
                 <w:lang w:val="en-US"/>
               </w:rPr>
-              <w:t>validate_age</w:t>
-            </w:r>
-            <w:proofErr w:type="spellEnd"/>
-            <w:r>
-              <w:rPr>
-                <w:sz w:val="20"/>
-                <w:szCs w:val="20"/>
-                <w:lang w:val="en-US"/>
-              </w:rPr>
-              <w:t xml:space="preserve">, </w:t>
-            </w:r>
-            <w:proofErr w:type="spellStart"/>
-            <w:r>
-              <w:rPr>
-                <w:sz w:val="20"/>
-                <w:szCs w:val="20"/>
-                <w:lang w:val="en-US"/>
-              </w:rPr>
-              <w:t>validate_balance</w:t>
-            </w:r>
-            <w:proofErr w:type="spellEnd"/>
-            <w:r>
-              <w:rPr>
-                <w:sz w:val="20"/>
-                <w:szCs w:val="20"/>
-                <w:lang w:val="en-US"/>
-              </w:rPr>
-              <w:t xml:space="preserve">, </w:t>
-            </w:r>
-            <w:proofErr w:type="spellStart"/>
-            <w:r>
-              <w:rPr>
-                <w:sz w:val="20"/>
-                <w:szCs w:val="20"/>
-                <w:lang w:val="en-US"/>
-              </w:rPr>
-              <w:t>validate_choice</w:t>
-            </w:r>
-            <w:proofErr w:type="spellEnd"/>
-            <w:r>
-              <w:rPr>
-                <w:sz w:val="20"/>
-                <w:szCs w:val="20"/>
-                <w:lang w:val="en-US"/>
-              </w:rPr>
-              <w:t xml:space="preserve"> </w:t>
+              <w:t xml:space="preserve">validate_age, validate_balance, validate_choice </w:t>
             </w:r>
             <w:r>
               <w:rPr>
@@ -3003,71 +2210,7 @@
                 <w:sz w:val="20"/>
                 <w:szCs w:val="20"/>
               </w:rPr>
-              <w:t>Экспорт отчётов (</w:t>
-            </w:r>
-            <w:proofErr w:type="spellStart"/>
-            <w:r>
-              <w:rPr>
-                <w:sz w:val="20"/>
-                <w:szCs w:val="20"/>
-              </w:rPr>
-              <w:t>csv</w:t>
-            </w:r>
-            <w:proofErr w:type="spellEnd"/>
-            <w:r>
-              <w:rPr>
-                <w:sz w:val="20"/>
-                <w:szCs w:val="20"/>
-              </w:rPr>
-              <w:t>/</w:t>
-            </w:r>
-            <w:proofErr w:type="spellStart"/>
-            <w:r>
-              <w:rPr>
-                <w:sz w:val="20"/>
-                <w:szCs w:val="20"/>
-              </w:rPr>
-              <w:t>txt</w:t>
-            </w:r>
-            <w:proofErr w:type="spellEnd"/>
-            <w:r>
-              <w:rPr>
-                <w:sz w:val="20"/>
-                <w:szCs w:val="20"/>
-              </w:rPr>
-              <w:t xml:space="preserve">, </w:t>
-            </w:r>
-            <w:proofErr w:type="spellStart"/>
-            <w:r>
-              <w:rPr>
-                <w:sz w:val="20"/>
-                <w:szCs w:val="20"/>
-              </w:rPr>
-              <w:t>png</w:t>
-            </w:r>
-            <w:proofErr w:type="spellEnd"/>
-            <w:r>
-              <w:rPr>
-                <w:sz w:val="20"/>
-                <w:szCs w:val="20"/>
-              </w:rPr>
-              <w:t>/</w:t>
-            </w:r>
-            <w:proofErr w:type="spellStart"/>
-            <w:r>
-              <w:rPr>
-                <w:sz w:val="20"/>
-                <w:szCs w:val="20"/>
-              </w:rPr>
-              <w:t>pdf</w:t>
-            </w:r>
-            <w:proofErr w:type="spellEnd"/>
-            <w:r>
-              <w:rPr>
-                <w:sz w:val="20"/>
-                <w:szCs w:val="20"/>
-              </w:rPr>
-              <w:t>)</w:t>
+              <w:t>Экспорт отчётов (csv/txt, png/pdf)</w:t>
             </w:r>
           </w:p>
         </w:tc>
@@ -3134,56 +2277,8 @@
                 <w:szCs w:val="20"/>
                 <w:lang w:val="en-US"/>
               </w:rPr>
-              <w:t xml:space="preserve"> </w:t>
-            </w:r>
-            <w:proofErr w:type="spellStart"/>
-            <w:proofErr w:type="gramStart"/>
-            <w:r>
-              <w:rPr>
-                <w:sz w:val="20"/>
-                <w:szCs w:val="20"/>
-                <w:lang w:val="en-US"/>
-              </w:rPr>
-              <w:t>filedialog.asksaveasfilename</w:t>
-            </w:r>
-            <w:proofErr w:type="spellEnd"/>
-            <w:proofErr w:type="gramEnd"/>
-            <w:r>
-              <w:rPr>
-                <w:sz w:val="20"/>
-                <w:szCs w:val="20"/>
-                <w:lang w:val="en-US"/>
-              </w:rPr>
-              <w:t xml:space="preserve">, </w:t>
-            </w:r>
-            <w:proofErr w:type="spellStart"/>
-            <w:r>
-              <w:rPr>
-                <w:sz w:val="20"/>
-                <w:szCs w:val="20"/>
-                <w:lang w:val="en-US"/>
-              </w:rPr>
-              <w:t>utils.save_text</w:t>
-            </w:r>
-            <w:proofErr w:type="spellEnd"/>
-            <w:r>
-              <w:rPr>
-                <w:sz w:val="20"/>
-                <w:szCs w:val="20"/>
-                <w:lang w:val="en-US"/>
-              </w:rPr>
-              <w:t>, _</w:t>
-            </w:r>
-            <w:proofErr w:type="spellStart"/>
-            <w:r>
-              <w:rPr>
-                <w:sz w:val="20"/>
-                <w:szCs w:val="20"/>
-                <w:lang w:val="en-US"/>
-              </w:rPr>
-              <w:t>save_figure</w:t>
-            </w:r>
-            <w:proofErr w:type="spellEnd"/>
+              <w:t xml:space="preserve"> filedialog.asksaveasfilename, utils.save_text, _save_figure</w:t>
+            </w:r>
           </w:p>
         </w:tc>
       </w:tr>
@@ -3211,23 +2306,7 @@
                 <w:sz w:val="20"/>
                 <w:szCs w:val="20"/>
               </w:rPr>
-              <w:t xml:space="preserve">PEP 8 / PEP 257, </w:t>
-            </w:r>
-            <w:proofErr w:type="spellStart"/>
-            <w:r>
-              <w:rPr>
-                <w:sz w:val="20"/>
-                <w:szCs w:val="20"/>
-              </w:rPr>
-              <w:t>PyLint</w:t>
-            </w:r>
-            <w:proofErr w:type="spellEnd"/>
-            <w:r>
-              <w:rPr>
-                <w:sz w:val="20"/>
-                <w:szCs w:val="20"/>
-              </w:rPr>
-              <w:t xml:space="preserve"> ≥ 8</w:t>
+              <w:t>PEP 8 / PEP 257, PyLint ≥ 8</w:t>
             </w:r>
           </w:p>
         </w:tc>
@@ -3289,7 +2368,6 @@
               </w:rPr>
               <w:t xml:space="preserve">Docstrings </w:t>
             </w:r>
-            <w:proofErr w:type="gramStart"/>
             <w:r>
               <w:rPr>
                 <w:sz w:val="20"/>
@@ -3303,16 +2381,7 @@
                 <w:szCs w:val="20"/>
                 <w:lang w:val="en-US"/>
               </w:rPr>
-              <w:t xml:space="preserve"> :</w:t>
-            </w:r>
-            <w:proofErr w:type="gramEnd"/>
-            <w:r>
-              <w:rPr>
-                <w:sz w:val="20"/>
-                <w:szCs w:val="20"/>
-                <w:lang w:val="en-US"/>
-              </w:rPr>
-              <w:t xml:space="preserve">param:, :returns:, :author: </w:t>
+              <w:t xml:space="preserve"> :param:, :returns:, :author: </w:t>
             </w:r>
             <w:r>
               <w:rPr>
@@ -3474,17 +2543,8 @@
                 <w:sz w:val="20"/>
                 <w:szCs w:val="20"/>
               </w:rPr>
-              <w:t xml:space="preserve">Относительные пути от каталога </w:t>
-            </w:r>
-            <w:proofErr w:type="spellStart"/>
-            <w:r>
-              <w:rPr>
-                <w:sz w:val="20"/>
-                <w:szCs w:val="20"/>
-              </w:rPr>
-              <w:t>work</w:t>
-            </w:r>
-            <w:proofErr w:type="spellEnd"/>
+              <w:t>Относительные пути от каталога work</w:t>
+            </w:r>
           </w:p>
         </w:tc>
         <w:tc>
@@ -3537,48 +2597,7 @@
                 <w:sz w:val="20"/>
                 <w:szCs w:val="20"/>
               </w:rPr>
-              <w:t xml:space="preserve">ROOT_DIR вычисляется через </w:t>
-            </w:r>
-            <w:proofErr w:type="spellStart"/>
-            <w:proofErr w:type="gramStart"/>
-            <w:r>
-              <w:rPr>
-                <w:sz w:val="20"/>
-                <w:szCs w:val="20"/>
-              </w:rPr>
-              <w:t>os.path</w:t>
-            </w:r>
-            <w:proofErr w:type="gramEnd"/>
-            <w:r>
-              <w:rPr>
-                <w:sz w:val="20"/>
-                <w:szCs w:val="20"/>
-              </w:rPr>
-              <w:t>.dirname</w:t>
-            </w:r>
-            <w:proofErr w:type="spellEnd"/>
-            <w:r>
-              <w:rPr>
-                <w:sz w:val="20"/>
-                <w:szCs w:val="20"/>
-              </w:rPr>
-              <w:t>(__</w:t>
-            </w:r>
-            <w:proofErr w:type="spellStart"/>
-            <w:r>
-              <w:rPr>
-                <w:sz w:val="20"/>
-                <w:szCs w:val="20"/>
-              </w:rPr>
-              <w:t>file</w:t>
-            </w:r>
-            <w:proofErr w:type="spellEnd"/>
-            <w:r>
-              <w:rPr>
-                <w:sz w:val="20"/>
-                <w:szCs w:val="20"/>
-              </w:rPr>
-              <w:t>__)</w:t>
+              <w:t>ROOT_DIR вычисляется через os.path.dirname(__file__)</w:t>
             </w:r>
           </w:p>
         </w:tc>
@@ -3620,15 +2639,7 @@
         <w:jc w:val="both"/>
       </w:pPr>
       <w:r>
-        <w:t xml:space="preserve">Приложение организовано согласно требованиям ТЗ в корневом каталоге </w:t>
-      </w:r>
-      <w:proofErr w:type="spellStart"/>
-      <w:r>
-        <w:t>work_fixed</w:t>
-      </w:r>
-      <w:proofErr w:type="spellEnd"/>
-      <w:r>
-        <w:t>. Ниже представлена полная структура проекта:</w:t>
+        <w:t>Приложение организовано согласно требованиям ТЗ в корневом каталоге work_fixed. Ниже представлена полная структура проекта:</w:t>
       </w:r>
     </w:p>
     <w:p>
@@ -3744,21 +2755,12 @@
             </w:tcMar>
           </w:tcPr>
           <w:p>
-            <w:proofErr w:type="spellStart"/>
-            <w:r>
-              <w:rPr>
-                <w:sz w:val="20"/>
-                <w:szCs w:val="20"/>
-              </w:rPr>
-              <w:t>work_fixed</w:t>
-            </w:r>
-            <w:proofErr w:type="spellEnd"/>
-            <w:r>
-              <w:rPr>
-                <w:sz w:val="20"/>
-                <w:szCs w:val="20"/>
-              </w:rPr>
-              <w:t>/</w:t>
+            <w:r>
+              <w:rPr>
+                <w:sz w:val="20"/>
+                <w:szCs w:val="20"/>
+              </w:rPr>
+              <w:t>work_fixed/</w:t>
             </w:r>
           </w:p>
         </w:tc>
@@ -3814,23 +2816,7 @@
                 <w:sz w:val="20"/>
                 <w:szCs w:val="20"/>
               </w:rPr>
-              <w:t xml:space="preserve">  </w:t>
-            </w:r>
-            <w:proofErr w:type="spellStart"/>
-            <w:r>
-              <w:rPr>
-                <w:sz w:val="20"/>
-                <w:szCs w:val="20"/>
-              </w:rPr>
-              <w:t>data</w:t>
-            </w:r>
-            <w:proofErr w:type="spellEnd"/>
-            <w:r>
-              <w:rPr>
-                <w:sz w:val="20"/>
-                <w:szCs w:val="20"/>
-              </w:rPr>
-              <w:t>/</w:t>
+              <w:t xml:space="preserve">  data/</w:t>
             </w:r>
           </w:p>
         </w:tc>
@@ -3857,26 +2843,8 @@
                 <w:sz w:val="20"/>
                 <w:szCs w:val="20"/>
               </w:rPr>
-              <w:t xml:space="preserve">Хранилище справочников в </w:t>
-            </w:r>
-            <w:proofErr w:type="gramStart"/>
-            <w:r>
-              <w:rPr>
-                <w:sz w:val="20"/>
-                <w:szCs w:val="20"/>
-              </w:rPr>
-              <w:t>формате .</w:t>
-            </w:r>
-            <w:proofErr w:type="spellStart"/>
-            <w:r>
-              <w:rPr>
-                <w:sz w:val="20"/>
-                <w:szCs w:val="20"/>
-              </w:rPr>
-              <w:t>pkl</w:t>
-            </w:r>
-            <w:proofErr w:type="spellEnd"/>
-            <w:proofErr w:type="gramEnd"/>
+              <w:t>Хранилище справочников в формате .pkl</w:t>
+            </w:r>
           </w:p>
         </w:tc>
       </w:tr>
@@ -3904,33 +2872,8 @@
                 <w:sz w:val="20"/>
                 <w:szCs w:val="20"/>
               </w:rPr>
-              <w:t xml:space="preserve">  </w:t>
-            </w:r>
-            <w:proofErr w:type="spellStart"/>
-            <w:r>
-              <w:rPr>
-                <w:sz w:val="20"/>
-                <w:szCs w:val="20"/>
-              </w:rPr>
-              <w:t>data</w:t>
-            </w:r>
-            <w:proofErr w:type="spellEnd"/>
-            <w:r>
-              <w:rPr>
-                <w:sz w:val="20"/>
-                <w:szCs w:val="20"/>
-              </w:rPr>
-              <w:t>/</w:t>
-            </w:r>
-            <w:proofErr w:type="spellStart"/>
-            <w:r>
-              <w:rPr>
-                <w:sz w:val="20"/>
-                <w:szCs w:val="20"/>
-              </w:rPr>
-              <w:t>clients.pkl</w:t>
-            </w:r>
-            <w:proofErr w:type="spellEnd"/>
+              <w:t xml:space="preserve">  data/clients.pkl</w:t>
+            </w:r>
           </w:p>
         </w:tc>
         <w:tc>
@@ -3999,33 +2942,8 @@
                 <w:sz w:val="20"/>
                 <w:szCs w:val="20"/>
               </w:rPr>
-              <w:t xml:space="preserve">  </w:t>
-            </w:r>
-            <w:proofErr w:type="spellStart"/>
-            <w:r>
-              <w:rPr>
-                <w:sz w:val="20"/>
-                <w:szCs w:val="20"/>
-              </w:rPr>
-              <w:t>data</w:t>
-            </w:r>
-            <w:proofErr w:type="spellEnd"/>
-            <w:r>
-              <w:rPr>
-                <w:sz w:val="20"/>
-                <w:szCs w:val="20"/>
-              </w:rPr>
-              <w:t>/</w:t>
-            </w:r>
-            <w:proofErr w:type="spellStart"/>
-            <w:r>
-              <w:rPr>
-                <w:sz w:val="20"/>
-                <w:szCs w:val="20"/>
-              </w:rPr>
-              <w:t>finance.pkl</w:t>
-            </w:r>
-            <w:proofErr w:type="spellEnd"/>
+              <w:t xml:space="preserve">  data/finance.pkl</w:t>
+            </w:r>
           </w:p>
         </w:tc>
         <w:tc>
@@ -4080,23 +2998,7 @@
                 <w:sz w:val="20"/>
                 <w:szCs w:val="20"/>
               </w:rPr>
-              <w:t xml:space="preserve">  </w:t>
-            </w:r>
-            <w:proofErr w:type="spellStart"/>
-            <w:r>
-              <w:rPr>
-                <w:sz w:val="20"/>
-                <w:szCs w:val="20"/>
-              </w:rPr>
-              <w:t>graphics</w:t>
-            </w:r>
-            <w:proofErr w:type="spellEnd"/>
-            <w:r>
-              <w:rPr>
-                <w:sz w:val="20"/>
-                <w:szCs w:val="20"/>
-              </w:rPr>
-              <w:t>/</w:t>
+              <w:t xml:space="preserve">  graphics/</w:t>
             </w:r>
           </w:p>
         </w:tc>
@@ -4123,39 +3025,7 @@
                 <w:sz w:val="20"/>
                 <w:szCs w:val="20"/>
               </w:rPr>
-              <w:t>Каталог сохраняемых графических отчётов (.</w:t>
-            </w:r>
-            <w:proofErr w:type="spellStart"/>
-            <w:r>
-              <w:rPr>
-                <w:sz w:val="20"/>
-                <w:szCs w:val="20"/>
-              </w:rPr>
-              <w:t>png</w:t>
-            </w:r>
-            <w:proofErr w:type="spellEnd"/>
-            <w:r>
-              <w:rPr>
-                <w:sz w:val="20"/>
-                <w:szCs w:val="20"/>
-              </w:rPr>
-              <w:t>/.</w:t>
-            </w:r>
-            <w:proofErr w:type="spellStart"/>
-            <w:r>
-              <w:rPr>
-                <w:sz w:val="20"/>
-                <w:szCs w:val="20"/>
-              </w:rPr>
-              <w:t>pdf</w:t>
-            </w:r>
-            <w:proofErr w:type="spellEnd"/>
-            <w:r>
-              <w:rPr>
-                <w:sz w:val="20"/>
-                <w:szCs w:val="20"/>
-              </w:rPr>
-              <w:t>)</w:t>
+              <w:t>Каталог сохраняемых графических отчётов (.png/.pdf)</w:t>
             </w:r>
           </w:p>
         </w:tc>
@@ -4184,23 +3054,7 @@
                 <w:sz w:val="20"/>
                 <w:szCs w:val="20"/>
               </w:rPr>
-              <w:t xml:space="preserve">  </w:t>
-            </w:r>
-            <w:proofErr w:type="spellStart"/>
-            <w:r>
-              <w:rPr>
-                <w:sz w:val="20"/>
-                <w:szCs w:val="20"/>
-              </w:rPr>
-              <w:t>library</w:t>
-            </w:r>
-            <w:proofErr w:type="spellEnd"/>
-            <w:r>
-              <w:rPr>
-                <w:sz w:val="20"/>
-                <w:szCs w:val="20"/>
-              </w:rPr>
-              <w:t>/</w:t>
+              <w:t xml:space="preserve">  library/</w:t>
             </w:r>
           </w:p>
         </w:tc>
@@ -4283,17 +3137,8 @@
                 <w:sz w:val="20"/>
                 <w:szCs w:val="20"/>
               </w:rPr>
-              <w:t xml:space="preserve">Инициализатор пакета </w:t>
-            </w:r>
-            <w:proofErr w:type="spellStart"/>
-            <w:r>
-              <w:rPr>
-                <w:sz w:val="20"/>
-                <w:szCs w:val="20"/>
-              </w:rPr>
-              <w:t>library</w:t>
-            </w:r>
-            <w:proofErr w:type="spellEnd"/>
+              <w:t>Инициализатор пакета library</w:t>
+            </w:r>
           </w:p>
         </w:tc>
       </w:tr>
@@ -4377,23 +3222,7 @@
                 <w:sz w:val="20"/>
                 <w:szCs w:val="20"/>
               </w:rPr>
-              <w:t xml:space="preserve">  </w:t>
-            </w:r>
-            <w:proofErr w:type="spellStart"/>
-            <w:r>
-              <w:rPr>
-                <w:sz w:val="20"/>
-                <w:szCs w:val="20"/>
-              </w:rPr>
-              <w:t>notes</w:t>
-            </w:r>
-            <w:proofErr w:type="spellEnd"/>
-            <w:r>
-              <w:rPr>
-                <w:sz w:val="20"/>
-                <w:szCs w:val="20"/>
-              </w:rPr>
-              <w:t>/</w:t>
+              <w:t xml:space="preserve">  notes/</w:t>
             </w:r>
           </w:p>
         </w:tc>
@@ -4449,23 +3278,7 @@
                 <w:sz w:val="20"/>
                 <w:szCs w:val="20"/>
               </w:rPr>
-              <w:t xml:space="preserve">  </w:t>
-            </w:r>
-            <w:proofErr w:type="spellStart"/>
-            <w:r>
-              <w:rPr>
-                <w:sz w:val="20"/>
-                <w:szCs w:val="20"/>
-              </w:rPr>
-              <w:t>notes</w:t>
-            </w:r>
-            <w:proofErr w:type="spellEnd"/>
-            <w:r>
-              <w:rPr>
-                <w:sz w:val="20"/>
-                <w:szCs w:val="20"/>
-              </w:rPr>
-              <w:t>/Руководство_пользователя.docx</w:t>
+              <w:t xml:space="preserve">  notes/Руководство_пользователя.docx</w:t>
             </w:r>
           </w:p>
         </w:tc>
@@ -4521,23 +3334,7 @@
                 <w:sz w:val="20"/>
                 <w:szCs w:val="20"/>
               </w:rPr>
-              <w:t xml:space="preserve">  </w:t>
-            </w:r>
-            <w:proofErr w:type="spellStart"/>
-            <w:r>
-              <w:rPr>
-                <w:sz w:val="20"/>
-                <w:szCs w:val="20"/>
-              </w:rPr>
-              <w:t>notes</w:t>
-            </w:r>
-            <w:proofErr w:type="spellEnd"/>
-            <w:r>
-              <w:rPr>
-                <w:sz w:val="20"/>
-                <w:szCs w:val="20"/>
-              </w:rPr>
-              <w:t>/Руководство_разработчика.docx</w:t>
+              <w:t xml:space="preserve">  notes/Руководство_разработчика.docx</w:t>
             </w:r>
           </w:p>
         </w:tc>
@@ -4593,23 +3390,7 @@
                 <w:sz w:val="20"/>
                 <w:szCs w:val="20"/>
               </w:rPr>
-              <w:t xml:space="preserve">  </w:t>
-            </w:r>
-            <w:proofErr w:type="spellStart"/>
-            <w:r>
-              <w:rPr>
-                <w:sz w:val="20"/>
-                <w:szCs w:val="20"/>
-              </w:rPr>
-              <w:t>output</w:t>
-            </w:r>
-            <w:proofErr w:type="spellEnd"/>
-            <w:r>
-              <w:rPr>
-                <w:sz w:val="20"/>
-                <w:szCs w:val="20"/>
-              </w:rPr>
-              <w:t>/</w:t>
+              <w:t xml:space="preserve">  output/</w:t>
             </w:r>
           </w:p>
         </w:tc>
@@ -4636,39 +3417,7 @@
                 <w:sz w:val="20"/>
                 <w:szCs w:val="20"/>
               </w:rPr>
-              <w:t>Каталог сохраняемых текстовых отчётов (.</w:t>
-            </w:r>
-            <w:proofErr w:type="spellStart"/>
-            <w:r>
-              <w:rPr>
-                <w:sz w:val="20"/>
-                <w:szCs w:val="20"/>
-              </w:rPr>
-              <w:t>csv</w:t>
-            </w:r>
-            <w:proofErr w:type="spellEnd"/>
-            <w:r>
-              <w:rPr>
-                <w:sz w:val="20"/>
-                <w:szCs w:val="20"/>
-              </w:rPr>
-              <w:t>/.</w:t>
-            </w:r>
-            <w:proofErr w:type="spellStart"/>
-            <w:r>
-              <w:rPr>
-                <w:sz w:val="20"/>
-                <w:szCs w:val="20"/>
-              </w:rPr>
-              <w:t>txt</w:t>
-            </w:r>
-            <w:proofErr w:type="spellEnd"/>
-            <w:r>
-              <w:rPr>
-                <w:sz w:val="20"/>
-                <w:szCs w:val="20"/>
-              </w:rPr>
-              <w:t>)</w:t>
+              <w:t>Каталог сохраняемых текстовых отчётов (.csv/.txt)</w:t>
             </w:r>
           </w:p>
         </w:tc>
@@ -4697,23 +3446,7 @@
                 <w:sz w:val="20"/>
                 <w:szCs w:val="20"/>
               </w:rPr>
-              <w:t xml:space="preserve">  </w:t>
-            </w:r>
-            <w:proofErr w:type="spellStart"/>
-            <w:r>
-              <w:rPr>
-                <w:sz w:val="20"/>
-                <w:szCs w:val="20"/>
-              </w:rPr>
-              <w:t>scripts</w:t>
-            </w:r>
-            <w:proofErr w:type="spellEnd"/>
-            <w:r>
-              <w:rPr>
-                <w:sz w:val="20"/>
-                <w:szCs w:val="20"/>
-              </w:rPr>
-              <w:t>/</w:t>
+              <w:t xml:space="preserve">  scripts/</w:t>
             </w:r>
           </w:p>
         </w:tc>
@@ -4796,17 +3529,8 @@
                 <w:sz w:val="20"/>
                 <w:szCs w:val="20"/>
               </w:rPr>
-              <w:t xml:space="preserve">Инициализатор пакета </w:t>
-            </w:r>
-            <w:proofErr w:type="spellStart"/>
-            <w:r>
-              <w:rPr>
-                <w:sz w:val="20"/>
-                <w:szCs w:val="20"/>
-              </w:rPr>
-              <w:t>scripts</w:t>
-            </w:r>
-            <w:proofErr w:type="spellEnd"/>
+              <w:t>Инициализатор пакета scripts</w:t>
+            </w:r>
           </w:p>
         </w:tc>
       </w:tr>
@@ -5029,49 +3753,8 @@
                 <w:sz w:val="20"/>
                 <w:szCs w:val="20"/>
               </w:rPr>
-              <w:t xml:space="preserve">Зависимости: </w:t>
-            </w:r>
-            <w:proofErr w:type="spellStart"/>
-            <w:r>
-              <w:rPr>
-                <w:sz w:val="20"/>
-                <w:szCs w:val="20"/>
-              </w:rPr>
-              <w:t>numpy</w:t>
-            </w:r>
-            <w:proofErr w:type="spellEnd"/>
-            <w:r>
-              <w:rPr>
-                <w:sz w:val="20"/>
-                <w:szCs w:val="20"/>
-              </w:rPr>
-              <w:t xml:space="preserve">, </w:t>
-            </w:r>
-            <w:proofErr w:type="spellStart"/>
-            <w:r>
-              <w:rPr>
-                <w:sz w:val="20"/>
-                <w:szCs w:val="20"/>
-              </w:rPr>
-              <w:t>pandas</w:t>
-            </w:r>
-            <w:proofErr w:type="spellEnd"/>
-            <w:r>
-              <w:rPr>
-                <w:sz w:val="20"/>
-                <w:szCs w:val="20"/>
-              </w:rPr>
-              <w:t xml:space="preserve">, </w:t>
-            </w:r>
-            <w:proofErr w:type="spellStart"/>
-            <w:r>
-              <w:rPr>
-                <w:sz w:val="20"/>
-                <w:szCs w:val="20"/>
-              </w:rPr>
-              <w:t>matplotlib</w:t>
-            </w:r>
-            <w:proofErr w:type="spellEnd"/>
+              <w:t>Зависимости: numpy, pandas, matplotlib</w:t>
+            </w:r>
           </w:p>
         </w:tc>
       </w:tr>
@@ -5126,17 +3809,8 @@
                 <w:sz w:val="20"/>
                 <w:szCs w:val="20"/>
               </w:rPr>
-              <w:t xml:space="preserve">Скрипт быстрого запуска для </w:t>
-            </w:r>
-            <w:proofErr w:type="spellStart"/>
-            <w:r>
-              <w:rPr>
-                <w:sz w:val="20"/>
-                <w:szCs w:val="20"/>
-              </w:rPr>
-              <w:t>Windows</w:t>
-            </w:r>
-            <w:proofErr w:type="spellEnd"/>
+              <w:t>Скрипт быстрого запуска для Windows</w:t>
+            </w:r>
           </w:p>
         </w:tc>
       </w:tr>
@@ -5191,33 +3865,8 @@
                 <w:sz w:val="20"/>
                 <w:szCs w:val="20"/>
               </w:rPr>
-              <w:t xml:space="preserve">Скрипт быстрого запуска для </w:t>
-            </w:r>
-            <w:proofErr w:type="spellStart"/>
-            <w:r>
-              <w:rPr>
-                <w:sz w:val="20"/>
-                <w:szCs w:val="20"/>
-              </w:rPr>
-              <w:t>Linux</w:t>
-            </w:r>
-            <w:proofErr w:type="spellEnd"/>
-            <w:r>
-              <w:rPr>
-                <w:sz w:val="20"/>
-                <w:szCs w:val="20"/>
-              </w:rPr>
-              <w:t>/</w:t>
-            </w:r>
-            <w:proofErr w:type="spellStart"/>
-            <w:r>
-              <w:rPr>
-                <w:sz w:val="20"/>
-                <w:szCs w:val="20"/>
-              </w:rPr>
-              <w:t>macOS</w:t>
-            </w:r>
-            <w:proofErr w:type="spellEnd"/>
+              <w:t>Скрипт быстрого запуска для Linux/macOS</w:t>
+            </w:r>
           </w:p>
         </w:tc>
       </w:tr>
@@ -5241,23 +3890,7 @@
         <w:jc w:val="both"/>
       </w:pPr>
       <w:r>
-        <w:t xml:space="preserve">Приложение организовано по двухуровневой схеме. Модуль library/utils.py является общей библиотекой, не зависящей от остальных модулей. Модуль scripts/reports.py импортирует только утилиты и </w:t>
-      </w:r>
-      <w:proofErr w:type="spellStart"/>
-      <w:r>
-        <w:t>pandas</w:t>
-      </w:r>
-      <w:proofErr w:type="spellEnd"/>
-      <w:r>
-        <w:t>/</w:t>
-      </w:r>
-      <w:proofErr w:type="spellStart"/>
-      <w:r>
-        <w:t>matplotlib</w:t>
-      </w:r>
-      <w:proofErr w:type="spellEnd"/>
-      <w:r>
-        <w:t>. Главный модуль scripts/main.py импортирует оба нижних и реализует всю логику GUI.</w:t>
+        <w:t>Приложение организовано по двухуровневой схеме. Модуль library/utils.py является общей библиотекой, не зависящей от остальных модулей. Модуль scripts/reports.py импортирует только утилиты и pandas/matplotlib. Главный модуль scripts/main.py импортирует оба нижних и реализует всю логику GUI.</w:t>
       </w:r>
     </w:p>
     <w:p>
@@ -5440,267 +4073,47 @@
                 <w:lang w:val="en-US"/>
               </w:rPr>
             </w:pPr>
-            <w:proofErr w:type="spellStart"/>
             <w:r>
               <w:rPr>
                 <w:sz w:val="20"/>
                 <w:szCs w:val="20"/>
                 <w:lang w:val="en-US"/>
               </w:rPr>
-              <w:t>configparser</w:t>
-            </w:r>
-            <w:proofErr w:type="spellEnd"/>
-            <w:r>
-              <w:rPr>
-                <w:sz w:val="20"/>
-                <w:szCs w:val="20"/>
+              <w:t>configparser, pickle, pandas, random, os</w:t>
+            </w:r>
+          </w:p>
+        </w:tc>
+        <w:tc>
+          <w:tcPr>
+            <w:tcW w:w="4126" w:type="dxa"/>
+            <w:tcBorders>
+              <w:top w:val="single" w:sz="1" w:space="0" w:color="B0C4DE"/>
+              <w:left w:val="single" w:sz="1" w:space="0" w:color="B0C4DE"/>
+              <w:bottom w:val="single" w:sz="1" w:space="0" w:color="B0C4DE"/>
+              <w:right w:val="single" w:sz="1" w:space="0" w:color="B0C4DE"/>
+            </w:tcBorders>
+            <w:shd w:val="clear" w:color="auto" w:fill="FFFFFF"/>
+            <w:tcMar>
+              <w:top w:w="60" w:type="dxa"/>
+              <w:left w:w="120" w:type="dxa"/>
+              <w:bottom w:w="60" w:type="dxa"/>
+              <w:right w:w="120" w:type="dxa"/>
+            </w:tcMar>
+          </w:tcPr>
+          <w:p>
+            <w:pPr>
+              <w:rPr>
                 <w:lang w:val="en-US"/>
               </w:rPr>
-              <w:t xml:space="preserve">, pickle, pandas, random, </w:t>
-            </w:r>
-            <w:proofErr w:type="spellStart"/>
+            </w:pPr>
             <w:r>
               <w:rPr>
                 <w:sz w:val="20"/>
                 <w:szCs w:val="20"/>
                 <w:lang w:val="en-US"/>
               </w:rPr>
-              <w:t>os</w:t>
-            </w:r>
-            <w:proofErr w:type="spellEnd"/>
-          </w:p>
-        </w:tc>
-        <w:tc>
-          <w:tcPr>
-            <w:tcW w:w="4126" w:type="dxa"/>
-            <w:tcBorders>
-              <w:top w:val="single" w:sz="1" w:space="0" w:color="B0C4DE"/>
-              <w:left w:val="single" w:sz="1" w:space="0" w:color="B0C4DE"/>
-              <w:bottom w:val="single" w:sz="1" w:space="0" w:color="B0C4DE"/>
-              <w:right w:val="single" w:sz="1" w:space="0" w:color="B0C4DE"/>
-            </w:tcBorders>
-            <w:shd w:val="clear" w:color="auto" w:fill="FFFFFF"/>
-            <w:tcMar>
-              <w:top w:w="60" w:type="dxa"/>
-              <w:left w:w="120" w:type="dxa"/>
-              <w:bottom w:w="60" w:type="dxa"/>
-              <w:right w:w="120" w:type="dxa"/>
-            </w:tcMar>
-          </w:tcPr>
-          <w:p>
-            <w:pPr>
-              <w:rPr>
-                <w:lang w:val="en-US"/>
-              </w:rPr>
-            </w:pPr>
-            <w:proofErr w:type="spellStart"/>
-            <w:r>
-              <w:rPr>
-                <w:sz w:val="20"/>
-                <w:szCs w:val="20"/>
-                <w:lang w:val="en-US"/>
-              </w:rPr>
-              <w:t>load_config</w:t>
-            </w:r>
-            <w:proofErr w:type="spellEnd"/>
-            <w:r>
-              <w:rPr>
-                <w:sz w:val="20"/>
-                <w:szCs w:val="20"/>
-                <w:lang w:val="en-US"/>
-              </w:rPr>
-              <w:t xml:space="preserve">, </w:t>
-            </w:r>
-            <w:proofErr w:type="spellStart"/>
-            <w:r>
-              <w:rPr>
-                <w:sz w:val="20"/>
-                <w:szCs w:val="20"/>
-                <w:lang w:val="en-US"/>
-              </w:rPr>
-              <w:t>get_param</w:t>
-            </w:r>
-            <w:proofErr w:type="spellEnd"/>
-            <w:r>
-              <w:rPr>
-                <w:sz w:val="20"/>
-                <w:szCs w:val="20"/>
-                <w:lang w:val="en-US"/>
-              </w:rPr>
-              <w:t xml:space="preserve">, </w:t>
-            </w:r>
-            <w:proofErr w:type="spellStart"/>
-            <w:r>
-              <w:rPr>
-                <w:sz w:val="20"/>
-                <w:szCs w:val="20"/>
-                <w:lang w:val="en-US"/>
-              </w:rPr>
-              <w:t>save_dataframe</w:t>
-            </w:r>
-            <w:proofErr w:type="spellEnd"/>
-            <w:r>
-              <w:rPr>
-                <w:sz w:val="20"/>
-                <w:szCs w:val="20"/>
-                <w:lang w:val="en-US"/>
-              </w:rPr>
-              <w:t xml:space="preserve">, </w:t>
-            </w:r>
-            <w:proofErr w:type="spellStart"/>
-            <w:r>
-              <w:rPr>
-                <w:sz w:val="20"/>
-                <w:szCs w:val="20"/>
-                <w:lang w:val="en-US"/>
-              </w:rPr>
-              <w:t>load_dataframe</w:t>
-            </w:r>
-            <w:proofErr w:type="spellEnd"/>
-            <w:r>
-              <w:rPr>
-                <w:sz w:val="20"/>
-                <w:szCs w:val="20"/>
-                <w:lang w:val="en-US"/>
-              </w:rPr>
-              <w:t xml:space="preserve">, </w:t>
-            </w:r>
-            <w:proofErr w:type="spellStart"/>
-            <w:r>
-              <w:rPr>
-                <w:sz w:val="20"/>
-                <w:szCs w:val="20"/>
-                <w:lang w:val="en-US"/>
-              </w:rPr>
-              <w:t>save_text</w:t>
-            </w:r>
-            <w:proofErr w:type="spellEnd"/>
-            <w:r>
-              <w:rPr>
-                <w:sz w:val="20"/>
-                <w:szCs w:val="20"/>
-                <w:lang w:val="en-US"/>
-              </w:rPr>
-              <w:t xml:space="preserve">, </w:t>
-            </w:r>
-            <w:proofErr w:type="spellStart"/>
-            <w:r>
-              <w:rPr>
-                <w:sz w:val="20"/>
-                <w:szCs w:val="20"/>
-                <w:lang w:val="en-US"/>
-              </w:rPr>
-              <w:t>ensure_dirs</w:t>
-            </w:r>
-            <w:proofErr w:type="spellEnd"/>
-            <w:r>
-              <w:rPr>
-                <w:sz w:val="20"/>
-                <w:szCs w:val="20"/>
-                <w:lang w:val="en-US"/>
-              </w:rPr>
-              <w:t xml:space="preserve">, </w:t>
-            </w:r>
-            <w:proofErr w:type="spellStart"/>
-            <w:r>
-              <w:rPr>
-                <w:sz w:val="20"/>
-                <w:szCs w:val="20"/>
-                <w:lang w:val="en-US"/>
-              </w:rPr>
-              <w:t>load_source_csv</w:t>
-            </w:r>
-            <w:proofErr w:type="spellEnd"/>
-            <w:r>
-              <w:rPr>
-                <w:sz w:val="20"/>
-                <w:szCs w:val="20"/>
-                <w:lang w:val="en-US"/>
-              </w:rPr>
-              <w:t xml:space="preserve">, </w:t>
-            </w:r>
-            <w:proofErr w:type="spellStart"/>
-            <w:r>
-              <w:rPr>
-                <w:sz w:val="20"/>
-                <w:szCs w:val="20"/>
-                <w:lang w:val="en-US"/>
-              </w:rPr>
-              <w:t>split_to_handbooks</w:t>
-            </w:r>
-            <w:proofErr w:type="spellEnd"/>
-            <w:r>
-              <w:rPr>
-                <w:sz w:val="20"/>
-                <w:szCs w:val="20"/>
-                <w:lang w:val="en-US"/>
-              </w:rPr>
-              <w:t xml:space="preserve">, </w:t>
-            </w:r>
-            <w:proofErr w:type="spellStart"/>
-            <w:r>
-              <w:rPr>
-                <w:sz w:val="20"/>
-                <w:szCs w:val="20"/>
-                <w:lang w:val="en-US"/>
-              </w:rPr>
-              <w:t>create_sample_data</w:t>
-            </w:r>
-            <w:proofErr w:type="spellEnd"/>
-            <w:r>
-              <w:rPr>
-                <w:sz w:val="20"/>
-                <w:szCs w:val="20"/>
-                <w:lang w:val="en-US"/>
-              </w:rPr>
-              <w:t xml:space="preserve">, </w:t>
-            </w:r>
-            <w:proofErr w:type="spellStart"/>
-            <w:r>
-              <w:rPr>
-                <w:sz w:val="20"/>
-                <w:szCs w:val="20"/>
-                <w:lang w:val="en-US"/>
-              </w:rPr>
-              <w:t>validate_age</w:t>
-            </w:r>
-            <w:proofErr w:type="spellEnd"/>
-            <w:r>
-              <w:rPr>
-                <w:sz w:val="20"/>
-                <w:szCs w:val="20"/>
-                <w:lang w:val="en-US"/>
-              </w:rPr>
-              <w:t xml:space="preserve">, </w:t>
-            </w:r>
-            <w:proofErr w:type="spellStart"/>
-            <w:r>
-              <w:rPr>
-                <w:sz w:val="20"/>
-                <w:szCs w:val="20"/>
-                <w:lang w:val="en-US"/>
-              </w:rPr>
-              <w:t>validate_balance</w:t>
-            </w:r>
-            <w:proofErr w:type="spellEnd"/>
-            <w:r>
-              <w:rPr>
-                <w:sz w:val="20"/>
-                <w:szCs w:val="20"/>
-                <w:lang w:val="en-US"/>
-              </w:rPr>
-              <w:t xml:space="preserve">, </w:t>
-            </w:r>
-            <w:proofErr w:type="spellStart"/>
-            <w:r>
-              <w:rPr>
-                <w:sz w:val="20"/>
-                <w:szCs w:val="20"/>
-                <w:lang w:val="en-US"/>
-              </w:rPr>
-              <w:t>validate_choice</w:t>
-            </w:r>
-            <w:proofErr w:type="spellEnd"/>
+              <w:t>load_config, get_param, save_dataframe, load_dataframe, save_text, ensure_dirs, load_source_csv, split_to_handbooks, create_sample_data, validate_age, validate_balance, validate_choice</w:t>
+            </w:r>
           </w:p>
         </w:tc>
       </w:tr>
@@ -5755,187 +4168,47 @@
                 <w:lang w:val="en-US"/>
               </w:rPr>
             </w:pPr>
-            <w:proofErr w:type="spellStart"/>
-            <w:proofErr w:type="gramStart"/>
             <w:r>
               <w:rPr>
                 <w:sz w:val="20"/>
                 <w:szCs w:val="20"/>
                 <w:lang w:val="en-US"/>
               </w:rPr>
-              <w:t>library.utils</w:t>
-            </w:r>
-            <w:proofErr w:type="spellEnd"/>
-            <w:proofErr w:type="gramEnd"/>
-            <w:r>
-              <w:rPr>
-                <w:sz w:val="20"/>
-                <w:szCs w:val="20"/>
+              <w:t>library.utils, pandas, numpy, matplotlib</w:t>
+            </w:r>
+          </w:p>
+        </w:tc>
+        <w:tc>
+          <w:tcPr>
+            <w:tcW w:w="4126" w:type="dxa"/>
+            <w:tcBorders>
+              <w:top w:val="single" w:sz="1" w:space="0" w:color="B0C4DE"/>
+              <w:left w:val="single" w:sz="1" w:space="0" w:color="B0C4DE"/>
+              <w:bottom w:val="single" w:sz="1" w:space="0" w:color="B0C4DE"/>
+              <w:right w:val="single" w:sz="1" w:space="0" w:color="B0C4DE"/>
+            </w:tcBorders>
+            <w:shd w:val="clear" w:color="auto" w:fill="EAF4FB"/>
+            <w:tcMar>
+              <w:top w:w="60" w:type="dxa"/>
+              <w:left w:w="120" w:type="dxa"/>
+              <w:bottom w:w="60" w:type="dxa"/>
+              <w:right w:w="120" w:type="dxa"/>
+            </w:tcMar>
+          </w:tcPr>
+          <w:p>
+            <w:pPr>
+              <w:rPr>
                 <w:lang w:val="en-US"/>
               </w:rPr>
-              <w:t xml:space="preserve">, pandas, </w:t>
-            </w:r>
-            <w:proofErr w:type="spellStart"/>
+            </w:pPr>
             <w:r>
               <w:rPr>
                 <w:sz w:val="20"/>
                 <w:szCs w:val="20"/>
                 <w:lang w:val="en-US"/>
               </w:rPr>
-              <w:t>numpy</w:t>
-            </w:r>
-            <w:proofErr w:type="spellEnd"/>
-            <w:r>
-              <w:rPr>
-                <w:sz w:val="20"/>
-                <w:szCs w:val="20"/>
-                <w:lang w:val="en-US"/>
-              </w:rPr>
-              <w:t>, matplotlib</w:t>
-            </w:r>
-          </w:p>
-        </w:tc>
-        <w:tc>
-          <w:tcPr>
-            <w:tcW w:w="4126" w:type="dxa"/>
-            <w:tcBorders>
-              <w:top w:val="single" w:sz="1" w:space="0" w:color="B0C4DE"/>
-              <w:left w:val="single" w:sz="1" w:space="0" w:color="B0C4DE"/>
-              <w:bottom w:val="single" w:sz="1" w:space="0" w:color="B0C4DE"/>
-              <w:right w:val="single" w:sz="1" w:space="0" w:color="B0C4DE"/>
-            </w:tcBorders>
-            <w:shd w:val="clear" w:color="auto" w:fill="EAF4FB"/>
-            <w:tcMar>
-              <w:top w:w="60" w:type="dxa"/>
-              <w:left w:w="120" w:type="dxa"/>
-              <w:bottom w:w="60" w:type="dxa"/>
-              <w:right w:w="120" w:type="dxa"/>
-            </w:tcMar>
-          </w:tcPr>
-          <w:p>
-            <w:pPr>
-              <w:rPr>
-                <w:lang w:val="en-US"/>
-              </w:rPr>
-            </w:pPr>
-            <w:proofErr w:type="spellStart"/>
-            <w:r>
-              <w:rPr>
-                <w:sz w:val="20"/>
-                <w:szCs w:val="20"/>
-                <w:lang w:val="en-US"/>
-              </w:rPr>
-              <w:t>report_simple</w:t>
-            </w:r>
-            <w:proofErr w:type="spellEnd"/>
-            <w:r>
-              <w:rPr>
-                <w:sz w:val="20"/>
-                <w:szCs w:val="20"/>
-                <w:lang w:val="en-US"/>
-              </w:rPr>
-              <w:t xml:space="preserve">, </w:t>
-            </w:r>
-            <w:proofErr w:type="spellStart"/>
-            <w:r>
-              <w:rPr>
-                <w:sz w:val="20"/>
-                <w:szCs w:val="20"/>
-                <w:lang w:val="en-US"/>
-              </w:rPr>
-              <w:t>report_statistics</w:t>
-            </w:r>
-            <w:proofErr w:type="spellEnd"/>
-            <w:r>
-              <w:rPr>
-                <w:sz w:val="20"/>
-                <w:szCs w:val="20"/>
-                <w:lang w:val="en-US"/>
-              </w:rPr>
-              <w:t xml:space="preserve">, </w:t>
-            </w:r>
-            <w:proofErr w:type="spellStart"/>
-            <w:r>
-              <w:rPr>
-                <w:sz w:val="20"/>
-                <w:szCs w:val="20"/>
-                <w:lang w:val="en-US"/>
-              </w:rPr>
-              <w:t>report_pivot</w:t>
-            </w:r>
-            <w:proofErr w:type="spellEnd"/>
-            <w:r>
-              <w:rPr>
-                <w:sz w:val="20"/>
-                <w:szCs w:val="20"/>
-                <w:lang w:val="en-US"/>
-              </w:rPr>
-              <w:t xml:space="preserve">, </w:t>
-            </w:r>
-            <w:proofErr w:type="spellStart"/>
-            <w:r>
-              <w:rPr>
-                <w:sz w:val="20"/>
-                <w:szCs w:val="20"/>
-                <w:lang w:val="en-US"/>
-              </w:rPr>
-              <w:t>report_bar_chart</w:t>
-            </w:r>
-            <w:proofErr w:type="spellEnd"/>
-            <w:r>
-              <w:rPr>
-                <w:sz w:val="20"/>
-                <w:szCs w:val="20"/>
-                <w:lang w:val="en-US"/>
-              </w:rPr>
-              <w:t xml:space="preserve">, </w:t>
-            </w:r>
-            <w:proofErr w:type="spellStart"/>
-            <w:r>
-              <w:rPr>
-                <w:sz w:val="20"/>
-                <w:szCs w:val="20"/>
-                <w:lang w:val="en-US"/>
-              </w:rPr>
-              <w:t>report_histogram</w:t>
-            </w:r>
-            <w:proofErr w:type="spellEnd"/>
-            <w:r>
-              <w:rPr>
-                <w:sz w:val="20"/>
-                <w:szCs w:val="20"/>
-                <w:lang w:val="en-US"/>
-              </w:rPr>
-              <w:t xml:space="preserve">, </w:t>
-            </w:r>
-            <w:proofErr w:type="spellStart"/>
-            <w:r>
-              <w:rPr>
-                <w:sz w:val="20"/>
-                <w:szCs w:val="20"/>
-                <w:lang w:val="en-US"/>
-              </w:rPr>
-              <w:t>report_boxplot</w:t>
-            </w:r>
-            <w:proofErr w:type="spellEnd"/>
-            <w:r>
-              <w:rPr>
-                <w:sz w:val="20"/>
-                <w:szCs w:val="20"/>
-                <w:lang w:val="en-US"/>
-              </w:rPr>
-              <w:t xml:space="preserve">, </w:t>
-            </w:r>
-            <w:proofErr w:type="spellStart"/>
-            <w:r>
-              <w:rPr>
-                <w:sz w:val="20"/>
-                <w:szCs w:val="20"/>
-                <w:lang w:val="en-US"/>
-              </w:rPr>
-              <w:t>report_scatter</w:t>
-            </w:r>
-            <w:proofErr w:type="spellEnd"/>
+              <w:t>report_simple, report_statistics, report_pivot, report_bar_chart, report_histogram, report_boxplot, report_scatter</w:t>
+            </w:r>
           </w:p>
         </w:tc>
       </w:tr>
@@ -5990,205 +4263,47 @@
                 <w:lang w:val="en-US"/>
               </w:rPr>
             </w:pPr>
-            <w:proofErr w:type="spellStart"/>
-            <w:proofErr w:type="gramStart"/>
             <w:r>
               <w:rPr>
                 <w:sz w:val="20"/>
                 <w:szCs w:val="20"/>
                 <w:lang w:val="en-US"/>
               </w:rPr>
-              <w:t>library.utils</w:t>
-            </w:r>
-            <w:proofErr w:type="spellEnd"/>
-            <w:proofErr w:type="gramEnd"/>
-            <w:r>
-              <w:rPr>
-                <w:sz w:val="20"/>
-                <w:szCs w:val="20"/>
+              <w:t>library.utils, scripts.reports, tkinter, pandas</w:t>
+            </w:r>
+          </w:p>
+        </w:tc>
+        <w:tc>
+          <w:tcPr>
+            <w:tcW w:w="4126" w:type="dxa"/>
+            <w:tcBorders>
+              <w:top w:val="single" w:sz="1" w:space="0" w:color="B0C4DE"/>
+              <w:left w:val="single" w:sz="1" w:space="0" w:color="B0C4DE"/>
+              <w:bottom w:val="single" w:sz="1" w:space="0" w:color="B0C4DE"/>
+              <w:right w:val="single" w:sz="1" w:space="0" w:color="B0C4DE"/>
+            </w:tcBorders>
+            <w:shd w:val="clear" w:color="auto" w:fill="FFFFFF"/>
+            <w:tcMar>
+              <w:top w:w="60" w:type="dxa"/>
+              <w:left w:w="120" w:type="dxa"/>
+              <w:bottom w:w="60" w:type="dxa"/>
+              <w:right w:w="120" w:type="dxa"/>
+            </w:tcMar>
+          </w:tcPr>
+          <w:p>
+            <w:pPr>
+              <w:rPr>
                 <w:lang w:val="en-US"/>
               </w:rPr>
-              <w:t xml:space="preserve">, </w:t>
-            </w:r>
-            <w:proofErr w:type="spellStart"/>
+            </w:pPr>
             <w:r>
               <w:rPr>
                 <w:sz w:val="20"/>
                 <w:szCs w:val="20"/>
                 <w:lang w:val="en-US"/>
               </w:rPr>
-              <w:t>scripts.reports</w:t>
-            </w:r>
-            <w:proofErr w:type="spellEnd"/>
-            <w:r>
-              <w:rPr>
-                <w:sz w:val="20"/>
-                <w:szCs w:val="20"/>
-                <w:lang w:val="en-US"/>
-              </w:rPr>
-              <w:t xml:space="preserve">, </w:t>
-            </w:r>
-            <w:proofErr w:type="spellStart"/>
-            <w:r>
-              <w:rPr>
-                <w:sz w:val="20"/>
-                <w:szCs w:val="20"/>
-                <w:lang w:val="en-US"/>
-              </w:rPr>
-              <w:t>tkinter</w:t>
-            </w:r>
-            <w:proofErr w:type="spellEnd"/>
-            <w:r>
-              <w:rPr>
-                <w:sz w:val="20"/>
-                <w:szCs w:val="20"/>
-                <w:lang w:val="en-US"/>
-              </w:rPr>
-              <w:t>, pandas</w:t>
-            </w:r>
-          </w:p>
-        </w:tc>
-        <w:tc>
-          <w:tcPr>
-            <w:tcW w:w="4126" w:type="dxa"/>
-            <w:tcBorders>
-              <w:top w:val="single" w:sz="1" w:space="0" w:color="B0C4DE"/>
-              <w:left w:val="single" w:sz="1" w:space="0" w:color="B0C4DE"/>
-              <w:bottom w:val="single" w:sz="1" w:space="0" w:color="B0C4DE"/>
-              <w:right w:val="single" w:sz="1" w:space="0" w:color="B0C4DE"/>
-            </w:tcBorders>
-            <w:shd w:val="clear" w:color="auto" w:fill="FFFFFF"/>
-            <w:tcMar>
-              <w:top w:w="60" w:type="dxa"/>
-              <w:left w:w="120" w:type="dxa"/>
-              <w:bottom w:w="60" w:type="dxa"/>
-              <w:right w:w="120" w:type="dxa"/>
-            </w:tcMar>
-          </w:tcPr>
-          <w:p>
-            <w:pPr>
-              <w:rPr>
-                <w:lang w:val="en-US"/>
-              </w:rPr>
-            </w:pPr>
-            <w:proofErr w:type="spellStart"/>
-            <w:r>
-              <w:rPr>
-                <w:sz w:val="20"/>
-                <w:szCs w:val="20"/>
-                <w:lang w:val="en-US"/>
-              </w:rPr>
-              <w:t>build_main_window</w:t>
-            </w:r>
-            <w:proofErr w:type="spellEnd"/>
-            <w:r>
-              <w:rPr>
-                <w:sz w:val="20"/>
-                <w:szCs w:val="20"/>
-                <w:lang w:val="en-US"/>
-              </w:rPr>
-              <w:t>, _</w:t>
-            </w:r>
-            <w:proofErr w:type="spellStart"/>
-            <w:r>
-              <w:rPr>
-                <w:sz w:val="20"/>
-                <w:szCs w:val="20"/>
-                <w:lang w:val="en-US"/>
-              </w:rPr>
-              <w:t>init_data</w:t>
-            </w:r>
-            <w:proofErr w:type="spellEnd"/>
-            <w:r>
-              <w:rPr>
-                <w:sz w:val="20"/>
-                <w:szCs w:val="20"/>
-                <w:lang w:val="en-US"/>
-              </w:rPr>
-              <w:t>, _</w:t>
-            </w:r>
-            <w:proofErr w:type="spellStart"/>
-            <w:r>
-              <w:rPr>
-                <w:sz w:val="20"/>
-                <w:szCs w:val="20"/>
-                <w:lang w:val="en-US"/>
-              </w:rPr>
-              <w:t>load_data_dialog</w:t>
-            </w:r>
-            <w:proofErr w:type="spellEnd"/>
-            <w:r>
-              <w:rPr>
-                <w:sz w:val="20"/>
-                <w:szCs w:val="20"/>
-                <w:lang w:val="en-US"/>
-              </w:rPr>
-              <w:t>, _</w:t>
-            </w:r>
-            <w:proofErr w:type="spellStart"/>
-            <w:r>
-              <w:rPr>
-                <w:sz w:val="20"/>
-                <w:szCs w:val="20"/>
-                <w:lang w:val="en-US"/>
-              </w:rPr>
-              <w:t>open_handbook_window</w:t>
-            </w:r>
-            <w:proofErr w:type="spellEnd"/>
-            <w:r>
-              <w:rPr>
-                <w:sz w:val="20"/>
-                <w:szCs w:val="20"/>
-                <w:lang w:val="en-US"/>
-              </w:rPr>
-              <w:t>, _open_report</w:t>
-            </w:r>
-            <w:proofErr w:type="gramStart"/>
-            <w:r>
-              <w:rPr>
-                <w:sz w:val="20"/>
-                <w:szCs w:val="20"/>
-                <w:lang w:val="en-US"/>
-              </w:rPr>
-              <w:t>1..</w:t>
-            </w:r>
-            <w:proofErr w:type="gramEnd"/>
-            <w:r>
-              <w:rPr>
-                <w:sz w:val="20"/>
-                <w:szCs w:val="20"/>
-                <w:lang w:val="en-US"/>
-              </w:rPr>
-              <w:t>7, _</w:t>
-            </w:r>
-            <w:proofErr w:type="spellStart"/>
-            <w:r>
-              <w:rPr>
-                <w:sz w:val="20"/>
-                <w:szCs w:val="20"/>
-                <w:lang w:val="en-US"/>
-              </w:rPr>
-              <w:t>open_client_assessment</w:t>
-            </w:r>
-            <w:proofErr w:type="spellEnd"/>
-            <w:r>
-              <w:rPr>
-                <w:sz w:val="20"/>
-                <w:szCs w:val="20"/>
-                <w:lang w:val="en-US"/>
-              </w:rPr>
-              <w:t>, _</w:t>
-            </w:r>
-            <w:proofErr w:type="spellStart"/>
-            <w:r>
-              <w:rPr>
-                <w:sz w:val="20"/>
-                <w:szCs w:val="20"/>
-                <w:lang w:val="en-US"/>
-              </w:rPr>
-              <w:t>calculate_client_score</w:t>
-            </w:r>
-            <w:proofErr w:type="spellEnd"/>
+              <w:t>build_main_window, _init_data, _load_data_dialog, _open_handbook_window, _open_report1..7, _open_client_assessment, _calculate_client_score</w:t>
+            </w:r>
           </w:p>
         </w:tc>
       </w:tr>
@@ -6215,39 +4330,7 @@
         <w:jc w:val="both"/>
       </w:pPr>
       <w:r>
-        <w:t xml:space="preserve">Исходный </w:t>
-      </w:r>
-      <w:proofErr w:type="spellStart"/>
-      <w:r>
-        <w:t>датасет</w:t>
-      </w:r>
-      <w:proofErr w:type="spellEnd"/>
-      <w:r>
-        <w:t xml:space="preserve"> </w:t>
-      </w:r>
-      <w:proofErr w:type="spellStart"/>
-      <w:r>
-        <w:t>Bank</w:t>
-      </w:r>
-      <w:proofErr w:type="spellEnd"/>
-      <w:r>
-        <w:t xml:space="preserve"> </w:t>
-      </w:r>
-      <w:proofErr w:type="spellStart"/>
-      <w:r>
-        <w:t>Marketing</w:t>
-      </w:r>
-      <w:proofErr w:type="spellEnd"/>
-      <w:r>
-        <w:t xml:space="preserve"> </w:t>
-      </w:r>
-      <w:proofErr w:type="spellStart"/>
-      <w:r>
-        <w:t>Dataset</w:t>
-      </w:r>
-      <w:proofErr w:type="spellEnd"/>
-      <w:r>
-        <w:t xml:space="preserve"> (bank</w:t>
+        <w:t>Исходный датасет Bank Marketing Dataset (bank</w:t>
       </w:r>
       <w:r>
         <w:t>-</w:t>
@@ -6259,15 +4342,7 @@
         <w:t>-</w:t>
       </w:r>
       <w:r>
-        <w:t xml:space="preserve"> </w:t>
-      </w:r>
-      <w:proofErr w:type="spellStart"/>
-      <w:r>
-        <w:t>ID_клиента</w:t>
-      </w:r>
-      <w:proofErr w:type="spellEnd"/>
-      <w:r>
-        <w:t xml:space="preserve"> (числовой, автоинкрементный).</w:t>
+        <w:t xml:space="preserve"> ID_клиента (числовой, автоинкрементный).</w:t>
       </w:r>
     </w:p>
     <w:p>
@@ -6286,15 +4361,7 @@
         <w:t>-</w:t>
       </w:r>
       <w:r>
-        <w:t xml:space="preserve"> Демография (</w:t>
-      </w:r>
-      <w:proofErr w:type="spellStart"/>
-      <w:r>
-        <w:t>clients.pkl</w:t>
-      </w:r>
-      <w:proofErr w:type="spellEnd"/>
-      <w:r>
-        <w:t>)</w:t>
+        <w:t xml:space="preserve"> Демография (clients.pkl)</w:t>
       </w:r>
     </w:p>
     <w:tbl>
@@ -6473,7 +4540,6 @@
             </w:tcMar>
           </w:tcPr>
           <w:p>
-            <w:proofErr w:type="spellStart"/>
             <w:r>
               <w:rPr>
                 <w:sz w:val="20"/>
@@ -6481,7 +4547,6 @@
               </w:rPr>
               <w:t>ID_клиента</w:t>
             </w:r>
-            <w:proofErr w:type="spellEnd"/>
           </w:p>
         </w:tc>
         <w:tc>
@@ -6502,7 +4567,6 @@
             </w:tcMar>
           </w:tcPr>
           <w:p>
-            <w:proofErr w:type="spellStart"/>
             <w:r>
               <w:rPr>
                 <w:sz w:val="20"/>
@@ -6510,7 +4574,6 @@
               </w:rPr>
               <w:t>int</w:t>
             </w:r>
-            <w:proofErr w:type="spellEnd"/>
           </w:p>
         </w:tc>
         <w:tc>
@@ -6558,21 +4621,12 @@
             </w:tcMar>
           </w:tcPr>
           <w:p>
-            <w:proofErr w:type="spellStart"/>
-            <w:r>
-              <w:rPr>
-                <w:sz w:val="20"/>
-                <w:szCs w:val="20"/>
-              </w:rPr>
-              <w:t>Автоинкремент</w:t>
-            </w:r>
-            <w:proofErr w:type="spellEnd"/>
-            <w:r>
-              <w:rPr>
-                <w:sz w:val="20"/>
-                <w:szCs w:val="20"/>
-              </w:rPr>
-              <w:t xml:space="preserve"> с 1</w:t>
+            <w:r>
+              <w:rPr>
+                <w:sz w:val="20"/>
+                <w:szCs w:val="20"/>
+              </w:rPr>
+              <w:t>Автоинкремент с 1</w:t>
             </w:r>
           </w:p>
         </w:tc>
@@ -6623,7 +4677,6 @@
             </w:tcMar>
           </w:tcPr>
           <w:p>
-            <w:proofErr w:type="spellStart"/>
             <w:r>
               <w:rPr>
                 <w:sz w:val="20"/>
@@ -6631,7 +4684,6 @@
               </w:rPr>
               <w:t>int</w:t>
             </w:r>
-            <w:proofErr w:type="spellEnd"/>
           </w:p>
         </w:tc>
         <w:tc>
@@ -6735,7 +4787,6 @@
             </w:tcMar>
           </w:tcPr>
           <w:p>
-            <w:proofErr w:type="spellStart"/>
             <w:r>
               <w:rPr>
                 <w:sz w:val="20"/>
@@ -6743,7 +4794,6 @@
               </w:rPr>
               <w:t>str</w:t>
             </w:r>
-            <w:proofErr w:type="spellEnd"/>
           </w:p>
         </w:tc>
         <w:tc>
@@ -6820,7 +4870,6 @@
             </w:tcMar>
           </w:tcPr>
           <w:p>
-            <w:proofErr w:type="spellStart"/>
             <w:r>
               <w:rPr>
                 <w:sz w:val="20"/>
@@ -6828,7 +4877,6 @@
               </w:rPr>
               <w:t>Семейное_положение</w:t>
             </w:r>
-            <w:proofErr w:type="spellEnd"/>
           </w:p>
         </w:tc>
         <w:tc>
@@ -6849,7 +4897,6 @@
             </w:tcMar>
           </w:tcPr>
           <w:p>
-            <w:proofErr w:type="spellStart"/>
             <w:r>
               <w:rPr>
                 <w:sz w:val="20"/>
@@ -6857,7 +4904,6 @@
               </w:rPr>
               <w:t>str</w:t>
             </w:r>
-            <w:proofErr w:type="spellEnd"/>
           </w:p>
         </w:tc>
         <w:tc>
@@ -6961,7 +5007,6 @@
             </w:tcMar>
           </w:tcPr>
           <w:p>
-            <w:proofErr w:type="spellStart"/>
             <w:r>
               <w:rPr>
                 <w:sz w:val="20"/>
@@ -6969,7 +5014,6 @@
               </w:rPr>
               <w:t>str</w:t>
             </w:r>
-            <w:proofErr w:type="spellEnd"/>
           </w:p>
         </w:tc>
         <w:tc>
@@ -7022,17 +5066,8 @@
                 <w:sz w:val="20"/>
                 <w:szCs w:val="20"/>
               </w:rPr>
-              <w:t>Начальное, Среднее, Высшее</w:t>
-            </w:r>
-            <w:proofErr w:type="gramStart"/>
-            <w:r>
-              <w:rPr>
-                <w:sz w:val="20"/>
-                <w:szCs w:val="20"/>
-              </w:rPr>
-              <w:t>, Неизвестно</w:t>
-            </w:r>
-            <w:proofErr w:type="gramEnd"/>
+              <w:t>Начальное, Среднее, Высшее, Неизвестно</w:t>
+            </w:r>
           </w:p>
         </w:tc>
       </w:tr>
@@ -7053,15 +5088,7 @@
         <w:t>-</w:t>
       </w:r>
       <w:r>
-        <w:t xml:space="preserve"> Финансы (</w:t>
-      </w:r>
-      <w:proofErr w:type="spellStart"/>
-      <w:r>
-        <w:t>finance.pkl</w:t>
-      </w:r>
-      <w:proofErr w:type="spellEnd"/>
-      <w:r>
-        <w:t>)</w:t>
+        <w:t xml:space="preserve"> Финансы (finance.pkl)</w:t>
       </w:r>
     </w:p>
     <w:tbl>
@@ -7240,7 +5267,6 @@
             </w:tcMar>
           </w:tcPr>
           <w:p>
-            <w:proofErr w:type="spellStart"/>
             <w:r>
               <w:rPr>
                 <w:sz w:val="20"/>
@@ -7248,7 +5274,6 @@
               </w:rPr>
               <w:t>ID_клиента</w:t>
             </w:r>
-            <w:proofErr w:type="spellEnd"/>
           </w:p>
         </w:tc>
         <w:tc>
@@ -7269,7 +5294,6 @@
             </w:tcMar>
           </w:tcPr>
           <w:p>
-            <w:proofErr w:type="spellStart"/>
             <w:r>
               <w:rPr>
                 <w:sz w:val="20"/>
@@ -7277,7 +5301,6 @@
               </w:rPr>
               <w:t>int</w:t>
             </w:r>
-            <w:proofErr w:type="spellEnd"/>
           </w:p>
         </w:tc>
         <w:tc>
@@ -7381,7 +5404,6 @@
             </w:tcMar>
           </w:tcPr>
           <w:p>
-            <w:proofErr w:type="spellStart"/>
             <w:r>
               <w:rPr>
                 <w:sz w:val="20"/>
@@ -7389,7 +5411,6 @@
               </w:rPr>
               <w:t>str</w:t>
             </w:r>
-            <w:proofErr w:type="spellEnd"/>
           </w:p>
         </w:tc>
         <w:tc>
@@ -7493,7 +5514,6 @@
             </w:tcMar>
           </w:tcPr>
           <w:p>
-            <w:proofErr w:type="spellStart"/>
             <w:r>
               <w:rPr>
                 <w:sz w:val="20"/>
@@ -7501,7 +5521,6 @@
               </w:rPr>
               <w:t>int</w:t>
             </w:r>
-            <w:proofErr w:type="spellEnd"/>
           </w:p>
         </w:tc>
         <w:tc>
@@ -7605,7 +5624,6 @@
             </w:tcMar>
           </w:tcPr>
           <w:p>
-            <w:proofErr w:type="spellStart"/>
             <w:r>
               <w:rPr>
                 <w:sz w:val="20"/>
@@ -7613,7 +5631,6 @@
               </w:rPr>
               <w:t>str</w:t>
             </w:r>
-            <w:proofErr w:type="spellEnd"/>
           </w:p>
         </w:tc>
         <w:tc>
@@ -7718,7 +5735,6 @@
             </w:tcMar>
           </w:tcPr>
           <w:p>
-            <w:proofErr w:type="spellStart"/>
             <w:r>
               <w:rPr>
                 <w:sz w:val="20"/>
@@ -7726,7 +5742,6 @@
               </w:rPr>
               <w:t>str</w:t>
             </w:r>
-            <w:proofErr w:type="spellEnd"/>
           </w:p>
         </w:tc>
         <w:tc>
@@ -7796,33 +5811,7 @@
         <w:jc w:val="both"/>
       </w:pPr>
       <w:r>
-        <w:t xml:space="preserve">Приведение к 3НФ обеспечивается следующим образом: каждый справочник содержит только атрибуты, функционально зависящие от первичного ключа </w:t>
-      </w:r>
-      <w:proofErr w:type="spellStart"/>
-      <w:r>
-        <w:t>ID_клиента</w:t>
-      </w:r>
-      <w:proofErr w:type="spellEnd"/>
-      <w:r>
-        <w:t xml:space="preserve">, и не содержит транзитивных зависимостей. Справочники объединяются средствами </w:t>
-      </w:r>
-      <w:proofErr w:type="spellStart"/>
-      <w:proofErr w:type="gramStart"/>
-      <w:r>
-        <w:t>pandas.merge</w:t>
-      </w:r>
-      <w:proofErr w:type="spellEnd"/>
-      <w:proofErr w:type="gramEnd"/>
-      <w:r>
-        <w:t xml:space="preserve">() по ключу </w:t>
-      </w:r>
-      <w:proofErr w:type="spellStart"/>
-      <w:r>
-        <w:t>ID_клиента</w:t>
-      </w:r>
-      <w:proofErr w:type="spellEnd"/>
-      <w:r>
-        <w:t xml:space="preserve"> при формировании любого отчёта.</w:t>
+        <w:t>Приведение к 3НФ обеспечивается следующим образом: каждый справочник содержит только атрибуты, функционально зависящие от первичного ключа ID_клиента, и не содержит транзитивных зависимостей. Справочники объединяются средствами pandas.merge() по ключу ID_клиента при формировании любого отчёта.</w:t>
       </w:r>
     </w:p>
     <w:p>
@@ -7861,47 +5850,7 @@
         <w:jc w:val="both"/>
       </w:pPr>
       <w:r>
-        <w:t xml:space="preserve">Приложение запускается командой </w:t>
-      </w:r>
-      <w:proofErr w:type="spellStart"/>
-      <w:r>
-        <w:t>python</w:t>
-      </w:r>
-      <w:proofErr w:type="spellEnd"/>
-      <w:r>
-        <w:t xml:space="preserve"> scripts/main.py из корневого каталога </w:t>
-      </w:r>
-      <w:proofErr w:type="spellStart"/>
-      <w:r>
-        <w:t>work_fixed</w:t>
-      </w:r>
-      <w:proofErr w:type="spellEnd"/>
-      <w:r>
-        <w:t>. Скрипты run.bat (</w:t>
-      </w:r>
-      <w:proofErr w:type="spellStart"/>
-      <w:r>
-        <w:t>Windows</w:t>
-      </w:r>
-      <w:proofErr w:type="spellEnd"/>
-      <w:r>
-        <w:t>) и run.sh (</w:t>
-      </w:r>
-      <w:proofErr w:type="spellStart"/>
-      <w:r>
-        <w:t>Linux</w:t>
-      </w:r>
-      <w:proofErr w:type="spellEnd"/>
-      <w:r>
-        <w:t>/</w:t>
-      </w:r>
-      <w:proofErr w:type="spellStart"/>
-      <w:r>
-        <w:t>macOS</w:t>
-      </w:r>
-      <w:proofErr w:type="spellEnd"/>
-      <w:r>
-        <w:t>) автоматически проверяют наличие зависимостей и запускают приложение.</w:t>
+        <w:t>Приложение запускается командой python scripts/main.py из корневого каталога work_fixed. Скрипты run.bat (Windows) и run.sh (Linux/macOS) автоматически проверяют наличие зависимостей и запускают приложение.</w:t>
       </w:r>
     </w:p>
     <w:p>
@@ -7915,23 +5864,7 @@
         <w:jc w:val="both"/>
       </w:pPr>
       <w:r>
-        <w:t>При старте функция _</w:t>
-      </w:r>
-      <w:proofErr w:type="spellStart"/>
-      <w:r>
-        <w:t>init_</w:t>
-      </w:r>
-      <w:proofErr w:type="gramStart"/>
-      <w:r>
-        <w:t>data</w:t>
-      </w:r>
-      <w:proofErr w:type="spellEnd"/>
-      <w:r>
-        <w:t>(</w:t>
-      </w:r>
-      <w:proofErr w:type="gramEnd"/>
-      <w:r>
-        <w:t>) (автор: Садовский А.В.) реализует трёхуровневую стратегию инициализации данных:</w:t>
+        <w:t>При старте функция _init_data() (автор: Садовский А.В.) реализует трёхуровневую стратегию инициализации данных:</w:t>
       </w:r>
     </w:p>
     <w:p>
@@ -7950,31 +5883,7 @@
         <w:t>-</w:t>
       </w:r>
       <w:r>
-        <w:t xml:space="preserve"> Если в каталоге </w:t>
-      </w:r>
-      <w:proofErr w:type="spellStart"/>
-      <w:r>
-        <w:t>data</w:t>
-      </w:r>
-      <w:proofErr w:type="spellEnd"/>
-      <w:r>
-        <w:t xml:space="preserve">/ присутствуют файлы </w:t>
-      </w:r>
-      <w:proofErr w:type="spellStart"/>
-      <w:r>
-        <w:t>clients.pkl</w:t>
-      </w:r>
-      <w:proofErr w:type="spellEnd"/>
-      <w:r>
-        <w:t xml:space="preserve"> и </w:t>
-      </w:r>
-      <w:proofErr w:type="spellStart"/>
-      <w:r>
-        <w:t>finance.pkl</w:t>
-      </w:r>
-      <w:proofErr w:type="spellEnd"/>
-      <w:r>
-        <w:t>, данные загружаются из них (быстрый старт без повторной обработки CSV).</w:t>
+        <w:t xml:space="preserve"> Если в каталоге data/ присутствуют файлы clients.pkl и finance.pkl, данные загружаются из них (быстрый старт без повторной обработки CSV).</w:t>
       </w:r>
     </w:p>
     <w:p>
@@ -7993,38 +5902,20 @@
         <w:t>-</w:t>
       </w:r>
       <w:r>
-        <w:t xml:space="preserve"> Если </w:t>
-      </w:r>
-      <w:proofErr w:type="spellStart"/>
-      <w:r>
-        <w:t>pkl</w:t>
-      </w:r>
-      <w:proofErr w:type="spellEnd"/>
+        <w:t xml:space="preserve"> Если pkl</w:t>
+      </w:r>
       <w:r>
         <w:t>-</w:t>
       </w:r>
       <w:r>
-        <w:t xml:space="preserve">файлы отсутствуют, но есть файл </w:t>
-      </w:r>
-      <w:proofErr w:type="spellStart"/>
-      <w:r>
-        <w:t>data</w:t>
-      </w:r>
-      <w:proofErr w:type="spellEnd"/>
-      <w:r>
-        <w:t>/bank</w:t>
+        <w:t>файлы отсутствуют, но есть файл data/bank</w:t>
       </w:r>
       <w:r>
         <w:t>-</w:t>
       </w:r>
       <w:r>
-        <w:t xml:space="preserve">full.csv, он загружается, нормализуется (перевод категорий на русский язык, переименование столбцов) и разбивается на два справочника. Справочники сохраняются в </w:t>
-      </w:r>
-      <w:proofErr w:type="spellStart"/>
-      <w:r>
-        <w:t>pkl</w:t>
-      </w:r>
-      <w:proofErr w:type="spellEnd"/>
+        <w:t>full.csv, он загружается, нормализуется (перевод категорий на русский язык, переименование столбцов) и разбивается на два справочника. Справочники сохраняются в pkl</w:t>
+      </w:r>
       <w:r>
         <w:t>-</w:t>
       </w:r>
@@ -8048,31 +5939,7 @@
         <w:t>-</w:t>
       </w:r>
       <w:r>
-        <w:t xml:space="preserve"> Если ни </w:t>
-      </w:r>
-      <w:proofErr w:type="spellStart"/>
-      <w:r>
-        <w:t>pkl</w:t>
-      </w:r>
-      <w:proofErr w:type="spellEnd"/>
-      <w:r>
-        <w:t xml:space="preserve">, ни CSV не найдены, генерируются синтетические тестовые данные (200 записей) с помощью </w:t>
-      </w:r>
-      <w:proofErr w:type="spellStart"/>
-      <w:r>
-        <w:t>create_sample_</w:t>
-      </w:r>
-      <w:proofErr w:type="gramStart"/>
-      <w:r>
-        <w:t>data</w:t>
-      </w:r>
-      <w:proofErr w:type="spellEnd"/>
-      <w:r>
-        <w:t>(</w:t>
-      </w:r>
-      <w:proofErr w:type="gramEnd"/>
-      <w:r>
-        <w:t>), что позволяет немедленно проверить работу приложения.</w:t>
+        <w:t xml:space="preserve"> Если ни pkl, ни CSV не найдены, генерируются синтетические тестовые данные (200 записей) с помощью create_sample_data(), что позволяет немедленно проверить работу приложения.</w:t>
       </w:r>
     </w:p>
     <w:p>
@@ -8152,27 +6019,14 @@
         <w:spacing w:before="40" w:after="40"/>
       </w:pPr>
       <w:r>
-        <w:t>Боковое меню (</w:t>
-      </w:r>
-      <w:proofErr w:type="spellStart"/>
-      <w:r>
-        <w:t>sidebar</w:t>
-      </w:r>
-      <w:proofErr w:type="spellEnd"/>
-      <w:r>
-        <w:t xml:space="preserve">) </w:t>
+        <w:t xml:space="preserve">Боковое меню (sidebar) </w:t>
       </w:r>
       <w:r>
         <w:t>-</w:t>
       </w:r>
       <w:r>
-        <w:t xml:space="preserve"> разбито на секции: ДАННЫЕ, СПРАВОЧНИКИ, ОЦЕНКА КЛИЕНТОВ, ТЕКСТОВЫЕ ОТЧЁТЫ, ГРАФИЧЕСКИЕ ОТЧЁТЫ. Все кнопки имеют </w:t>
-      </w:r>
-      <w:proofErr w:type="spellStart"/>
-      <w:r>
-        <w:t>hover</w:t>
-      </w:r>
-      <w:proofErr w:type="spellEnd"/>
+        <w:t xml:space="preserve"> разбито на секции: ДАННЫЕ, СПРАВОЧНИКИ, ОЦЕНКА КЛИЕНТОВ, ТЕКСТОВЫЕ ОТЧЁТЫ, ГРАФИЧЕСКИЕ ОТЧЁТЫ. Все кнопки имеют hover</w:t>
+      </w:r>
       <w:r>
         <w:t>-</w:t>
       </w:r>
@@ -8268,53 +6122,8 @@
         <w:t>-</w:t>
       </w:r>
       <w:r>
-        <w:t xml:space="preserve">full.csv. Функция </w:t>
-      </w:r>
-      <w:proofErr w:type="spellStart"/>
-      <w:r>
-        <w:t>load_source_</w:t>
-      </w:r>
-      <w:proofErr w:type="gramStart"/>
-      <w:r>
-        <w:t>csv</w:t>
-      </w:r>
-      <w:proofErr w:type="spellEnd"/>
-      <w:r>
-        <w:t>(</w:t>
-      </w:r>
-      <w:proofErr w:type="gramEnd"/>
-      <w:r>
-        <w:t xml:space="preserve">) переводит все категориальные значения на русский язык (через словари JOB_MAP, MARITAL_MAP, EDUCATION_MAP и др.), добавляет поле </w:t>
-      </w:r>
-      <w:proofErr w:type="spellStart"/>
-      <w:r>
-        <w:t>ID_клиента</w:t>
-      </w:r>
-      <w:proofErr w:type="spellEnd"/>
-      <w:r>
-        <w:t xml:space="preserve">. Затем </w:t>
-      </w:r>
-      <w:proofErr w:type="spellStart"/>
-      <w:r>
-        <w:t>split_to_</w:t>
-      </w:r>
-      <w:proofErr w:type="gramStart"/>
-      <w:r>
-        <w:t>handbooks</w:t>
-      </w:r>
-      <w:proofErr w:type="spellEnd"/>
-      <w:r>
-        <w:t>(</w:t>
-      </w:r>
-      <w:proofErr w:type="gramEnd"/>
-      <w:r>
-        <w:t xml:space="preserve">) разделяет данные на два справочника, которые немедленно сохраняются в </w:t>
-      </w:r>
-      <w:proofErr w:type="spellStart"/>
-      <w:r>
-        <w:t>pkl</w:t>
-      </w:r>
-      <w:proofErr w:type="spellEnd"/>
+        <w:t>full.csv. Функция load_source_csv() переводит все категориальные значения на русский язык (через словари JOB_MAP, MARITAL_MAP, EDUCATION_MAP и др.), добавляет поле ID_клиента. Затем split_to_handbooks() разделяет данные на два справочника, которые немедленно сохраняются в pkl</w:t>
+      </w:r>
       <w:r>
         <w:t>-</w:t>
       </w:r>
@@ -8332,29 +6141,13 @@
         <w:spacing w:before="40" w:after="40"/>
       </w:pPr>
       <w:r>
-        <w:t>Из справочников (.</w:t>
-      </w:r>
-      <w:proofErr w:type="spellStart"/>
-      <w:r>
-        <w:t>pkl</w:t>
-      </w:r>
-      <w:proofErr w:type="spellEnd"/>
-      <w:r>
-        <w:t xml:space="preserve">) </w:t>
+        <w:t xml:space="preserve">Из справочников (.pkl) </w:t>
       </w:r>
       <w:r>
         <w:t>-</w:t>
       </w:r>
       <w:r>
-        <w:t xml:space="preserve"> загружает уже обработанные справочники из каталога </w:t>
-      </w:r>
-      <w:proofErr w:type="spellStart"/>
-      <w:r>
-        <w:t>data</w:t>
-      </w:r>
-      <w:proofErr w:type="spellEnd"/>
-      <w:r>
-        <w:t>/.</w:t>
+        <w:t xml:space="preserve"> загружает уже обработанные справочники из каталога data/.</w:t>
       </w:r>
     </w:p>
     <w:p>
@@ -8383,23 +6176,7 @@
       </w:pPr>
       <w:r>
         <w:lastRenderedPageBreak/>
-        <w:t>Работа со справочниками (автор: Старченко Д.С.) реализована через универсальную функцию _</w:t>
-      </w:r>
-      <w:proofErr w:type="spellStart"/>
-      <w:r>
-        <w:t>open_handbook_</w:t>
-      </w:r>
-      <w:proofErr w:type="gramStart"/>
-      <w:r>
-        <w:t>window</w:t>
-      </w:r>
-      <w:proofErr w:type="spellEnd"/>
-      <w:r>
-        <w:t>(</w:t>
-      </w:r>
-      <w:proofErr w:type="gramEnd"/>
-      <w:r>
-        <w:t>), которая открывает отдельное окно 1100×680 пикселей с таблицей и формой редактирования.</w:t>
+        <w:t>Работа со справочниками (автор: Старченко Д.С.) реализована через универсальную функцию _open_handbook_window(), которая открывает отдельное окно 1100×680 пикселей с таблицей и формой редактирования.</w:t>
       </w:r>
     </w:p>
     <w:p>
@@ -8617,23 +6394,7 @@
                 <w:sz w:val="20"/>
                 <w:szCs w:val="20"/>
               </w:rPr>
-              <w:t xml:space="preserve">Отображение всех записей в виджете </w:t>
-            </w:r>
-            <w:proofErr w:type="spellStart"/>
-            <w:r>
-              <w:rPr>
-                <w:sz w:val="20"/>
-                <w:szCs w:val="20"/>
-              </w:rPr>
-              <w:t>Treeview</w:t>
-            </w:r>
-            <w:proofErr w:type="spellEnd"/>
-            <w:r>
-              <w:rPr>
-                <w:sz w:val="20"/>
-                <w:szCs w:val="20"/>
-              </w:rPr>
-              <w:t xml:space="preserve"> с динамической шириной столбцов, прокрутка по X и Y</w:t>
+              <w:t>Отображение всех записей в виджете Treeview с динамической шириной столбцов, прокрутка по X и Y</w:t>
             </w:r>
           </w:p>
         </w:tc>
@@ -8716,23 +6477,7 @@
                 <w:sz w:val="20"/>
                 <w:szCs w:val="20"/>
               </w:rPr>
-              <w:t xml:space="preserve">Форма с полями: числовые вводятся в </w:t>
-            </w:r>
-            <w:proofErr w:type="spellStart"/>
-            <w:r>
-              <w:rPr>
-                <w:sz w:val="20"/>
-                <w:szCs w:val="20"/>
-              </w:rPr>
-              <w:t>Entry</w:t>
-            </w:r>
-            <w:proofErr w:type="spellEnd"/>
-            <w:r>
-              <w:rPr>
-                <w:sz w:val="20"/>
-                <w:szCs w:val="20"/>
-              </w:rPr>
-              <w:t xml:space="preserve">, категориальные </w:t>
+              <w:t xml:space="preserve">Форма с полями: числовые вводятся в Entry, категориальные </w:t>
             </w:r>
             <w:r>
               <w:rPr>
@@ -8746,23 +6491,7 @@
                 <w:sz w:val="20"/>
                 <w:szCs w:val="20"/>
               </w:rPr>
-              <w:t xml:space="preserve"> через </w:t>
-            </w:r>
-            <w:proofErr w:type="spellStart"/>
-            <w:r>
-              <w:rPr>
-                <w:sz w:val="20"/>
-                <w:szCs w:val="20"/>
-              </w:rPr>
-              <w:t>Combobox</w:t>
-            </w:r>
-            <w:proofErr w:type="spellEnd"/>
-            <w:r>
-              <w:rPr>
-                <w:sz w:val="20"/>
-                <w:szCs w:val="20"/>
-              </w:rPr>
-              <w:t xml:space="preserve"> с фиксированным списком значений. После добавления </w:t>
+              <w:t xml:space="preserve"> через Combobox с фиксированным списком значений. После добавления </w:t>
             </w:r>
             <w:r>
               <w:rPr>
@@ -8776,33 +6505,8 @@
                 <w:sz w:val="20"/>
                 <w:szCs w:val="20"/>
               </w:rPr>
-              <w:t xml:space="preserve"> </w:t>
-            </w:r>
-            <w:proofErr w:type="spellStart"/>
-            <w:r>
-              <w:rPr>
-                <w:sz w:val="20"/>
-                <w:szCs w:val="20"/>
-              </w:rPr>
-              <w:t>автосохранение</w:t>
-            </w:r>
-            <w:proofErr w:type="spellEnd"/>
-            <w:r>
-              <w:rPr>
-                <w:sz w:val="20"/>
-                <w:szCs w:val="20"/>
-              </w:rPr>
-              <w:t xml:space="preserve"> в </w:t>
-            </w:r>
-            <w:proofErr w:type="spellStart"/>
-            <w:r>
-              <w:rPr>
-                <w:sz w:val="20"/>
-                <w:szCs w:val="20"/>
-              </w:rPr>
-              <w:t>pkl</w:t>
-            </w:r>
-            <w:proofErr w:type="spellEnd"/>
+              <w:t xml:space="preserve"> автосохранение в pkl</w:t>
+            </w:r>
           </w:p>
         </w:tc>
       </w:tr>
@@ -8898,17 +6602,8 @@
                 <w:sz w:val="20"/>
                 <w:szCs w:val="20"/>
               </w:rPr>
-              <w:t xml:space="preserve"> </w:t>
-            </w:r>
-            <w:proofErr w:type="spellStart"/>
-            <w:r>
-              <w:rPr>
-                <w:sz w:val="20"/>
-                <w:szCs w:val="20"/>
-              </w:rPr>
-              <w:t>автосохранение</w:t>
-            </w:r>
-            <w:proofErr w:type="spellEnd"/>
+              <w:t xml:space="preserve"> автосохранение</w:t>
+            </w:r>
           </w:p>
         </w:tc>
       </w:tr>
@@ -8990,33 +6685,8 @@
                 <w:sz w:val="20"/>
                 <w:szCs w:val="20"/>
               </w:rPr>
-              <w:t>Запрашивает подтверждение, удаляет запись, сбрасывает индексы (</w:t>
-            </w:r>
-            <w:proofErr w:type="spellStart"/>
-            <w:r>
-              <w:rPr>
-                <w:sz w:val="20"/>
-                <w:szCs w:val="20"/>
-              </w:rPr>
-              <w:t>reset_index</w:t>
-            </w:r>
-            <w:proofErr w:type="spellEnd"/>
-            <w:r>
-              <w:rPr>
-                <w:sz w:val="20"/>
-                <w:szCs w:val="20"/>
-              </w:rPr>
-              <w:t xml:space="preserve">), </w:t>
-            </w:r>
-            <w:proofErr w:type="spellStart"/>
-            <w:r>
-              <w:rPr>
-                <w:sz w:val="20"/>
-                <w:szCs w:val="20"/>
-              </w:rPr>
-              <w:t>автосохранение</w:t>
-            </w:r>
-            <w:proofErr w:type="spellEnd"/>
+              <w:t>Запрашивает подтверждение, удаляет запись, сбрасывает индексы (reset_index), автосохранение</w:t>
+            </w:r>
           </w:p>
         </w:tc>
       </w:tr>
@@ -9066,7 +6736,6 @@
             </w:tcMar>
           </w:tcPr>
           <w:p>
-            <w:proofErr w:type="gramStart"/>
             <w:r>
               <w:rPr>
                 <w:sz w:val="20"/>
@@ -9074,7 +6743,6 @@
               </w:rPr>
               <w:t>💾 Сохранить</w:t>
             </w:r>
-            <w:proofErr w:type="gramEnd"/>
           </w:p>
         </w:tc>
         <w:tc>
@@ -9100,39 +6768,7 @@
                 <w:sz w:val="20"/>
                 <w:szCs w:val="20"/>
               </w:rPr>
-              <w:t xml:space="preserve">Явное сохранение в </w:t>
-            </w:r>
-            <w:proofErr w:type="spellStart"/>
-            <w:r>
-              <w:rPr>
-                <w:sz w:val="20"/>
-                <w:szCs w:val="20"/>
-              </w:rPr>
-              <w:t>pkl</w:t>
-            </w:r>
-            <w:proofErr w:type="spellEnd"/>
-            <w:r>
-              <w:rPr>
-                <w:sz w:val="20"/>
-                <w:szCs w:val="20"/>
-              </w:rPr>
-              <w:t xml:space="preserve"> (дублирует </w:t>
-            </w:r>
-            <w:proofErr w:type="spellStart"/>
-            <w:r>
-              <w:rPr>
-                <w:sz w:val="20"/>
-                <w:szCs w:val="20"/>
-              </w:rPr>
-              <w:t>автосохранение</w:t>
-            </w:r>
-            <w:proofErr w:type="spellEnd"/>
-            <w:r>
-              <w:rPr>
-                <w:sz w:val="20"/>
-                <w:szCs w:val="20"/>
-              </w:rPr>
-              <w:t>)</w:t>
+              <w:t>Явное сохранение в pkl (дублирует автосохранение)</w:t>
             </w:r>
           </w:p>
         </w:tc>
@@ -9183,7 +6819,6 @@
             </w:tcMar>
           </w:tcPr>
           <w:p>
-            <w:proofErr w:type="gramStart"/>
             <w:r>
               <w:rPr>
                 <w:sz w:val="20"/>
@@ -9191,7 +6826,6 @@
               </w:rPr>
               <w:t>📂 Загрузить</w:t>
             </w:r>
-            <w:proofErr w:type="gramEnd"/>
           </w:p>
         </w:tc>
         <w:tc>
@@ -9217,17 +6851,8 @@
                 <w:sz w:val="20"/>
                 <w:szCs w:val="20"/>
               </w:rPr>
-              <w:t xml:space="preserve">Загрузка из произвольного </w:t>
-            </w:r>
-            <w:proofErr w:type="spellStart"/>
-            <w:r>
-              <w:rPr>
-                <w:sz w:val="20"/>
-                <w:szCs w:val="20"/>
-              </w:rPr>
-              <w:t>pkl</w:t>
-            </w:r>
-            <w:proofErr w:type="spellEnd"/>
+              <w:t>Загрузка из произвольного pkl</w:t>
+            </w:r>
             <w:r>
               <w:rPr>
                 <w:sz w:val="20"/>
@@ -9276,15 +6901,7 @@
         <w:t>-</w:t>
       </w:r>
       <w:r>
-        <w:t xml:space="preserve"> целое число от 18 до 100 (</w:t>
-      </w:r>
-      <w:proofErr w:type="spellStart"/>
-      <w:r>
-        <w:t>validate_age</w:t>
-      </w:r>
-      <w:proofErr w:type="spellEnd"/>
-      <w:r>
-        <w:t>).</w:t>
+        <w:t xml:space="preserve"> целое число от 18 до 100 (validate_age).</w:t>
       </w:r>
     </w:p>
     <w:p>
@@ -9303,15 +6920,7 @@
         <w:t>-</w:t>
       </w:r>
       <w:r>
-        <w:t xml:space="preserve"> любое целое число, включая отрицательные (</w:t>
-      </w:r>
-      <w:proofErr w:type="spellStart"/>
-      <w:r>
-        <w:t>validate_balance</w:t>
-      </w:r>
-      <w:proofErr w:type="spellEnd"/>
-      <w:r>
-        <w:t>).</w:t>
+        <w:t xml:space="preserve"> любое целое число, включая отрицательные (validate_balance).</w:t>
       </w:r>
     </w:p>
     <w:p>
@@ -9330,23 +6939,7 @@
         <w:t>-</w:t>
       </w:r>
       <w:r>
-        <w:t xml:space="preserve"> проверка вхождения в список допустимых значений (</w:t>
-      </w:r>
-      <w:proofErr w:type="spellStart"/>
-      <w:r>
-        <w:t>validate_choice</w:t>
-      </w:r>
-      <w:proofErr w:type="spellEnd"/>
-      <w:r>
-        <w:t xml:space="preserve">). </w:t>
-      </w:r>
-      <w:proofErr w:type="spellStart"/>
-      <w:r>
-        <w:t>Невалидные</w:t>
-      </w:r>
-      <w:proofErr w:type="spellEnd"/>
-      <w:r>
-        <w:t xml:space="preserve"> значения вызывают информативное диалоговое окно с описанием ошибки.</w:t>
+        <w:t xml:space="preserve"> проверка вхождения в список допустимых значений (validate_choice). Невалидные значения вызывают информативное диалоговое окно с описанием ошибки.</w:t>
       </w:r>
     </w:p>
     <w:p>
@@ -9368,15 +6961,7 @@
         <w:jc w:val="both"/>
       </w:pPr>
       <w:r>
-        <w:t>Модуль оценки клиентов (функция _</w:t>
-      </w:r>
-      <w:proofErr w:type="spellStart"/>
-      <w:r>
-        <w:t>calculate_client_score</w:t>
-      </w:r>
-      <w:proofErr w:type="spellEnd"/>
-      <w:r>
-        <w:t>) позволяет получить интегральную оценку (0–100 баллов) каждого клиента на основе критериев:</w:t>
+        <w:t>Модуль оценки клиентов (функция _calculate_client_score) позволяет получить интегральную оценку (0–100 баллов) каждого клиента на основе критериев:</w:t>
       </w:r>
     </w:p>
     <w:tbl>
@@ -9990,21 +7575,12 @@
             </w:tcMar>
           </w:tcPr>
           <w:p>
-            <w:proofErr w:type="gramStart"/>
-            <w:r>
-              <w:rPr>
-                <w:sz w:val="20"/>
-                <w:szCs w:val="20"/>
-              </w:rPr>
-              <w:t>Баланс &gt;</w:t>
-            </w:r>
-            <w:proofErr w:type="gramEnd"/>
-            <w:r>
-              <w:rPr>
-                <w:sz w:val="20"/>
-                <w:szCs w:val="20"/>
-              </w:rPr>
-              <w:t xml:space="preserve"> 5000 € / Баланс &gt; 0 €</w:t>
+            <w:r>
+              <w:rPr>
+                <w:sz w:val="20"/>
+                <w:szCs w:val="20"/>
+              </w:rPr>
+              <w:t>Баланс &gt; 5000 € / Баланс &gt; 0 €</w:t>
             </w:r>
           </w:p>
         </w:tc>
@@ -10219,39 +7795,7 @@
         <w:jc w:val="both"/>
       </w:pPr>
       <w:r>
-        <w:t>Модуль reports.py (авторы: Садовский А.В., Черноморец О.С.) реализует семь видов отчётов. Перед каждым отчётом справочники объединяются функцией _</w:t>
-      </w:r>
-      <w:proofErr w:type="spellStart"/>
-      <w:r>
-        <w:t>get_full_</w:t>
-      </w:r>
-      <w:proofErr w:type="gramStart"/>
-      <w:r>
-        <w:t>df</w:t>
-      </w:r>
-      <w:proofErr w:type="spellEnd"/>
-      <w:r>
-        <w:t>(</w:t>
-      </w:r>
-      <w:proofErr w:type="gramEnd"/>
-      <w:r>
-        <w:t xml:space="preserve">) через </w:t>
-      </w:r>
-      <w:proofErr w:type="spellStart"/>
-      <w:r>
-        <w:t>pandas.merge</w:t>
-      </w:r>
-      <w:proofErr w:type="spellEnd"/>
-      <w:r>
-        <w:t xml:space="preserve">() по ключу </w:t>
-      </w:r>
-      <w:proofErr w:type="spellStart"/>
-      <w:r>
-        <w:t>ID_клиента</w:t>
-      </w:r>
-      <w:proofErr w:type="spellEnd"/>
-      <w:r>
-        <w:t xml:space="preserve"> (INNER JOIN).</w:t>
+        <w:t>Модуль reports.py (авторы: Садовский А.В., Черноморец О.С.) реализует семь видов отчётов. Перед каждым отчётом справочники объединяются функцией _get_full_df() через pandas.merge() по ключу ID_клиента (INNER JOIN).</w:t>
       </w:r>
     </w:p>
     <w:p>
@@ -10288,47 +7832,7 @@
         <w:jc w:val="both"/>
       </w:pPr>
       <w:r>
-        <w:t xml:space="preserve">Функция </w:t>
-      </w:r>
-      <w:proofErr w:type="spellStart"/>
-      <w:r>
-        <w:t>report_</w:t>
-      </w:r>
-      <w:proofErr w:type="gramStart"/>
-      <w:r>
-        <w:t>simple</w:t>
-      </w:r>
-      <w:proofErr w:type="spellEnd"/>
-      <w:r>
-        <w:t>(</w:t>
-      </w:r>
-      <w:proofErr w:type="gramEnd"/>
-      <w:r>
-        <w:t xml:space="preserve">) реализует операции проекции (выбор столбцов) и сокращения (фильтрация строк). Пользователь через </w:t>
-      </w:r>
-      <w:proofErr w:type="spellStart"/>
-      <w:r>
-        <w:t>чекбоксы</w:t>
-      </w:r>
-      <w:proofErr w:type="spellEnd"/>
-      <w:r>
-        <w:t xml:space="preserve"> выбирает нужные столбцы из объединённой таблицы, а также может указать фильтр по значению любого категориального столбца. Отображается не более 1000 строк. Результат экспортируется в .</w:t>
-      </w:r>
-      <w:proofErr w:type="spellStart"/>
-      <w:r>
-        <w:t>txt</w:t>
-      </w:r>
-      <w:proofErr w:type="spellEnd"/>
-      <w:r>
-        <w:t xml:space="preserve"> или .</w:t>
-      </w:r>
-      <w:proofErr w:type="spellStart"/>
-      <w:r>
-        <w:t>csv</w:t>
-      </w:r>
-      <w:proofErr w:type="spellEnd"/>
-      <w:r>
-        <w:t>.</w:t>
+        <w:t>Функция report_simple() реализует операции проекции (выбор столбцов) и сокращения (фильтрация строк). Пользователь через чекбоксы выбирает нужные столбцы из объединённой таблицы, а также может указать фильтр по значению любого категориального столбца. Отображается не более 1000 строк. Результат экспортируется в .txt или .csv.</w:t>
       </w:r>
     </w:p>
     <w:p>
@@ -10361,15 +7865,7 @@
         <w:t>-</w:t>
       </w:r>
       <w:r>
-        <w:t xml:space="preserve"> </w:t>
-      </w:r>
-      <w:proofErr w:type="spellStart"/>
-      <w:r>
-        <w:t>чекбоксы</w:t>
-      </w:r>
-      <w:proofErr w:type="spellEnd"/>
-      <w:r>
-        <w:t xml:space="preserve"> для каждого поля объединённой таблицы (9 полей).</w:t>
+        <w:t xml:space="preserve"> чекбоксы для каждого поля объединённой таблицы (9 полей).</w:t>
       </w:r>
     </w:p>
     <w:p>
@@ -10425,31 +7921,7 @@
         <w:jc w:val="both"/>
       </w:pPr>
       <w:r>
-        <w:t xml:space="preserve">Функция </w:t>
-      </w:r>
-      <w:proofErr w:type="spellStart"/>
-      <w:r>
-        <w:t>report_</w:t>
-      </w:r>
-      <w:proofErr w:type="gramStart"/>
-      <w:r>
-        <w:t>statistics</w:t>
-      </w:r>
-      <w:proofErr w:type="spellEnd"/>
-      <w:r>
-        <w:t>(</w:t>
-      </w:r>
-      <w:proofErr w:type="gramEnd"/>
-      <w:r>
-        <w:t xml:space="preserve">) формирует описательные статистики по выбранным атрибутам. Пользователь отмечает интересующие поля </w:t>
-      </w:r>
-      <w:proofErr w:type="spellStart"/>
-      <w:r>
-        <w:t>чекбоксами</w:t>
-      </w:r>
-      <w:proofErr w:type="spellEnd"/>
-      <w:r>
-        <w:t>.</w:t>
+        <w:t>Функция report_statistics() формирует описательные статистики по выбранным атрибутам. Пользователь отмечает интересующие поля чекбоксами.</w:t>
       </w:r>
     </w:p>
     <w:p>
@@ -10462,17 +7934,7 @@
         <w:spacing w:before="40" w:after="40"/>
       </w:pPr>
       <w:r>
-        <w:t xml:space="preserve">Для количественных переменных (Возраст, Баланс): выводятся минимум, максимум, среднее, дисперсия и стандартное отклонение, вычисленные методами </w:t>
-      </w:r>
-      <w:proofErr w:type="spellStart"/>
-      <w:proofErr w:type="gramStart"/>
-      <w:r>
-        <w:t>pandas.DataFrame</w:t>
-      </w:r>
-      <w:proofErr w:type="spellEnd"/>
-      <w:proofErr w:type="gramEnd"/>
-      <w:r>
-        <w:t>.</w:t>
+        <w:t>Для количественных переменных (Возраст, Баланс): выводятся минимум, максимум, среднее, дисперсия и стандартное отклонение, вычисленные методами pandas.DataFrame.</w:t>
       </w:r>
     </w:p>
     <w:p>
@@ -10528,31 +7990,7 @@
         <w:jc w:val="both"/>
       </w:pPr>
       <w:r>
-        <w:t xml:space="preserve">Функция </w:t>
-      </w:r>
-      <w:proofErr w:type="spellStart"/>
-      <w:r>
-        <w:t>report_</w:t>
-      </w:r>
-      <w:proofErr w:type="gramStart"/>
-      <w:r>
-        <w:t>pivot</w:t>
-      </w:r>
-      <w:proofErr w:type="spellEnd"/>
-      <w:r>
-        <w:t>(</w:t>
-      </w:r>
-      <w:proofErr w:type="gramEnd"/>
-      <w:r>
-        <w:t xml:space="preserve">) строит сводную таблицу через </w:t>
-      </w:r>
-      <w:proofErr w:type="spellStart"/>
-      <w:r>
-        <w:t>pandas.pivot_table</w:t>
-      </w:r>
-      <w:proofErr w:type="spellEnd"/>
-      <w:r>
-        <w:t>(). Пользователь выбирает:</w:t>
+        <w:t>Функция report_pivot() строит сводную таблицу через pandas.pivot_table(). Пользователь выбирает:</w:t>
       </w:r>
     </w:p>
     <w:p>
@@ -10565,15 +8003,7 @@
         <w:spacing w:before="40" w:after="40"/>
       </w:pPr>
       <w:r>
-        <w:t>Атрибут для строк (</w:t>
-      </w:r>
-      <w:proofErr w:type="spellStart"/>
-      <w:r>
-        <w:t>index</w:t>
-      </w:r>
-      <w:proofErr w:type="spellEnd"/>
-      <w:r>
-        <w:t xml:space="preserve">) </w:t>
+        <w:t xml:space="preserve">Атрибут для строк (index) </w:t>
       </w:r>
       <w:r>
         <w:t>-</w:t>
@@ -10592,15 +8022,7 @@
         <w:spacing w:before="40" w:after="40"/>
       </w:pPr>
       <w:r>
-        <w:t>Атрибут для столбцов (</w:t>
-      </w:r>
-      <w:proofErr w:type="spellStart"/>
-      <w:r>
-        <w:t>columns</w:t>
-      </w:r>
-      <w:proofErr w:type="spellEnd"/>
-      <w:r>
-        <w:t xml:space="preserve">) </w:t>
+        <w:t xml:space="preserve">Атрибут для столбцов (columns) </w:t>
       </w:r>
       <w:r>
         <w:t>-</w:t>
@@ -10619,15 +8041,7 @@
         <w:spacing w:before="40" w:after="40"/>
       </w:pPr>
       <w:r>
-        <w:t>Атрибут значений (</w:t>
-      </w:r>
-      <w:proofErr w:type="spellStart"/>
-      <w:r>
-        <w:t>values</w:t>
-      </w:r>
-      <w:proofErr w:type="spellEnd"/>
-      <w:r>
-        <w:t xml:space="preserve">) </w:t>
+        <w:t xml:space="preserve">Атрибут значений (values) </w:t>
       </w:r>
       <w:r>
         <w:t>-</w:t>
@@ -10698,15 +8112,7 @@
         <w:t>-</w:t>
       </w:r>
       <w:r>
-        <w:t xml:space="preserve"> </w:t>
-      </w:r>
-      <w:proofErr w:type="spellStart"/>
-      <w:r>
-        <w:t>Кластеризованная</w:t>
-      </w:r>
-      <w:proofErr w:type="spellEnd"/>
-      <w:r>
-        <w:t xml:space="preserve"> столбчатая диаграмма</w:t>
+        <w:t xml:space="preserve"> Кластеризованная столбчатая диаграмма</w:t>
       </w:r>
     </w:p>
     <w:p>
@@ -10724,59 +8130,11 @@
         <w:jc w:val="both"/>
       </w:pPr>
       <w:r>
-        <w:t xml:space="preserve">Функция </w:t>
-      </w:r>
-      <w:proofErr w:type="spellStart"/>
-      <w:r>
-        <w:t>report_bar_</w:t>
-      </w:r>
-      <w:proofErr w:type="gramStart"/>
-      <w:r>
-        <w:t>chart</w:t>
-      </w:r>
-      <w:proofErr w:type="spellEnd"/>
-      <w:r>
-        <w:t>(</w:t>
-      </w:r>
-      <w:proofErr w:type="gramEnd"/>
-      <w:r>
-        <w:t xml:space="preserve">) строит </w:t>
-      </w:r>
-      <w:proofErr w:type="spellStart"/>
-      <w:r>
-        <w:t>кластеризованную</w:t>
-      </w:r>
-      <w:proofErr w:type="spellEnd"/>
-      <w:r>
-        <w:t xml:space="preserve"> столбчатую диаграмму через </w:t>
-      </w:r>
-      <w:proofErr w:type="spellStart"/>
-      <w:r>
-        <w:t>matplotlib.pyplot.bar</w:t>
-      </w:r>
-      <w:proofErr w:type="spellEnd"/>
-      <w:r>
-        <w:t xml:space="preserve">() для пары качественных атрибутов. Ширина столбцов вычисляется </w:t>
+        <w:t xml:space="preserve">Функция report_bar_chart() строит кластеризованную столбчатую диаграмму через matplotlib.pyplot.bar() для пары качественных атрибутов. Ширина столбцов вычисляется </w:t>
       </w:r>
       <w:r>
         <w:lastRenderedPageBreak/>
-        <w:t xml:space="preserve">автоматически из числа групп. При числе категорий свыше 8 автоматически уменьшается шрифт подписей и поворачиваются метки оси X. График встраивается в окно </w:t>
-      </w:r>
-      <w:proofErr w:type="spellStart"/>
-      <w:r>
-        <w:t>Tkinter</w:t>
-      </w:r>
-      <w:proofErr w:type="spellEnd"/>
-      <w:r>
-        <w:t xml:space="preserve"> через </w:t>
-      </w:r>
-      <w:proofErr w:type="spellStart"/>
-      <w:r>
-        <w:t>FigureCanvasTkAgg</w:t>
-      </w:r>
-      <w:proofErr w:type="spellEnd"/>
-      <w:r>
-        <w:t>.</w:t>
+        <w:t>автоматически из числа групп. При числе категорий свыше 8 автоматически уменьшается шрифт подписей и поворачиваются метки оси X. График встраивается в окно Tkinter через FigureCanvasTkAgg.</w:t>
       </w:r>
     </w:p>
     <w:p>
@@ -10815,15 +8173,7 @@
         <w:t>-</w:t>
       </w:r>
       <w:r>
-        <w:t xml:space="preserve"> </w:t>
-      </w:r>
-      <w:proofErr w:type="spellStart"/>
-      <w:r>
-        <w:t>Категоризированная</w:t>
-      </w:r>
-      <w:proofErr w:type="spellEnd"/>
-      <w:r>
-        <w:t xml:space="preserve"> гистограмма</w:t>
+        <w:t xml:space="preserve"> Категоризированная гистограмма</w:t>
       </w:r>
     </w:p>
     <w:p>
@@ -10841,39 +8191,7 @@
         <w:jc w:val="both"/>
       </w:pPr>
       <w:r>
-        <w:t xml:space="preserve">Функция </w:t>
-      </w:r>
-      <w:proofErr w:type="spellStart"/>
-      <w:r>
-        <w:t>report_</w:t>
-      </w:r>
-      <w:proofErr w:type="gramStart"/>
-      <w:r>
-        <w:t>histogram</w:t>
-      </w:r>
-      <w:proofErr w:type="spellEnd"/>
-      <w:r>
-        <w:t>(</w:t>
-      </w:r>
-      <w:proofErr w:type="gramEnd"/>
-      <w:r>
-        <w:t xml:space="preserve">) строит гистограмму через </w:t>
-      </w:r>
-      <w:proofErr w:type="spellStart"/>
-      <w:r>
-        <w:t>matplotlib.pyplot.hist</w:t>
-      </w:r>
-      <w:proofErr w:type="spellEnd"/>
-      <w:r>
-        <w:t>() для пары «количественный–качественный» атрибут. Каждая категория отображается отдельным цветом из палитры VIBRANT_COLORS. Число интервалов (</w:t>
-      </w:r>
-      <w:proofErr w:type="spellStart"/>
-      <w:r>
-        <w:t>bins</w:t>
-      </w:r>
-      <w:proofErr w:type="spellEnd"/>
-      <w:r>
-        <w:t>) по умолчанию равно 20.</w:t>
+        <w:t>Функция report_histogram() строит гистограмму через matplotlib.pyplot.hist() для пары «количественный–качественный» атрибут. Каждая категория отображается отдельным цветом из палитры VIBRANT_COLORS. Число интервалов (bins) по умолчанию равно 20.</w:t>
       </w:r>
     </w:p>
     <w:p>
@@ -10911,11 +8229,9 @@
       <w:r>
         <w:t>-</w:t>
       </w:r>
-      <w:proofErr w:type="spellStart"/>
       <w:r>
         <w:t>Вискера</w:t>
       </w:r>
-      <w:proofErr w:type="spellEnd"/>
     </w:p>
     <w:p>
       <w:pPr>
@@ -10932,66 +8248,13 @@
         <w:jc w:val="both"/>
       </w:pPr>
       <w:r>
-        <w:t xml:space="preserve">Функция </w:t>
-      </w:r>
-      <w:proofErr w:type="spellStart"/>
-      <w:r>
-        <w:t>report_</w:t>
-      </w:r>
-      <w:proofErr w:type="gramStart"/>
-      <w:r>
-        <w:t>boxplot</w:t>
-      </w:r>
-      <w:proofErr w:type="spellEnd"/>
-      <w:r>
-        <w:t>(</w:t>
-      </w:r>
-      <w:proofErr w:type="gramEnd"/>
-      <w:r>
-        <w:t xml:space="preserve">) строит </w:t>
-      </w:r>
-      <w:proofErr w:type="spellStart"/>
-      <w:r>
-        <w:t>категоризированную</w:t>
-      </w:r>
-      <w:proofErr w:type="spellEnd"/>
-      <w:r>
-        <w:t xml:space="preserve"> диаграмму Бокса</w:t>
+        <w:t>Функция report_boxplot() строит категоризированную диаграмму Бокса</w:t>
       </w:r>
       <w:r>
         <w:t>-</w:t>
       </w:r>
-      <w:proofErr w:type="spellStart"/>
-      <w:r>
-        <w:t>Вискера</w:t>
-      </w:r>
-      <w:proofErr w:type="spellEnd"/>
-      <w:r>
-        <w:t xml:space="preserve"> через </w:t>
-      </w:r>
-      <w:proofErr w:type="spellStart"/>
-      <w:r>
-        <w:t>matplotlib.pyplot.boxplot</w:t>
-      </w:r>
-      <w:proofErr w:type="spellEnd"/>
-      <w:r>
-        <w:t xml:space="preserve">() с параметром </w:t>
-      </w:r>
-      <w:proofErr w:type="spellStart"/>
-      <w:r>
-        <w:t>patch_artist</w:t>
-      </w:r>
-      <w:proofErr w:type="spellEnd"/>
-      <w:r>
-        <w:t>=</w:t>
-      </w:r>
-      <w:proofErr w:type="spellStart"/>
-      <w:r>
-        <w:t>True</w:t>
-      </w:r>
-      <w:proofErr w:type="spellEnd"/>
-      <w:r>
-        <w:t xml:space="preserve"> для закрашивания ящиков. Каждая категория отображается отдельным цветом. Медиана, квартили, усы и выбросы отображаются стандартным образом.</w:t>
+      <w:r>
+        <w:t>Вискера через matplotlib.pyplot.boxplot() с параметром patch_artist=True для закрашивания ящиков. Каждая категория отображается отдельным цветом. Медиана, квартили, усы и выбросы отображаются стандартным образом.</w:t>
       </w:r>
     </w:p>
     <w:p>
@@ -11042,60 +8305,7 @@
         <w:jc w:val="both"/>
       </w:pPr>
       <w:r>
-        <w:t xml:space="preserve">Функция </w:t>
-      </w:r>
-      <w:proofErr w:type="spellStart"/>
-      <w:r>
-        <w:t>report_</w:t>
-      </w:r>
-      <w:proofErr w:type="gramStart"/>
-      <w:r>
-        <w:t>scatter</w:t>
-      </w:r>
-      <w:proofErr w:type="spellEnd"/>
-      <w:r>
-        <w:t>(</w:t>
-      </w:r>
-      <w:proofErr w:type="gramEnd"/>
-      <w:r>
-        <w:t xml:space="preserve">) строит диаграмму рассеивания через </w:t>
-      </w:r>
-      <w:proofErr w:type="spellStart"/>
-      <w:r>
-        <w:t>matplotlib.pyplot.scatter</w:t>
-      </w:r>
-      <w:proofErr w:type="spellEnd"/>
-      <w:r>
-        <w:t xml:space="preserve">() для двух количественных и одного качественного атрибута. При объёме выборки свыше 2000 точек на группу применяется случайное </w:t>
-      </w:r>
-      <w:proofErr w:type="spellStart"/>
-      <w:r>
-        <w:t>подвыборочное</w:t>
-      </w:r>
-      <w:proofErr w:type="spellEnd"/>
-      <w:r>
-        <w:t xml:space="preserve"> отображение (</w:t>
-      </w:r>
-      <w:proofErr w:type="spellStart"/>
-      <w:proofErr w:type="gramStart"/>
-      <w:r>
-        <w:t>sample</w:t>
-      </w:r>
-      <w:proofErr w:type="spellEnd"/>
-      <w:r>
-        <w:t>(</w:t>
-      </w:r>
-      <w:proofErr w:type="gramEnd"/>
-      <w:r>
-        <w:t xml:space="preserve">2000)) для повышения производительности. Размер маркеров s=15, прозрачность </w:t>
-      </w:r>
-      <w:proofErr w:type="spellStart"/>
-      <w:r>
-        <w:t>alpha</w:t>
-      </w:r>
-      <w:proofErr w:type="spellEnd"/>
-      <w:r>
-        <w:t>=0.9.</w:t>
+        <w:t>Функция report_scatter() строит диаграмму рассеивания через matplotlib.pyplot.scatter() для двух количественных и одного качественного атрибута. При объёме выборки свыше 2000 точек на группу применяется случайное подвыборочное отображение (sample(2000)) для повышения производительности. Размер маркеров s=15, прозрачность alpha=0.9.</w:t>
       </w:r>
     </w:p>
     <w:p>
@@ -11131,23 +8341,7 @@
         <w:jc w:val="both"/>
       </w:pPr>
       <w:r>
-        <w:t>Все четыре графических отчёта построены на универсальном диалоге _</w:t>
-      </w:r>
-      <w:proofErr w:type="spellStart"/>
-      <w:r>
-        <w:t>build_graphic_</w:t>
-      </w:r>
-      <w:proofErr w:type="gramStart"/>
-      <w:r>
-        <w:t>window</w:t>
-      </w:r>
-      <w:proofErr w:type="spellEnd"/>
-      <w:r>
-        <w:t>(</w:t>
-      </w:r>
-      <w:proofErr w:type="gramEnd"/>
-      <w:r>
-        <w:t>) (автор: Черноморец О.С.) и обладают следующими общими возможностями:</w:t>
+        <w:t>Все четыре графических отчёта построены на универсальном диалоге _build_graphic_window() (автор: Черноморец О.С.) и обладают следующими общими возможностями:</w:t>
       </w:r>
     </w:p>
     <w:p>
@@ -11166,23 +8360,7 @@
         <w:t>-</w:t>
       </w:r>
       <w:r>
-        <w:t xml:space="preserve"> кнопка «👁️ Показать» </w:t>
-      </w:r>
-      <w:proofErr w:type="spellStart"/>
-      <w:r>
-        <w:t>отрисовывает</w:t>
-      </w:r>
-      <w:proofErr w:type="spellEnd"/>
-      <w:r>
-        <w:t xml:space="preserve"> график прямо в окне приложения через </w:t>
-      </w:r>
-      <w:proofErr w:type="spellStart"/>
-      <w:r>
-        <w:t>FigureCanvasTkAgg</w:t>
-      </w:r>
-      <w:proofErr w:type="spellEnd"/>
-      <w:r>
-        <w:t>, очищая предыдущий результат.</w:t>
+        <w:t xml:space="preserve"> кнопка «👁️ Показать» отрисовывает график прямо в окне приложения через FigureCanvasTkAgg, очищая предыдущий результат.</w:t>
       </w:r>
     </w:p>
     <w:p>
@@ -11202,31 +8380,7 @@
         <w:t>-</w:t>
       </w:r>
       <w:r>
-        <w:t xml:space="preserve"> кнопка «💾 Сохранить» открывает диалог сохранения файла с выбором формата .</w:t>
-      </w:r>
-      <w:proofErr w:type="spellStart"/>
-      <w:r>
-        <w:t>png</w:t>
-      </w:r>
-      <w:proofErr w:type="spellEnd"/>
-      <w:r>
-        <w:t xml:space="preserve"> или .</w:t>
-      </w:r>
-      <w:proofErr w:type="spellStart"/>
-      <w:r>
-        <w:t>pdf</w:t>
-      </w:r>
-      <w:proofErr w:type="spellEnd"/>
-      <w:r>
-        <w:t xml:space="preserve"> в каталог </w:t>
-      </w:r>
-      <w:proofErr w:type="spellStart"/>
-      <w:r>
-        <w:t>graphics</w:t>
-      </w:r>
-      <w:proofErr w:type="spellEnd"/>
-      <w:r>
-        <w:t>/.</w:t>
+        <w:t xml:space="preserve"> кнопка «💾 Сохранить» открывает диалог сохранения файла с выбором формата .png или .pdf в каталог graphics/.</w:t>
       </w:r>
     </w:p>
     <w:p>
@@ -11484,23 +8638,7 @@
                 <w:sz w:val="20"/>
                 <w:szCs w:val="20"/>
               </w:rPr>
-              <w:t>[</w:t>
-            </w:r>
-            <w:proofErr w:type="spellStart"/>
-            <w:r>
-              <w:rPr>
-                <w:sz w:val="20"/>
-                <w:szCs w:val="20"/>
-              </w:rPr>
-              <w:t>interface</w:t>
-            </w:r>
-            <w:proofErr w:type="spellEnd"/>
-            <w:r>
-              <w:rPr>
-                <w:sz w:val="20"/>
-                <w:szCs w:val="20"/>
-              </w:rPr>
-              <w:t>]</w:t>
+              <w:t>[interface]</w:t>
             </w:r>
           </w:p>
         </w:tc>
@@ -11522,7 +8660,6 @@
             </w:tcMar>
           </w:tcPr>
           <w:p>
-            <w:proofErr w:type="spellStart"/>
             <w:r>
               <w:rPr>
                 <w:sz w:val="20"/>
@@ -11530,7 +8667,6 @@
               </w:rPr>
               <w:t>bg_color</w:t>
             </w:r>
-            <w:proofErr w:type="spellEnd"/>
           </w:p>
         </w:tc>
         <w:tc>
@@ -11612,23 +8748,7 @@
                 <w:sz w:val="20"/>
                 <w:szCs w:val="20"/>
               </w:rPr>
-              <w:t>[</w:t>
-            </w:r>
-            <w:proofErr w:type="spellStart"/>
-            <w:r>
-              <w:rPr>
-                <w:sz w:val="20"/>
-                <w:szCs w:val="20"/>
-              </w:rPr>
-              <w:t>interface</w:t>
-            </w:r>
-            <w:proofErr w:type="spellEnd"/>
-            <w:r>
-              <w:rPr>
-                <w:sz w:val="20"/>
-                <w:szCs w:val="20"/>
-              </w:rPr>
-              <w:t>]</w:t>
+              <w:t>[interface]</w:t>
             </w:r>
           </w:p>
         </w:tc>
@@ -11650,7 +8770,6 @@
             </w:tcMar>
           </w:tcPr>
           <w:p>
-            <w:proofErr w:type="spellStart"/>
             <w:r>
               <w:rPr>
                 <w:sz w:val="20"/>
@@ -11658,7 +8777,6 @@
               </w:rPr>
               <w:t>fg_color</w:t>
             </w:r>
-            <w:proofErr w:type="spellEnd"/>
           </w:p>
         </w:tc>
         <w:tc>
@@ -11740,23 +8858,7 @@
                 <w:sz w:val="20"/>
                 <w:szCs w:val="20"/>
               </w:rPr>
-              <w:t>[</w:t>
-            </w:r>
-            <w:proofErr w:type="spellStart"/>
-            <w:r>
-              <w:rPr>
-                <w:sz w:val="20"/>
-                <w:szCs w:val="20"/>
-              </w:rPr>
-              <w:t>interface</w:t>
-            </w:r>
-            <w:proofErr w:type="spellEnd"/>
-            <w:r>
-              <w:rPr>
-                <w:sz w:val="20"/>
-                <w:szCs w:val="20"/>
-              </w:rPr>
-              <w:t>]</w:t>
+              <w:t>[interface]</w:t>
             </w:r>
           </w:p>
         </w:tc>
@@ -11778,7 +8880,6 @@
             </w:tcMar>
           </w:tcPr>
           <w:p>
-            <w:proofErr w:type="spellStart"/>
             <w:r>
               <w:rPr>
                 <w:sz w:val="20"/>
@@ -11786,7 +8887,6 @@
               </w:rPr>
               <w:t>accent_color</w:t>
             </w:r>
-            <w:proofErr w:type="spellEnd"/>
           </w:p>
         </w:tc>
         <w:tc>
@@ -11868,23 +8968,7 @@
                 <w:sz w:val="20"/>
                 <w:szCs w:val="20"/>
               </w:rPr>
-              <w:t>[</w:t>
-            </w:r>
-            <w:proofErr w:type="spellStart"/>
-            <w:r>
-              <w:rPr>
-                <w:sz w:val="20"/>
-                <w:szCs w:val="20"/>
-              </w:rPr>
-              <w:t>interface</w:t>
-            </w:r>
-            <w:proofErr w:type="spellEnd"/>
-            <w:r>
-              <w:rPr>
-                <w:sz w:val="20"/>
-                <w:szCs w:val="20"/>
-              </w:rPr>
-              <w:t>]</w:t>
+              <w:t>[interface]</w:t>
             </w:r>
           </w:p>
         </w:tc>
@@ -11906,7 +8990,6 @@
             </w:tcMar>
           </w:tcPr>
           <w:p>
-            <w:proofErr w:type="spellStart"/>
             <w:r>
               <w:rPr>
                 <w:sz w:val="20"/>
@@ -11914,7 +8997,6 @@
               </w:rPr>
               <w:t>button_color</w:t>
             </w:r>
-            <w:proofErr w:type="spellEnd"/>
           </w:p>
         </w:tc>
         <w:tc>
@@ -11996,23 +9078,7 @@
                 <w:sz w:val="20"/>
                 <w:szCs w:val="20"/>
               </w:rPr>
-              <w:t>[</w:t>
-            </w:r>
-            <w:proofErr w:type="spellStart"/>
-            <w:r>
-              <w:rPr>
-                <w:sz w:val="20"/>
-                <w:szCs w:val="20"/>
-              </w:rPr>
-              <w:t>interface</w:t>
-            </w:r>
-            <w:proofErr w:type="spellEnd"/>
-            <w:r>
-              <w:rPr>
-                <w:sz w:val="20"/>
-                <w:szCs w:val="20"/>
-              </w:rPr>
-              <w:t>]</w:t>
+              <w:t>[interface]</w:t>
             </w:r>
           </w:p>
         </w:tc>
@@ -12034,7 +9100,6 @@
             </w:tcMar>
           </w:tcPr>
           <w:p>
-            <w:proofErr w:type="spellStart"/>
             <w:r>
               <w:rPr>
                 <w:sz w:val="20"/>
@@ -12042,7 +9107,6 @@
               </w:rPr>
               <w:t>font_family</w:t>
             </w:r>
-            <w:proofErr w:type="spellEnd"/>
           </w:p>
         </w:tc>
         <w:tc>
@@ -12063,7 +9127,6 @@
             </w:tcMar>
           </w:tcPr>
           <w:p>
-            <w:proofErr w:type="spellStart"/>
             <w:r>
               <w:rPr>
                 <w:sz w:val="20"/>
@@ -12071,7 +9134,6 @@
               </w:rPr>
               <w:t>Calibri</w:t>
             </w:r>
-            <w:proofErr w:type="spellEnd"/>
           </w:p>
         </w:tc>
         <w:tc>
@@ -12126,23 +9188,7 @@
                 <w:sz w:val="20"/>
                 <w:szCs w:val="20"/>
               </w:rPr>
-              <w:t>[</w:t>
-            </w:r>
-            <w:proofErr w:type="spellStart"/>
-            <w:r>
-              <w:rPr>
-                <w:sz w:val="20"/>
-                <w:szCs w:val="20"/>
-              </w:rPr>
-              <w:t>interface</w:t>
-            </w:r>
-            <w:proofErr w:type="spellEnd"/>
-            <w:r>
-              <w:rPr>
-                <w:sz w:val="20"/>
-                <w:szCs w:val="20"/>
-              </w:rPr>
-              <w:t>]</w:t>
+              <w:t>[interface]</w:t>
             </w:r>
           </w:p>
         </w:tc>
@@ -12164,7 +9210,6 @@
             </w:tcMar>
           </w:tcPr>
           <w:p>
-            <w:proofErr w:type="spellStart"/>
             <w:r>
               <w:rPr>
                 <w:sz w:val="20"/>
@@ -12172,7 +9217,6 @@
               </w:rPr>
               <w:t>font_size</w:t>
             </w:r>
-            <w:proofErr w:type="spellEnd"/>
           </w:p>
         </w:tc>
         <w:tc>
@@ -12254,23 +9298,7 @@
                 <w:sz w:val="20"/>
                 <w:szCs w:val="20"/>
               </w:rPr>
-              <w:t>[</w:t>
-            </w:r>
-            <w:proofErr w:type="spellStart"/>
-            <w:r>
-              <w:rPr>
-                <w:sz w:val="20"/>
-                <w:szCs w:val="20"/>
-              </w:rPr>
-              <w:t>interface</w:t>
-            </w:r>
-            <w:proofErr w:type="spellEnd"/>
-            <w:r>
-              <w:rPr>
-                <w:sz w:val="20"/>
-                <w:szCs w:val="20"/>
-              </w:rPr>
-              <w:t>]</w:t>
+              <w:t>[interface]</w:t>
             </w:r>
           </w:p>
         </w:tc>
@@ -12292,7 +9320,6 @@
             </w:tcMar>
           </w:tcPr>
           <w:p>
-            <w:proofErr w:type="spellStart"/>
             <w:r>
               <w:rPr>
                 <w:sz w:val="20"/>
@@ -12300,7 +9327,6 @@
               </w:rPr>
               <w:t>window_width</w:t>
             </w:r>
-            <w:proofErr w:type="spellEnd"/>
           </w:p>
         </w:tc>
         <w:tc>
@@ -12382,23 +9408,7 @@
                 <w:sz w:val="20"/>
                 <w:szCs w:val="20"/>
               </w:rPr>
-              <w:t>[</w:t>
-            </w:r>
-            <w:proofErr w:type="spellStart"/>
-            <w:r>
-              <w:rPr>
-                <w:sz w:val="20"/>
-                <w:szCs w:val="20"/>
-              </w:rPr>
-              <w:t>interface</w:t>
-            </w:r>
-            <w:proofErr w:type="spellEnd"/>
-            <w:r>
-              <w:rPr>
-                <w:sz w:val="20"/>
-                <w:szCs w:val="20"/>
-              </w:rPr>
-              <w:t>]</w:t>
+              <w:t>[interface]</w:t>
             </w:r>
           </w:p>
         </w:tc>
@@ -12420,7 +9430,6 @@
             </w:tcMar>
           </w:tcPr>
           <w:p>
-            <w:proofErr w:type="spellStart"/>
             <w:r>
               <w:rPr>
                 <w:sz w:val="20"/>
@@ -12428,7 +9437,6 @@
               </w:rPr>
               <w:t>window_height</w:t>
             </w:r>
-            <w:proofErr w:type="spellEnd"/>
           </w:p>
         </w:tc>
         <w:tc>
@@ -12510,23 +9518,7 @@
                 <w:sz w:val="20"/>
                 <w:szCs w:val="20"/>
               </w:rPr>
-              <w:t>[</w:t>
-            </w:r>
-            <w:proofErr w:type="spellStart"/>
-            <w:r>
-              <w:rPr>
-                <w:sz w:val="20"/>
-                <w:szCs w:val="20"/>
-              </w:rPr>
-              <w:t>interface</w:t>
-            </w:r>
-            <w:proofErr w:type="spellEnd"/>
-            <w:r>
-              <w:rPr>
-                <w:sz w:val="20"/>
-                <w:szCs w:val="20"/>
-              </w:rPr>
-              <w:t>]</w:t>
+              <w:t>[interface]</w:t>
             </w:r>
           </w:p>
         </w:tc>
@@ -12548,7 +9540,6 @@
             </w:tcMar>
           </w:tcPr>
           <w:p>
-            <w:proofErr w:type="spellStart"/>
             <w:r>
               <w:rPr>
                 <w:sz w:val="20"/>
@@ -12556,7 +9547,6 @@
               </w:rPr>
               <w:t>title</w:t>
             </w:r>
-            <w:proofErr w:type="spellEnd"/>
           </w:p>
         </w:tc>
         <w:tc>
@@ -12638,23 +9628,7 @@
                 <w:sz w:val="20"/>
                 <w:szCs w:val="20"/>
               </w:rPr>
-              <w:t>[</w:t>
-            </w:r>
-            <w:proofErr w:type="spellStart"/>
-            <w:r>
-              <w:rPr>
-                <w:sz w:val="20"/>
-                <w:szCs w:val="20"/>
-              </w:rPr>
-              <w:t>paths</w:t>
-            </w:r>
-            <w:proofErr w:type="spellEnd"/>
-            <w:r>
-              <w:rPr>
-                <w:sz w:val="20"/>
-                <w:szCs w:val="20"/>
-              </w:rPr>
-              <w:t>]</w:t>
+              <w:t>[paths]</w:t>
             </w:r>
           </w:p>
         </w:tc>
@@ -12676,7 +9650,6 @@
             </w:tcMar>
           </w:tcPr>
           <w:p>
-            <w:proofErr w:type="spellStart"/>
             <w:r>
               <w:rPr>
                 <w:sz w:val="20"/>
@@ -12684,7 +9657,6 @@
               </w:rPr>
               <w:t>data_dir</w:t>
             </w:r>
-            <w:proofErr w:type="spellEnd"/>
           </w:p>
         </w:tc>
         <w:tc>
@@ -12705,7 +9677,6 @@
             </w:tcMar>
           </w:tcPr>
           <w:p>
-            <w:proofErr w:type="spellStart"/>
             <w:r>
               <w:rPr>
                 <w:sz w:val="20"/>
@@ -12713,7 +9684,6 @@
               </w:rPr>
               <w:t>data</w:t>
             </w:r>
-            <w:proofErr w:type="spellEnd"/>
           </w:p>
         </w:tc>
         <w:tc>
@@ -12739,17 +9709,8 @@
                 <w:sz w:val="20"/>
                 <w:szCs w:val="20"/>
               </w:rPr>
-              <w:t xml:space="preserve">Каталог хранения </w:t>
-            </w:r>
-            <w:proofErr w:type="spellStart"/>
-            <w:r>
-              <w:rPr>
-                <w:sz w:val="20"/>
-                <w:szCs w:val="20"/>
-              </w:rPr>
-              <w:t>pkl</w:t>
-            </w:r>
-            <w:proofErr w:type="spellEnd"/>
+              <w:t>Каталог хранения pkl</w:t>
+            </w:r>
             <w:r>
               <w:rPr>
                 <w:sz w:val="20"/>
@@ -12791,23 +9752,7 @@
                 <w:sz w:val="20"/>
                 <w:szCs w:val="20"/>
               </w:rPr>
-              <w:t>[</w:t>
-            </w:r>
-            <w:proofErr w:type="spellStart"/>
-            <w:r>
-              <w:rPr>
-                <w:sz w:val="20"/>
-                <w:szCs w:val="20"/>
-              </w:rPr>
-              <w:t>paths</w:t>
-            </w:r>
-            <w:proofErr w:type="spellEnd"/>
-            <w:r>
-              <w:rPr>
-                <w:sz w:val="20"/>
-                <w:szCs w:val="20"/>
-              </w:rPr>
-              <w:t>]</w:t>
+              <w:t>[paths]</w:t>
             </w:r>
           </w:p>
         </w:tc>
@@ -12829,7 +9774,6 @@
             </w:tcMar>
           </w:tcPr>
           <w:p>
-            <w:proofErr w:type="spellStart"/>
             <w:r>
               <w:rPr>
                 <w:sz w:val="20"/>
@@ -12837,7 +9781,6 @@
               </w:rPr>
               <w:t>output_dir</w:t>
             </w:r>
-            <w:proofErr w:type="spellEnd"/>
           </w:p>
         </w:tc>
         <w:tc>
@@ -12858,7 +9801,6 @@
             </w:tcMar>
           </w:tcPr>
           <w:p>
-            <w:proofErr w:type="spellStart"/>
             <w:r>
               <w:rPr>
                 <w:sz w:val="20"/>
@@ -12866,7 +9808,6 @@
               </w:rPr>
               <w:t>output</w:t>
             </w:r>
-            <w:proofErr w:type="spellEnd"/>
           </w:p>
         </w:tc>
         <w:tc>
@@ -12921,23 +9862,7 @@
                 <w:sz w:val="20"/>
                 <w:szCs w:val="20"/>
               </w:rPr>
-              <w:t>[</w:t>
-            </w:r>
-            <w:proofErr w:type="spellStart"/>
-            <w:r>
-              <w:rPr>
-                <w:sz w:val="20"/>
-                <w:szCs w:val="20"/>
-              </w:rPr>
-              <w:t>paths</w:t>
-            </w:r>
-            <w:proofErr w:type="spellEnd"/>
-            <w:r>
-              <w:rPr>
-                <w:sz w:val="20"/>
-                <w:szCs w:val="20"/>
-              </w:rPr>
-              <w:t>]</w:t>
+              <w:t>[paths]</w:t>
             </w:r>
           </w:p>
         </w:tc>
@@ -12959,7 +9884,6 @@
             </w:tcMar>
           </w:tcPr>
           <w:p>
-            <w:proofErr w:type="spellStart"/>
             <w:r>
               <w:rPr>
                 <w:sz w:val="20"/>
@@ -12967,7 +9891,6 @@
               </w:rPr>
               <w:t>graphics_dir</w:t>
             </w:r>
-            <w:proofErr w:type="spellEnd"/>
           </w:p>
         </w:tc>
         <w:tc>
@@ -12988,7 +9911,6 @@
             </w:tcMar>
           </w:tcPr>
           <w:p>
-            <w:proofErr w:type="spellStart"/>
             <w:r>
               <w:rPr>
                 <w:sz w:val="20"/>
@@ -12996,7 +9918,6 @@
               </w:rPr>
               <w:t>graphics</w:t>
             </w:r>
-            <w:proofErr w:type="spellEnd"/>
           </w:p>
         </w:tc>
         <w:tc>
@@ -13051,23 +9972,7 @@
                 <w:sz w:val="20"/>
                 <w:szCs w:val="20"/>
               </w:rPr>
-              <w:t>[</w:t>
-            </w:r>
-            <w:proofErr w:type="spellStart"/>
-            <w:r>
-              <w:rPr>
-                <w:sz w:val="20"/>
-                <w:szCs w:val="20"/>
-              </w:rPr>
-              <w:t>paths</w:t>
-            </w:r>
-            <w:proofErr w:type="spellEnd"/>
-            <w:r>
-              <w:rPr>
-                <w:sz w:val="20"/>
-                <w:szCs w:val="20"/>
-              </w:rPr>
-              <w:t>]</w:t>
+              <w:t>[paths]</w:t>
             </w:r>
           </w:p>
         </w:tc>
@@ -13089,7 +9994,6 @@
             </w:tcMar>
           </w:tcPr>
           <w:p>
-            <w:proofErr w:type="spellStart"/>
             <w:r>
               <w:rPr>
                 <w:sz w:val="20"/>
@@ -13097,7 +10001,6 @@
               </w:rPr>
               <w:t>clients_file</w:t>
             </w:r>
-            <w:proofErr w:type="spellEnd"/>
           </w:p>
         </w:tc>
         <w:tc>
@@ -13118,31 +10021,13 @@
             </w:tcMar>
           </w:tcPr>
           <w:p>
-            <w:proofErr w:type="spellStart"/>
-            <w:r>
-              <w:rPr>
-                <w:sz w:val="20"/>
-                <w:szCs w:val="20"/>
-              </w:rPr>
-              <w:t>data</w:t>
-            </w:r>
-            <w:proofErr w:type="spellEnd"/>
-            <w:r>
-              <w:rPr>
-                <w:sz w:val="20"/>
-                <w:szCs w:val="20"/>
-              </w:rPr>
-              <w:t>/</w:t>
-            </w:r>
-            <w:proofErr w:type="spellStart"/>
-            <w:r>
-              <w:rPr>
-                <w:sz w:val="20"/>
-                <w:szCs w:val="20"/>
-              </w:rPr>
-              <w:t>clients.pkl</w:t>
-            </w:r>
-            <w:proofErr w:type="spellEnd"/>
+            <w:r>
+              <w:rPr>
+                <w:sz w:val="20"/>
+                <w:szCs w:val="20"/>
+              </w:rPr>
+              <w:t>data/clients.pkl</w:t>
+            </w:r>
           </w:p>
         </w:tc>
         <w:tc>
@@ -13197,23 +10082,7 @@
                 <w:sz w:val="20"/>
                 <w:szCs w:val="20"/>
               </w:rPr>
-              <w:t>[</w:t>
-            </w:r>
-            <w:proofErr w:type="spellStart"/>
-            <w:r>
-              <w:rPr>
-                <w:sz w:val="20"/>
-                <w:szCs w:val="20"/>
-              </w:rPr>
-              <w:t>paths</w:t>
-            </w:r>
-            <w:proofErr w:type="spellEnd"/>
-            <w:r>
-              <w:rPr>
-                <w:sz w:val="20"/>
-                <w:szCs w:val="20"/>
-              </w:rPr>
-              <w:t>]</w:t>
+              <w:t>[paths]</w:t>
             </w:r>
           </w:p>
         </w:tc>
@@ -13235,7 +10104,6 @@
             </w:tcMar>
           </w:tcPr>
           <w:p>
-            <w:proofErr w:type="spellStart"/>
             <w:r>
               <w:rPr>
                 <w:sz w:val="20"/>
@@ -13243,7 +10111,6 @@
               </w:rPr>
               <w:t>finance_file</w:t>
             </w:r>
-            <w:proofErr w:type="spellEnd"/>
           </w:p>
         </w:tc>
         <w:tc>
@@ -13264,31 +10131,13 @@
             </w:tcMar>
           </w:tcPr>
           <w:p>
-            <w:proofErr w:type="spellStart"/>
-            <w:r>
-              <w:rPr>
-                <w:sz w:val="20"/>
-                <w:szCs w:val="20"/>
-              </w:rPr>
-              <w:t>data</w:t>
-            </w:r>
-            <w:proofErr w:type="spellEnd"/>
-            <w:r>
-              <w:rPr>
-                <w:sz w:val="20"/>
-                <w:szCs w:val="20"/>
-              </w:rPr>
-              <w:t>/</w:t>
-            </w:r>
-            <w:proofErr w:type="spellStart"/>
-            <w:r>
-              <w:rPr>
-                <w:sz w:val="20"/>
-                <w:szCs w:val="20"/>
-              </w:rPr>
-              <w:t>finance.pkl</w:t>
-            </w:r>
-            <w:proofErr w:type="spellEnd"/>
+            <w:r>
+              <w:rPr>
+                <w:sz w:val="20"/>
+                <w:szCs w:val="20"/>
+              </w:rPr>
+              <w:t>data/finance.pkl</w:t>
+            </w:r>
           </w:p>
         </w:tc>
         <w:tc>
@@ -13343,23 +10192,7 @@
                 <w:sz w:val="20"/>
                 <w:szCs w:val="20"/>
               </w:rPr>
-              <w:t>[</w:t>
-            </w:r>
-            <w:proofErr w:type="spellStart"/>
-            <w:r>
-              <w:rPr>
-                <w:sz w:val="20"/>
-                <w:szCs w:val="20"/>
-              </w:rPr>
-              <w:t>paths</w:t>
-            </w:r>
-            <w:proofErr w:type="spellEnd"/>
-            <w:r>
-              <w:rPr>
-                <w:sz w:val="20"/>
-                <w:szCs w:val="20"/>
-              </w:rPr>
-              <w:t>]</w:t>
+              <w:t>[paths]</w:t>
             </w:r>
           </w:p>
         </w:tc>
@@ -13381,7 +10214,6 @@
             </w:tcMar>
           </w:tcPr>
           <w:p>
-            <w:proofErr w:type="spellStart"/>
             <w:r>
               <w:rPr>
                 <w:sz w:val="20"/>
@@ -13389,7 +10221,6 @@
               </w:rPr>
               <w:t>source_csv</w:t>
             </w:r>
-            <w:proofErr w:type="spellEnd"/>
           </w:p>
         </w:tc>
         <w:tc>
@@ -13410,21 +10241,12 @@
             </w:tcMar>
           </w:tcPr>
           <w:p>
-            <w:proofErr w:type="spellStart"/>
-            <w:r>
-              <w:rPr>
-                <w:sz w:val="20"/>
-                <w:szCs w:val="20"/>
-              </w:rPr>
-              <w:t>data</w:t>
-            </w:r>
-            <w:proofErr w:type="spellEnd"/>
-            <w:r>
-              <w:rPr>
-                <w:sz w:val="20"/>
-                <w:szCs w:val="20"/>
-              </w:rPr>
-              <w:t>/bank</w:t>
+            <w:r>
+              <w:rPr>
+                <w:sz w:val="20"/>
+                <w:szCs w:val="20"/>
+              </w:rPr>
+              <w:t>data/bank</w:t>
             </w:r>
             <w:r>
               <w:rPr>
@@ -13494,23 +10316,7 @@
                 <w:sz w:val="20"/>
                 <w:szCs w:val="20"/>
               </w:rPr>
-              <w:t>[</w:t>
-            </w:r>
-            <w:proofErr w:type="spellStart"/>
-            <w:r>
-              <w:rPr>
-                <w:sz w:val="20"/>
-                <w:szCs w:val="20"/>
-              </w:rPr>
-              <w:t>export</w:t>
-            </w:r>
-            <w:proofErr w:type="spellEnd"/>
-            <w:r>
-              <w:rPr>
-                <w:sz w:val="20"/>
-                <w:szCs w:val="20"/>
-              </w:rPr>
-              <w:t>]</w:t>
+              <w:t>[export]</w:t>
             </w:r>
           </w:p>
         </w:tc>
@@ -13532,7 +10338,6 @@
             </w:tcMar>
           </w:tcPr>
           <w:p>
-            <w:proofErr w:type="spellStart"/>
             <w:r>
               <w:rPr>
                 <w:sz w:val="20"/>
@@ -13540,7 +10345,6 @@
               </w:rPr>
               <w:t>text_format</w:t>
             </w:r>
-            <w:proofErr w:type="spellEnd"/>
           </w:p>
         </w:tc>
         <w:tc>
@@ -13561,7 +10365,6 @@
             </w:tcMar>
           </w:tcPr>
           <w:p>
-            <w:proofErr w:type="spellStart"/>
             <w:r>
               <w:rPr>
                 <w:sz w:val="20"/>
@@ -13569,7 +10372,6 @@
               </w:rPr>
               <w:t>csv</w:t>
             </w:r>
-            <w:proofErr w:type="spellEnd"/>
           </w:p>
         </w:tc>
         <w:tc>
@@ -13624,23 +10426,7 @@
                 <w:sz w:val="20"/>
                 <w:szCs w:val="20"/>
               </w:rPr>
-              <w:t>[</w:t>
-            </w:r>
-            <w:proofErr w:type="spellStart"/>
-            <w:r>
-              <w:rPr>
-                <w:sz w:val="20"/>
-                <w:szCs w:val="20"/>
-              </w:rPr>
-              <w:t>export</w:t>
-            </w:r>
-            <w:proofErr w:type="spellEnd"/>
-            <w:r>
-              <w:rPr>
-                <w:sz w:val="20"/>
-                <w:szCs w:val="20"/>
-              </w:rPr>
-              <w:t>]</w:t>
+              <w:t>[export]</w:t>
             </w:r>
           </w:p>
         </w:tc>
@@ -13662,7 +10448,6 @@
             </w:tcMar>
           </w:tcPr>
           <w:p>
-            <w:proofErr w:type="spellStart"/>
             <w:r>
               <w:rPr>
                 <w:sz w:val="20"/>
@@ -13670,7 +10455,6 @@
               </w:rPr>
               <w:t>graphics_format</w:t>
             </w:r>
-            <w:proofErr w:type="spellEnd"/>
           </w:p>
         </w:tc>
         <w:tc>
@@ -13691,7 +10475,6 @@
             </w:tcMar>
           </w:tcPr>
           <w:p>
-            <w:proofErr w:type="spellStart"/>
             <w:r>
               <w:rPr>
                 <w:sz w:val="20"/>
@@ -13699,7 +10482,6 @@
               </w:rPr>
               <w:t>png</w:t>
             </w:r>
-            <w:proofErr w:type="spellEnd"/>
           </w:p>
         </w:tc>
         <w:tc>
@@ -13767,23 +10549,7 @@
         <w:jc w:val="both"/>
       </w:pPr>
       <w:r>
-        <w:t xml:space="preserve">Функция </w:t>
-      </w:r>
-      <w:proofErr w:type="spellStart"/>
-      <w:r>
-        <w:t>load_source_</w:t>
-      </w:r>
-      <w:proofErr w:type="gramStart"/>
-      <w:r>
-        <w:t>csv</w:t>
-      </w:r>
-      <w:proofErr w:type="spellEnd"/>
-      <w:r>
-        <w:t>(</w:t>
-      </w:r>
-      <w:proofErr w:type="gramEnd"/>
-      <w:r>
-        <w:t>) при загрузке bank</w:t>
+        <w:t>Функция load_source_csv() при загрузке bank</w:t>
       </w:r>
       <w:r>
         <w:t>-</w:t>
@@ -13802,23 +10568,7 @@
         <w:spacing w:before="40" w:after="40"/>
       </w:pPr>
       <w:r>
-        <w:t>Переименование 17 столбцов с английских на русские названия (</w:t>
-      </w:r>
-      <w:proofErr w:type="spellStart"/>
-      <w:r>
-        <w:t>pandas</w:t>
-      </w:r>
-      <w:proofErr w:type="spellEnd"/>
-      <w:r>
-        <w:t xml:space="preserve"> </w:t>
-      </w:r>
-      <w:proofErr w:type="spellStart"/>
-      <w:r>
-        <w:t>DataFrame.rename</w:t>
-      </w:r>
-      <w:proofErr w:type="spellEnd"/>
-      <w:r>
-        <w:t>).</w:t>
+        <w:t>Переименование 17 столбцов с английских на русские названия (pandas DataFrame.rename).</w:t>
       </w:r>
     </w:p>
     <w:p>
@@ -13856,31 +10606,7 @@
         <w:spacing w:before="40" w:after="40"/>
       </w:pPr>
       <w:r>
-        <w:t xml:space="preserve">Добавление числового поля </w:t>
-      </w:r>
-      <w:proofErr w:type="spellStart"/>
-      <w:r>
-        <w:t>ID_клиента</w:t>
-      </w:r>
-      <w:proofErr w:type="spellEnd"/>
-      <w:r>
-        <w:t xml:space="preserve"> (</w:t>
-      </w:r>
-      <w:proofErr w:type="spellStart"/>
-      <w:r>
-        <w:t>автоинкремент</w:t>
-      </w:r>
-      <w:proofErr w:type="spellEnd"/>
-      <w:r>
-        <w:t xml:space="preserve"> с 1) с помощью </w:t>
-      </w:r>
-      <w:proofErr w:type="spellStart"/>
-      <w:r>
-        <w:t>DataFrame.insert</w:t>
-      </w:r>
-      <w:proofErr w:type="spellEnd"/>
-      <w:r>
-        <w:t>().</w:t>
+        <w:t>Добавление числового поля ID_клиента (автоинкремент с 1) с помощью DataFrame.insert().</w:t>
       </w:r>
     </w:p>
     <w:p>
@@ -13893,15 +10619,7 @@
         <w:pStyle w:val="2"/>
       </w:pPr>
       <w:r>
-        <w:t xml:space="preserve">7.2. Динамические столбцы </w:t>
-      </w:r>
-      <w:proofErr w:type="spellStart"/>
-      <w:r>
-        <w:t>Treeview</w:t>
-      </w:r>
-      <w:proofErr w:type="spellEnd"/>
-      <w:r>
-        <w:t xml:space="preserve"> (Черноморец О.С.)</w:t>
+        <w:t>7.2. Динамические столбцы Treeview (Черноморец О.С.)</w:t>
       </w:r>
     </w:p>
     <w:p>
@@ -13910,23 +10628,7 @@
         <w:jc w:val="both"/>
       </w:pPr>
       <w:r>
-        <w:t>Функция _</w:t>
-      </w:r>
-      <w:proofErr w:type="spellStart"/>
-      <w:r>
-        <w:t>show_df_in_</w:t>
-      </w:r>
-      <w:proofErr w:type="gramStart"/>
-      <w:r>
-        <w:t>tree</w:t>
-      </w:r>
-      <w:proofErr w:type="spellEnd"/>
-      <w:r>
-        <w:t>(</w:t>
-      </w:r>
-      <w:proofErr w:type="gramEnd"/>
-      <w:r>
-        <w:t xml:space="preserve">) вычисляет оптимальную ширину каждого столбца на основе максимальной длины строкового представления значений (включая заголовок), умноженной на 8 пикселей. Минимальная ширина </w:t>
+        <w:t xml:space="preserve">Функция _show_df_in_tree() вычисляет оптимальную ширину каждого столбца на основе максимальной длины строкового представления значений (включая заголовок), умноженной на 8 пикселей. Минимальная ширина </w:t>
       </w:r>
       <w:r>
         <w:t>-</w:t>
@@ -13945,15 +10647,7 @@
         <w:pStyle w:val="2"/>
       </w:pPr>
       <w:r>
-        <w:t xml:space="preserve">7.3. </w:t>
-      </w:r>
-      <w:proofErr w:type="spellStart"/>
-      <w:r>
-        <w:t>Автосохранение</w:t>
-      </w:r>
-      <w:proofErr w:type="spellEnd"/>
-      <w:r>
-        <w:t xml:space="preserve"> при CRUD (Старченко Д.С.)</w:t>
+        <w:t>7.3. Автосохранение при CRUD (Старченко Д.С.)</w:t>
       </w:r>
     </w:p>
     <w:p>
@@ -13962,37 +10656,8 @@
         <w:jc w:val="both"/>
       </w:pPr>
       <w:r>
-        <w:t xml:space="preserve">После каждой операции добавления, редактирования и удаления вызывается функция </w:t>
-      </w:r>
-      <w:proofErr w:type="spellStart"/>
-      <w:r>
-        <w:t>auto_save_</w:t>
-      </w:r>
-      <w:proofErr w:type="gramStart"/>
-      <w:r>
-        <w:t>fn</w:t>
-      </w:r>
-      <w:proofErr w:type="spellEnd"/>
-      <w:r>
-        <w:t>(</w:t>
-      </w:r>
-      <w:proofErr w:type="gramEnd"/>
-      <w:r>
-        <w:t xml:space="preserve">), которая немедленно записывает обновлённый </w:t>
-      </w:r>
-      <w:proofErr w:type="spellStart"/>
-      <w:r>
-        <w:t>DataFrame</w:t>
-      </w:r>
-      <w:proofErr w:type="spellEnd"/>
-      <w:r>
-        <w:t xml:space="preserve"> в </w:t>
-      </w:r>
-      <w:proofErr w:type="spellStart"/>
-      <w:r>
-        <w:t>pkl</w:t>
-      </w:r>
-      <w:proofErr w:type="spellEnd"/>
+        <w:t>После каждой операции добавления, редактирования и удаления вызывается функция auto_save_fn(), которая немедленно записывает обновлённый DataFrame в pkl</w:t>
+      </w:r>
       <w:r>
         <w:t>-</w:t>
       </w:r>
@@ -14010,13 +10675,8 @@
         <w:pStyle w:val="2"/>
       </w:pPr>
       <w:r>
-        <w:t xml:space="preserve">7.4. </w:t>
-      </w:r>
-      <w:proofErr w:type="spellStart"/>
-      <w:r>
-        <w:t>Hover</w:t>
-      </w:r>
-      <w:proofErr w:type="spellEnd"/>
+        <w:t>7.4. Hover</w:t>
+      </w:r>
       <w:r>
         <w:t>-</w:t>
       </w:r>
@@ -14030,50 +10690,13 @@
         <w:jc w:val="both"/>
       </w:pPr>
       <w:r>
-        <w:t xml:space="preserve">Кнопки в боковом меню и основных диалогах реализуют </w:t>
-      </w:r>
-      <w:proofErr w:type="spellStart"/>
-      <w:r>
-        <w:t>hover</w:t>
-      </w:r>
-      <w:proofErr w:type="spellEnd"/>
+        <w:t>Кнопки в боковом меню и основных диалогах реализуют hover</w:t>
+      </w:r>
       <w:r>
         <w:t>-</w:t>
       </w:r>
       <w:r>
-        <w:t>эффект через привязку событий &lt;</w:t>
-      </w:r>
-      <w:proofErr w:type="spellStart"/>
-      <w:r>
-        <w:t>Enter</w:t>
-      </w:r>
-      <w:proofErr w:type="spellEnd"/>
-      <w:r>
-        <w:t>&gt; и &lt;</w:t>
-      </w:r>
-      <w:proofErr w:type="spellStart"/>
-      <w:r>
-        <w:t>Leave</w:t>
-      </w:r>
-      <w:proofErr w:type="spellEnd"/>
-      <w:r>
-        <w:t>&gt;: при наведении цвет меняется с #004080 на #007BFF (</w:t>
-      </w:r>
-      <w:proofErr w:type="spellStart"/>
-      <w:r>
-        <w:t>sidebar</w:t>
-      </w:r>
-      <w:proofErr w:type="spellEnd"/>
-      <w:r>
-        <w:t xml:space="preserve">) или с #007BFF на #0056B3 (основные кнопки). Параметр </w:t>
-      </w:r>
-      <w:proofErr w:type="spellStart"/>
-      <w:r>
-        <w:t>cursor</w:t>
-      </w:r>
-      <w:proofErr w:type="spellEnd"/>
-      <w:r>
-        <w:t>='hand2' изменяет курсор на указатель.</w:t>
+        <w:t>эффект через привязку событий &lt;Enter&gt; и &lt;Leave&gt;: при наведении цвет меняется с #004080 на #007BFF (sidebar) или с #007BFF на #0056B3 (основные кнопки). Параметр cursor='hand2' изменяет курсор на указатель.</w:t>
       </w:r>
     </w:p>
     <w:p>
@@ -14095,31 +10718,7 @@
         <w:jc w:val="both"/>
       </w:pPr>
       <w:r>
-        <w:t>Каждый диалог отчёта и справочника в первую очередь проверяет, загружены ли данные (</w:t>
-      </w:r>
-      <w:proofErr w:type="spellStart"/>
-      <w:r>
-        <w:t>DF_CLIENTS.empty</w:t>
-      </w:r>
-      <w:proofErr w:type="spellEnd"/>
-      <w:r>
-        <w:t xml:space="preserve"> </w:t>
-      </w:r>
-      <w:proofErr w:type="spellStart"/>
-      <w:r>
-        <w:t>or</w:t>
-      </w:r>
-      <w:proofErr w:type="spellEnd"/>
-      <w:r>
-        <w:t xml:space="preserve"> </w:t>
-      </w:r>
-      <w:proofErr w:type="spellStart"/>
-      <w:r>
-        <w:t>DF_FINANCE.empty</w:t>
-      </w:r>
-      <w:proofErr w:type="spellEnd"/>
-      <w:r>
-        <w:t>). При отсутствии данных отображается предупреждение «Сначала загрузите данные.» без открытия дочернего окна.</w:t>
+        <w:t>Каждый диалог отчёта и справочника в первую очередь проверяет, загружены ли данные (DF_CLIENTS.empty or DF_FINANCE.empty). При отсутствии данных отображается предупреждение «Сначала загрузите данные.» без открытия дочернего окна.</w:t>
       </w:r>
     </w:p>
     <w:p>
@@ -14286,7 +10885,6 @@
             </w:tcMar>
           </w:tcPr>
           <w:p>
-            <w:proofErr w:type="spellStart"/>
             <w:r>
               <w:rPr>
                 <w:sz w:val="20"/>
@@ -14294,7 +10892,6 @@
               </w:rPr>
               <w:t>Python</w:t>
             </w:r>
-            <w:proofErr w:type="spellEnd"/>
           </w:p>
         </w:tc>
         <w:tc>
@@ -14371,7 +10968,6 @@
             </w:tcMar>
           </w:tcPr>
           <w:p>
-            <w:proofErr w:type="spellStart"/>
             <w:r>
               <w:rPr>
                 <w:sz w:val="20"/>
@@ -14379,7 +10975,6 @@
               </w:rPr>
               <w:t>pandas</w:t>
             </w:r>
-            <w:proofErr w:type="spellEnd"/>
           </w:p>
         </w:tc>
         <w:tc>
@@ -14460,43 +11055,7 @@
                 <w:szCs w:val="20"/>
                 <w:lang w:val="en-US"/>
               </w:rPr>
-              <w:t xml:space="preserve">: merge, </w:t>
-            </w:r>
-            <w:proofErr w:type="spellStart"/>
-            <w:r>
-              <w:rPr>
-                <w:sz w:val="20"/>
-                <w:szCs w:val="20"/>
-                <w:lang w:val="en-US"/>
-              </w:rPr>
-              <w:t>pivot_table</w:t>
-            </w:r>
-            <w:proofErr w:type="spellEnd"/>
-            <w:r>
-              <w:rPr>
-                <w:sz w:val="20"/>
-                <w:szCs w:val="20"/>
-                <w:lang w:val="en-US"/>
-              </w:rPr>
-              <w:t xml:space="preserve">, </w:t>
-            </w:r>
-            <w:proofErr w:type="spellStart"/>
-            <w:r>
-              <w:rPr>
-                <w:sz w:val="20"/>
-                <w:szCs w:val="20"/>
-                <w:lang w:val="en-US"/>
-              </w:rPr>
-              <w:t>value_counts</w:t>
-            </w:r>
-            <w:proofErr w:type="spellEnd"/>
-            <w:r>
-              <w:rPr>
-                <w:sz w:val="20"/>
-                <w:szCs w:val="20"/>
-                <w:lang w:val="en-US"/>
-              </w:rPr>
-              <w:t>, describe</w:t>
+              <w:t>: merge, pivot_table, value_counts, describe</w:t>
             </w:r>
           </w:p>
         </w:tc>
@@ -14520,7 +11079,6 @@
             </w:tcMar>
           </w:tcPr>
           <w:p>
-            <w:proofErr w:type="spellStart"/>
             <w:r>
               <w:rPr>
                 <w:sz w:val="20"/>
@@ -14528,7 +11086,6 @@
               </w:rPr>
               <w:t>numpy</w:t>
             </w:r>
-            <w:proofErr w:type="spellEnd"/>
           </w:p>
         </w:tc>
         <w:tc>
@@ -14581,57 +11138,7 @@
                 <w:sz w:val="20"/>
                 <w:szCs w:val="20"/>
               </w:rPr>
-              <w:t>Числовые вычисления в отчётах (</w:t>
-            </w:r>
-            <w:proofErr w:type="spellStart"/>
-            <w:proofErr w:type="gramStart"/>
-            <w:r>
-              <w:rPr>
-                <w:sz w:val="20"/>
-                <w:szCs w:val="20"/>
-              </w:rPr>
-              <w:t>np.mean</w:t>
-            </w:r>
-            <w:proofErr w:type="spellEnd"/>
-            <w:proofErr w:type="gramEnd"/>
-            <w:r>
-              <w:rPr>
-                <w:sz w:val="20"/>
-                <w:szCs w:val="20"/>
-              </w:rPr>
-              <w:t xml:space="preserve">, </w:t>
-            </w:r>
-            <w:proofErr w:type="spellStart"/>
-            <w:r>
-              <w:rPr>
-                <w:sz w:val="20"/>
-                <w:szCs w:val="20"/>
-              </w:rPr>
-              <w:t>np.sum</w:t>
-            </w:r>
-            <w:proofErr w:type="spellEnd"/>
-            <w:r>
-              <w:rPr>
-                <w:sz w:val="20"/>
-                <w:szCs w:val="20"/>
-              </w:rPr>
-              <w:t xml:space="preserve">, </w:t>
-            </w:r>
-            <w:proofErr w:type="spellStart"/>
-            <w:r>
-              <w:rPr>
-                <w:sz w:val="20"/>
-                <w:szCs w:val="20"/>
-              </w:rPr>
-              <w:t>np.arange</w:t>
-            </w:r>
-            <w:proofErr w:type="spellEnd"/>
-            <w:r>
-              <w:rPr>
-                <w:sz w:val="20"/>
-                <w:szCs w:val="20"/>
-              </w:rPr>
-              <w:t>)</w:t>
+              <w:t>Числовые вычисления в отчётах (np.mean, np.sum, np.arange)</w:t>
             </w:r>
           </w:p>
         </w:tc>
@@ -14655,7 +11162,6 @@
             </w:tcMar>
           </w:tcPr>
           <w:p>
-            <w:proofErr w:type="spellStart"/>
             <w:r>
               <w:rPr>
                 <w:sz w:val="20"/>
@@ -14663,7 +11169,6 @@
               </w:rPr>
               <w:t>matplotlib</w:t>
             </w:r>
-            <w:proofErr w:type="spellEnd"/>
           </w:p>
         </w:tc>
         <w:tc>
@@ -14716,71 +11221,7 @@
                 <w:sz w:val="20"/>
                 <w:szCs w:val="20"/>
               </w:rPr>
-              <w:t>Построение всех графических отчётов (</w:t>
-            </w:r>
-            <w:proofErr w:type="spellStart"/>
-            <w:r>
-              <w:rPr>
-                <w:sz w:val="20"/>
-                <w:szCs w:val="20"/>
-              </w:rPr>
-              <w:t>bar</w:t>
-            </w:r>
-            <w:proofErr w:type="spellEnd"/>
-            <w:r>
-              <w:rPr>
-                <w:sz w:val="20"/>
-                <w:szCs w:val="20"/>
-              </w:rPr>
-              <w:t xml:space="preserve">, </w:t>
-            </w:r>
-            <w:proofErr w:type="spellStart"/>
-            <w:r>
-              <w:rPr>
-                <w:sz w:val="20"/>
-                <w:szCs w:val="20"/>
-              </w:rPr>
-              <w:t>hist</w:t>
-            </w:r>
-            <w:proofErr w:type="spellEnd"/>
-            <w:r>
-              <w:rPr>
-                <w:sz w:val="20"/>
-                <w:szCs w:val="20"/>
-              </w:rPr>
-              <w:t xml:space="preserve">, </w:t>
-            </w:r>
-            <w:proofErr w:type="spellStart"/>
-            <w:r>
-              <w:rPr>
-                <w:sz w:val="20"/>
-                <w:szCs w:val="20"/>
-              </w:rPr>
-              <w:t>boxplot</w:t>
-            </w:r>
-            <w:proofErr w:type="spellEnd"/>
-            <w:r>
-              <w:rPr>
-                <w:sz w:val="20"/>
-                <w:szCs w:val="20"/>
-              </w:rPr>
-              <w:t xml:space="preserve">, </w:t>
-            </w:r>
-            <w:proofErr w:type="spellStart"/>
-            <w:r>
-              <w:rPr>
-                <w:sz w:val="20"/>
-                <w:szCs w:val="20"/>
-              </w:rPr>
-              <w:t>scatter</w:t>
-            </w:r>
-            <w:proofErr w:type="spellEnd"/>
-            <w:r>
-              <w:rPr>
-                <w:sz w:val="20"/>
-                <w:szCs w:val="20"/>
-              </w:rPr>
-              <w:t>)</w:t>
+              <w:t>Построение всех графических отчётов (bar, hist, boxplot, scatter)</w:t>
             </w:r>
           </w:p>
         </w:tc>
@@ -14804,7 +11245,6 @@
             </w:tcMar>
           </w:tcPr>
           <w:p>
-            <w:proofErr w:type="spellStart"/>
             <w:r>
               <w:rPr>
                 <w:sz w:val="20"/>
@@ -14812,7 +11252,6 @@
               </w:rPr>
               <w:t>tkinter</w:t>
             </w:r>
-            <w:proofErr w:type="spellEnd"/>
           </w:p>
         </w:tc>
         <w:tc>
@@ -14889,37 +11328,12 @@
             </w:tcMar>
           </w:tcPr>
           <w:p>
-            <w:proofErr w:type="spellStart"/>
-            <w:r>
-              <w:rPr>
-                <w:sz w:val="20"/>
-                <w:szCs w:val="20"/>
-              </w:rPr>
-              <w:t>ttk</w:t>
-            </w:r>
-            <w:proofErr w:type="spellEnd"/>
-            <w:r>
-              <w:rPr>
-                <w:sz w:val="20"/>
-                <w:szCs w:val="20"/>
-              </w:rPr>
-              <w:t xml:space="preserve"> (</w:t>
-            </w:r>
-            <w:proofErr w:type="spellStart"/>
-            <w:r>
-              <w:rPr>
-                <w:sz w:val="20"/>
-                <w:szCs w:val="20"/>
-              </w:rPr>
-              <w:t>tkinter</w:t>
-            </w:r>
-            <w:proofErr w:type="spellEnd"/>
-            <w:r>
-              <w:rPr>
-                <w:sz w:val="20"/>
-                <w:szCs w:val="20"/>
-              </w:rPr>
-              <w:t>)</w:t>
+            <w:r>
+              <w:rPr>
+                <w:sz w:val="20"/>
+                <w:szCs w:val="20"/>
+              </w:rPr>
+              <w:t>ttk (tkinter)</w:t>
             </w:r>
           </w:p>
         </w:tc>
@@ -14968,53 +11382,12 @@
             </w:tcMar>
           </w:tcPr>
           <w:p>
-            <w:proofErr w:type="spellStart"/>
-            <w:r>
-              <w:rPr>
-                <w:sz w:val="20"/>
-                <w:szCs w:val="20"/>
-              </w:rPr>
-              <w:t>Treeview</w:t>
-            </w:r>
-            <w:proofErr w:type="spellEnd"/>
-            <w:r>
-              <w:rPr>
-                <w:sz w:val="20"/>
-                <w:szCs w:val="20"/>
-              </w:rPr>
-              <w:t xml:space="preserve">, </w:t>
-            </w:r>
-            <w:proofErr w:type="spellStart"/>
-            <w:r>
-              <w:rPr>
-                <w:sz w:val="20"/>
-                <w:szCs w:val="20"/>
-              </w:rPr>
-              <w:t>Combobox</w:t>
-            </w:r>
-            <w:proofErr w:type="spellEnd"/>
-            <w:r>
-              <w:rPr>
-                <w:sz w:val="20"/>
-                <w:szCs w:val="20"/>
-              </w:rPr>
-              <w:t xml:space="preserve">, </w:t>
-            </w:r>
-            <w:proofErr w:type="spellStart"/>
-            <w:r>
-              <w:rPr>
-                <w:sz w:val="20"/>
-                <w:szCs w:val="20"/>
-              </w:rPr>
-              <w:t>Style</w:t>
-            </w:r>
-            <w:proofErr w:type="spellEnd"/>
-            <w:r>
-              <w:rPr>
-                <w:sz w:val="20"/>
-                <w:szCs w:val="20"/>
-              </w:rPr>
-              <w:t xml:space="preserve"> </w:t>
+            <w:r>
+              <w:rPr>
+                <w:sz w:val="20"/>
+                <w:szCs w:val="20"/>
+              </w:rPr>
+              <w:t xml:space="preserve">Treeview, Combobox, Style </w:t>
             </w:r>
             <w:r>
               <w:rPr>
@@ -15052,7 +11425,6 @@
             </w:tcMar>
           </w:tcPr>
           <w:p>
-            <w:proofErr w:type="spellStart"/>
             <w:r>
               <w:rPr>
                 <w:sz w:val="20"/>
@@ -15060,7 +11432,6 @@
               </w:rPr>
               <w:t>configparser</w:t>
             </w:r>
-            <w:proofErr w:type="spellEnd"/>
           </w:p>
         </w:tc>
         <w:tc>
@@ -15137,7 +11508,6 @@
             </w:tcMar>
           </w:tcPr>
           <w:p>
-            <w:proofErr w:type="spellStart"/>
             <w:r>
               <w:rPr>
                 <w:sz w:val="20"/>
@@ -15145,7 +11515,6 @@
               </w:rPr>
               <w:t>pickle</w:t>
             </w:r>
-            <w:proofErr w:type="spellEnd"/>
           </w:p>
         </w:tc>
         <w:tc>
@@ -15193,72 +11562,13 @@
             </w:tcMar>
           </w:tcPr>
           <w:p>
-            <w:proofErr w:type="spellStart"/>
-            <w:r>
-              <w:rPr>
-                <w:sz w:val="20"/>
-                <w:szCs w:val="20"/>
-              </w:rPr>
-              <w:t>Сериализация</w:t>
-            </w:r>
-            <w:proofErr w:type="spellEnd"/>
-            <w:r>
-              <w:rPr>
-                <w:sz w:val="20"/>
-                <w:szCs w:val="20"/>
-              </w:rPr>
-              <w:t>/</w:t>
-            </w:r>
-            <w:proofErr w:type="spellStart"/>
-            <w:r>
-              <w:rPr>
-                <w:sz w:val="20"/>
-                <w:szCs w:val="20"/>
-              </w:rPr>
-              <w:t>десериализация</w:t>
-            </w:r>
-            <w:proofErr w:type="spellEnd"/>
-            <w:r>
-              <w:rPr>
-                <w:sz w:val="20"/>
-                <w:szCs w:val="20"/>
-              </w:rPr>
-              <w:t xml:space="preserve"> </w:t>
-            </w:r>
-            <w:proofErr w:type="spellStart"/>
-            <w:r>
-              <w:rPr>
-                <w:sz w:val="20"/>
-                <w:szCs w:val="20"/>
-              </w:rPr>
-              <w:t>DataFrame</w:t>
-            </w:r>
-            <w:proofErr w:type="spellEnd"/>
-            <w:r>
-              <w:rPr>
-                <w:sz w:val="20"/>
-                <w:szCs w:val="20"/>
-              </w:rPr>
-              <w:t xml:space="preserve"> </w:t>
-            </w:r>
-            <w:proofErr w:type="gramStart"/>
-            <w:r>
-              <w:rPr>
-                <w:sz w:val="20"/>
-                <w:szCs w:val="20"/>
-              </w:rPr>
-              <w:t>в .</w:t>
-            </w:r>
-            <w:proofErr w:type="spellStart"/>
-            <w:r>
-              <w:rPr>
-                <w:sz w:val="20"/>
-                <w:szCs w:val="20"/>
-              </w:rPr>
-              <w:t>pkl</w:t>
-            </w:r>
-            <w:proofErr w:type="spellEnd"/>
-            <w:proofErr w:type="gramEnd"/>
+            <w:r>
+              <w:rPr>
+                <w:sz w:val="20"/>
+                <w:szCs w:val="20"/>
+              </w:rPr>
+              <w:t>Сериализация/десериализация DataFrame в .pkl</w:t>
+            </w:r>
           </w:p>
         </w:tc>
       </w:tr>
@@ -15281,31 +11591,13 @@
             </w:tcMar>
           </w:tcPr>
           <w:p>
-            <w:proofErr w:type="spellStart"/>
-            <w:r>
-              <w:rPr>
-                <w:sz w:val="20"/>
-                <w:szCs w:val="20"/>
-              </w:rPr>
-              <w:t>os</w:t>
-            </w:r>
-            <w:proofErr w:type="spellEnd"/>
-            <w:r>
-              <w:rPr>
-                <w:sz w:val="20"/>
-                <w:szCs w:val="20"/>
-              </w:rPr>
-              <w:t xml:space="preserve"> / </w:t>
-            </w:r>
-            <w:proofErr w:type="spellStart"/>
-            <w:r>
-              <w:rPr>
-                <w:sz w:val="20"/>
-                <w:szCs w:val="20"/>
-              </w:rPr>
-              <w:t>sys</w:t>
-            </w:r>
-            <w:proofErr w:type="spellEnd"/>
+            <w:r>
+              <w:rPr>
+                <w:sz w:val="20"/>
+                <w:szCs w:val="20"/>
+              </w:rPr>
+              <w:t>os / sys</w:t>
+            </w:r>
           </w:p>
         </w:tc>
         <w:tc>
@@ -15382,7 +11674,6 @@
             </w:tcMar>
           </w:tcPr>
           <w:p>
-            <w:proofErr w:type="spellStart"/>
             <w:r>
               <w:rPr>
                 <w:sz w:val="20"/>
@@ -15390,7 +11681,6 @@
               </w:rPr>
               <w:t>random</w:t>
             </w:r>
-            <w:proofErr w:type="spellEnd"/>
           </w:p>
         </w:tc>
         <w:tc>
@@ -15510,21 +11800,8 @@
         <w:spacing w:before="40" w:after="40"/>
       </w:pPr>
       <w:r>
-        <w:t xml:space="preserve">Реализован полнофункциональный GUI на </w:t>
-      </w:r>
-      <w:proofErr w:type="spellStart"/>
-      <w:r>
-        <w:t>Tkinter</w:t>
-      </w:r>
-      <w:proofErr w:type="spellEnd"/>
-      <w:r>
-        <w:t xml:space="preserve"> с боковым меню, цветовой схемой из config.ini и </w:t>
-      </w:r>
-      <w:proofErr w:type="spellStart"/>
-      <w:r>
-        <w:t>hover</w:t>
-      </w:r>
-      <w:proofErr w:type="spellEnd"/>
+        <w:t>Реализован полнофункциональный GUI на Tkinter с боковым меню, цветовой схемой из config.ini и hover</w:t>
+      </w:r>
       <w:r>
         <w:t>-</w:t>
       </w:r>
@@ -15548,23 +11825,7 @@
         <w:t>-</w:t>
       </w:r>
       <w:r>
-        <w:t xml:space="preserve">интерфейсом, валидацией данных и </w:t>
-      </w:r>
-      <w:proofErr w:type="spellStart"/>
-      <w:r>
-        <w:t>автосохранением</w:t>
-      </w:r>
-      <w:proofErr w:type="spellEnd"/>
-      <w:r>
-        <w:t xml:space="preserve"> в </w:t>
-      </w:r>
-      <w:proofErr w:type="spellStart"/>
-      <w:r>
-        <w:t>pkl</w:t>
-      </w:r>
-      <w:proofErr w:type="spellEnd"/>
-      <w:r>
-        <w:t>.</w:t>
+        <w:t>интерфейсом, валидацией данных и автосохранением в pkl.</w:t>
       </w:r>
     </w:p>
     <w:p>
@@ -15582,13 +11843,8 @@
       <w:r>
         <w:t>-</w:t>
       </w:r>
-      <w:proofErr w:type="spellStart"/>
-      <w:r>
-        <w:t>Вискера</w:t>
-      </w:r>
-      <w:proofErr w:type="spellEnd"/>
-      <w:r>
-        <w:t>, рассеивание).</w:t>
+      <w:r>
+        <w:t>Вискера, рассеивание).</w:t>
       </w:r>
     </w:p>
     <w:p>
@@ -15627,44 +11883,7 @@
         <w:spacing w:before="40" w:after="40"/>
       </w:pPr>
       <w:r>
-        <w:t xml:space="preserve">Код соответствует стандартам PEP 8 и PEP 257: каждая функция содержит </w:t>
-      </w:r>
-      <w:proofErr w:type="spellStart"/>
-      <w:r>
-        <w:t>docstring</w:t>
-      </w:r>
-      <w:proofErr w:type="spellEnd"/>
-      <w:r>
-        <w:t xml:space="preserve"> </w:t>
-      </w:r>
-      <w:proofErr w:type="gramStart"/>
-      <w:r>
-        <w:t>с :</w:t>
-      </w:r>
-      <w:proofErr w:type="spellStart"/>
-      <w:proofErr w:type="gramEnd"/>
-      <w:r>
-        <w:t>param</w:t>
-      </w:r>
-      <w:proofErr w:type="spellEnd"/>
-      <w:r>
-        <w:t>:, :</w:t>
-      </w:r>
-      <w:proofErr w:type="spellStart"/>
-      <w:r>
-        <w:t>returns</w:t>
-      </w:r>
-      <w:proofErr w:type="spellEnd"/>
-      <w:r>
-        <w:t>:, :</w:t>
-      </w:r>
-      <w:proofErr w:type="spellStart"/>
-      <w:r>
-        <w:t>author</w:t>
-      </w:r>
-      <w:proofErr w:type="spellEnd"/>
-      <w:r>
-        <w:t>:.</w:t>
+        <w:t>Код соответствует стандартам PEP 8 и PEP 257: каждая функция содержит docstring с :param:, :returns:, :author:.</w:t>
       </w:r>
     </w:p>
     <w:p>
@@ -15691,15 +11910,7 @@
         <w:jc w:val="both"/>
       </w:pPr>
       <w:r>
-        <w:t xml:space="preserve">Приложение готово к демонстрации и запускается из командной строки командой </w:t>
-      </w:r>
-      <w:proofErr w:type="spellStart"/>
-      <w:r>
-        <w:t>python</w:t>
-      </w:r>
-      <w:proofErr w:type="spellEnd"/>
-      <w:r>
-        <w:t xml:space="preserve"> scripts/main.py без дополнительной настройки.</w:t>
+        <w:t>Приложение готово к демонстрации и запускается из командной строки командой python scripts/main.py без дополнительной настройки.</w:t>
       </w:r>
     </w:p>
     <w:sectPr>
